--- a/resume_zyrr.docx
+++ b/resume_zyrr.docx
@@ -988,6 +988,274 @@
       </w:r>
       <w:bookmarkStart w:id="0" w:name="OLE_LINK7"/>
     </w:p>
+    <w:p>
+      <w:pPr>
+        <w:pBdr>
+          <w:bottom w:val="single" w:sz="4" w:space="0" w:color="auto"/>
+        </w:pBdr>
+        <w:spacing w:after="100"/>
+        <w:rPr>
+          <w:rFonts w:ascii="Times New Roman" w:hAnsi="Times New Roman" w:cs="Times New Roman"/>
+          <w:b/>
+          <w:sz w:val="24"/>
+          <w:shd w:val="pct15" w:color="auto" w:fill="FFFFFF"/>
+        </w:rPr>
+      </w:pPr>
+      <w:r>
+        <w:rPr>
+          <w:rFonts w:ascii="Times New Roman" w:hAnsi="Times New Roman" w:cs="Times New Roman"/>
+          <w:b/>
+          <w:sz w:val="24"/>
+          <w:shd w:val="pct15" w:color="auto" w:fill="FFFFFF"/>
+        </w:rPr>
+        <w:t xml:space="preserve">TECHNICAL </w:t>
+      </w:r>
+      <w:r>
+        <w:rPr>
+          <w:rFonts w:ascii="Times New Roman" w:hAnsi="Times New Roman" w:cs="Times New Roman"/>
+          <w:b/>
+          <w:sz w:val="24"/>
+          <w:shd w:val="pct15" w:color="auto" w:fill="FFFFFF"/>
+        </w:rPr>
+        <w:t>SKILLS</w:t>
+      </w:r>
+    </w:p>
+    <w:p>
+      <w:pPr>
+        <w:rPr>
+          <w:rFonts w:ascii="Times New Roman" w:hAnsi="Times New Roman" w:cs="Times New Roman"/>
+          <w:b/>
+          <w:bCs/>
+        </w:rPr>
+      </w:pPr>
+      <w:r>
+        <w:rPr>
+          <w:rFonts w:ascii="Times New Roman" w:eastAsia="宋体" w:hAnsi="Times New Roman" w:cs="Times New Roman"/>
+          <w:b/>
+          <w:bCs/>
+          <w:sz w:val="22"/>
+          <w:szCs w:val="22"/>
+        </w:rPr>
+        <w:t xml:space="preserve">AI &amp; Data Science: </w:t>
+      </w:r>
+      <w:r>
+        <w:rPr>
+          <w:rFonts w:ascii="Times New Roman" w:eastAsia="宋体" w:hAnsi="Times New Roman" w:cs="Times New Roman"/>
+          <w:sz w:val="22"/>
+          <w:szCs w:val="22"/>
+        </w:rPr>
+        <w:t>Graph algorithm library (</w:t>
+      </w:r>
+      <w:proofErr w:type="spellStart"/>
+      <w:r>
+        <w:rPr>
+          <w:rFonts w:ascii="Times New Roman" w:eastAsia="宋体" w:hAnsi="Times New Roman" w:cs="Times New Roman"/>
+          <w:sz w:val="22"/>
+          <w:szCs w:val="22"/>
+        </w:rPr>
+        <w:t>Network</w:t>
+      </w:r>
+      <w:r>
+        <w:rPr>
+          <w:rFonts w:ascii="Times New Roman" w:eastAsia="宋体" w:hAnsi="Times New Roman" w:cs="Times New Roman"/>
+          <w:sz w:val="22"/>
+          <w:szCs w:val="22"/>
+        </w:rPr>
+        <w:t>X</w:t>
+      </w:r>
+      <w:proofErr w:type="spellEnd"/>
+      <w:r>
+        <w:rPr>
+          <w:rFonts w:ascii="Times New Roman" w:eastAsia="宋体" w:hAnsi="Times New Roman" w:cs="Times New Roman"/>
+          <w:sz w:val="22"/>
+          <w:szCs w:val="22"/>
+        </w:rPr>
+        <w:t>),</w:t>
+      </w:r>
+      <w:r>
+        <w:rPr>
+          <w:rFonts w:ascii="Times New Roman" w:hAnsi="Times New Roman" w:cs="Times New Roman"/>
+        </w:rPr>
+        <w:t xml:space="preserve"> ML/AI</w:t>
+      </w:r>
+      <w:r>
+        <w:rPr>
+          <w:rFonts w:ascii="Times New Roman" w:hAnsi="Times New Roman" w:cs="Times New Roman"/>
+        </w:rPr>
+        <w:t xml:space="preserve"> algorithm</w:t>
+      </w:r>
+      <w:r>
+        <w:rPr>
+          <w:rFonts w:ascii="Times New Roman" w:hAnsi="Times New Roman" w:cs="Times New Roman"/>
+        </w:rPr>
+        <w:t xml:space="preserve"> library (</w:t>
+      </w:r>
+      <w:proofErr w:type="spellStart"/>
+      <w:r>
+        <w:rPr>
+          <w:rFonts w:ascii="Times New Roman" w:eastAsia="宋体" w:hAnsi="Times New Roman" w:cs="Times New Roman"/>
+          <w:sz w:val="22"/>
+          <w:szCs w:val="22"/>
+        </w:rPr>
+        <w:t>PyTorch</w:t>
+      </w:r>
+      <w:proofErr w:type="spellEnd"/>
+      <w:r>
+        <w:rPr>
+          <w:rFonts w:ascii="Times New Roman" w:eastAsia="宋体" w:hAnsi="Times New Roman" w:cs="Times New Roman"/>
+          <w:sz w:val="22"/>
+          <w:szCs w:val="22"/>
+        </w:rPr>
+        <w:t>, TensorFlow, NumPy</w:t>
+      </w:r>
+      <w:r>
+        <w:rPr>
+          <w:rFonts w:ascii="Times New Roman" w:eastAsia="宋体" w:hAnsi="Times New Roman" w:cs="Times New Roman"/>
+          <w:sz w:val="22"/>
+          <w:szCs w:val="22"/>
+        </w:rPr>
+        <w:t>)</w:t>
+      </w:r>
+    </w:p>
+    <w:p>
+      <w:pPr>
+        <w:rPr>
+          <w:rFonts w:ascii="Times New Roman" w:eastAsia="宋体" w:hAnsi="Times New Roman" w:cs="Times New Roman"/>
+          <w:b/>
+          <w:bCs/>
+          <w:sz w:val="22"/>
+          <w:szCs w:val="22"/>
+        </w:rPr>
+      </w:pPr>
+      <w:r>
+        <w:rPr>
+          <w:rFonts w:ascii="Times New Roman" w:eastAsia="宋体" w:hAnsi="Times New Roman" w:cs="Times New Roman"/>
+          <w:b/>
+          <w:bCs/>
+          <w:sz w:val="22"/>
+          <w:szCs w:val="22"/>
+        </w:rPr>
+        <w:t>Systems &amp; Software:</w:t>
+      </w:r>
+      <w:r>
+        <w:rPr>
+          <w:rFonts w:ascii="Times New Roman" w:eastAsia="宋体" w:hAnsi="Times New Roman" w:cs="Times New Roman"/>
+          <w:sz w:val="22"/>
+          <w:szCs w:val="22"/>
+        </w:rPr>
+        <w:t xml:space="preserve"> Python, C/C++, Java, TypeScript, HTML, Linux Shell, LaTeX</w:t>
+      </w:r>
+    </w:p>
+    <w:p>
+      <w:pPr>
+        <w:rPr>
+          <w:b/>
+          <w:bCs/>
+        </w:rPr>
+      </w:pPr>
+      <w:r>
+        <w:rPr>
+          <w:rFonts w:ascii="Times New Roman" w:eastAsia="宋体" w:hAnsi="Times New Roman" w:cs="Times New Roman"/>
+          <w:b/>
+          <w:bCs/>
+          <w:sz w:val="22"/>
+          <w:szCs w:val="22"/>
+        </w:rPr>
+        <w:t>Biological &amp; Microfluidic Fabrication:</w:t>
+      </w:r>
+      <w:r>
+        <w:rPr>
+          <w:rFonts w:ascii="Times New Roman" w:eastAsia="宋体" w:hAnsi="Times New Roman" w:cs="Times New Roman"/>
+          <w:sz w:val="22"/>
+          <w:szCs w:val="22"/>
+        </w:rPr>
+        <w:t xml:space="preserve"> CNC </w:t>
+      </w:r>
+      <w:r>
+        <w:rPr>
+          <w:rFonts w:ascii="Times New Roman" w:eastAsia="宋体" w:hAnsi="Times New Roman" w:cs="Times New Roman"/>
+          <w:sz w:val="22"/>
+          <w:szCs w:val="22"/>
+        </w:rPr>
+        <w:t>M</w:t>
+      </w:r>
+      <w:r>
+        <w:rPr>
+          <w:rFonts w:ascii="Times New Roman" w:eastAsia="宋体" w:hAnsi="Times New Roman" w:cs="Times New Roman"/>
+          <w:sz w:val="22"/>
+          <w:szCs w:val="22"/>
+        </w:rPr>
+        <w:t xml:space="preserve">illing, </w:t>
+      </w:r>
+      <w:r>
+        <w:rPr>
+          <w:rFonts w:ascii="Times New Roman" w:eastAsia="宋体" w:hAnsi="Times New Roman" w:cs="Times New Roman"/>
+          <w:sz w:val="22"/>
+          <w:szCs w:val="22"/>
+        </w:rPr>
+        <w:t>L</w:t>
+      </w:r>
+      <w:r>
+        <w:rPr>
+          <w:rFonts w:ascii="Times New Roman" w:eastAsia="宋体" w:hAnsi="Times New Roman" w:cs="Times New Roman"/>
+          <w:sz w:val="22"/>
+          <w:szCs w:val="22"/>
+        </w:rPr>
+        <w:t xml:space="preserve">aser </w:t>
+      </w:r>
+      <w:r>
+        <w:rPr>
+          <w:rFonts w:ascii="Times New Roman" w:eastAsia="宋体" w:hAnsi="Times New Roman" w:cs="Times New Roman"/>
+          <w:sz w:val="22"/>
+          <w:szCs w:val="22"/>
+        </w:rPr>
+        <w:t>C</w:t>
+      </w:r>
+      <w:r>
+        <w:rPr>
+          <w:rFonts w:ascii="Times New Roman" w:eastAsia="宋体" w:hAnsi="Times New Roman" w:cs="Times New Roman"/>
+          <w:sz w:val="22"/>
+          <w:szCs w:val="22"/>
+        </w:rPr>
+        <w:t>utting</w:t>
+      </w:r>
+    </w:p>
+    <w:p>
+      <w:pPr>
+        <w:spacing w:after="200"/>
+        <w:rPr>
+          <w:rFonts w:ascii="Times New Roman" w:eastAsia="宋体" w:hAnsi="Times New Roman" w:cs="Times New Roman"/>
+          <w:sz w:val="22"/>
+          <w:szCs w:val="22"/>
+        </w:rPr>
+      </w:pPr>
+      <w:r>
+        <w:rPr>
+          <w:rFonts w:ascii="Times New Roman" w:eastAsia="宋体" w:hAnsi="Times New Roman" w:cs="Times New Roman"/>
+          <w:b/>
+          <w:bCs/>
+          <w:sz w:val="22"/>
+          <w:szCs w:val="22"/>
+        </w:rPr>
+        <w:t>Design &amp; Modeling Tools:</w:t>
+      </w:r>
+      <w:r>
+        <w:rPr>
+          <w:rFonts w:ascii="Times New Roman" w:eastAsia="宋体" w:hAnsi="Times New Roman" w:cs="Times New Roman"/>
+          <w:sz w:val="22"/>
+          <w:szCs w:val="22"/>
+        </w:rPr>
+        <w:t xml:space="preserve"> Fusion 360</w:t>
+      </w:r>
+      <w:r>
+        <w:rPr>
+          <w:rFonts w:ascii="Times New Roman" w:eastAsia="宋体" w:hAnsi="Times New Roman" w:cs="Times New Roman"/>
+          <w:sz w:val="22"/>
+          <w:szCs w:val="22"/>
+        </w:rPr>
+        <w:t>, Microfluidic Devices Manual Design</w:t>
+      </w:r>
+    </w:p>
     <w:bookmarkEnd w:id="0"/>
     <w:p>
       <w:pPr>
@@ -1176,7 +1444,31 @@
           <w:sz w:val="22"/>
           <w:szCs w:val="28"/>
         </w:rPr>
-        <w:t>Developed a DSL and compiler that transform behavioral design inputs into structured connectivity graphs, which are further processed by external placement and routing algorithms (CUHK collaboration).</w:t>
+        <w:t>Developed a DSL and compiler that transform behavioral design inputs into structured connectivity graphs, which are further processed by external placement and routing algorithms</w:t>
+      </w:r>
+      <w:r>
+        <w:rPr>
+          <w:rFonts w:ascii="Times New Roman" w:hAnsi="Times New Roman" w:cs="Times New Roman"/>
+          <w:sz w:val="22"/>
+          <w:szCs w:val="28"/>
+        </w:rPr>
+        <w:t>;</w:t>
+      </w:r>
+      <w:r>
+        <w:rPr>
+          <w:rFonts w:ascii="Times New Roman" w:hAnsi="Times New Roman" w:cs="Times New Roman"/>
+          <w:sz w:val="22"/>
+          <w:szCs w:val="28"/>
+        </w:rPr>
+        <w:t xml:space="preserve"> </w:t>
+      </w:r>
+      <w:r>
+        <w:rPr>
+          <w:rFonts w:ascii="Times New Roman" w:hAnsi="Times New Roman" w:cs="Times New Roman"/>
+          <w:sz w:val="22"/>
+          <w:szCs w:val="28"/>
+        </w:rPr>
+        <w:t>the DSL is currently supported by all five major mainstream large language models for assisted program synthesis.</w:t>
       </w:r>
     </w:p>
     <w:p>
@@ -1497,7 +1789,16 @@
           <w:sz w:val="22"/>
           <w:szCs w:val="28"/>
         </w:rPr>
-        <w:t>Constructed benchmark datasets and logic-level constraint representations for evaluating and optimizing microfluidic design automation methods.</w:t>
+        <w:t xml:space="preserve">Constructed benchmark datasets and logic-level constraint representations for evaluating and optimizing </w:t>
+      </w:r>
+      <w:r>
+        <w:rPr>
+          <w:rFonts w:ascii="Times New Roman" w:hAnsi="Times New Roman" w:cs="Times New Roman"/>
+          <w:sz w:val="22"/>
+          <w:szCs w:val="28"/>
+        </w:rPr>
+        <w:lastRenderedPageBreak/>
+        <w:t>microfluidic design automation methods.</w:t>
       </w:r>
     </w:p>
     <w:p>
@@ -1600,7 +1901,6 @@
           <w:sz w:val="22"/>
           <w:szCs w:val="22"/>
         </w:rPr>
-        <w:lastRenderedPageBreak/>
         <w:t>iGEM</w:t>
       </w:r>
       <w:proofErr w:type="spellEnd"/>
@@ -2223,6 +2523,788 @@
           <w:sz w:val="24"/>
           <w:shd w:val="pct15" w:color="auto" w:fill="FFFFFF"/>
         </w:rPr>
+        <w:t>PROFESSIONAL SERVICES</w:t>
+      </w:r>
+      <w:r>
+        <w:rPr>
+          <w:rFonts w:ascii="Times New Roman" w:hAnsi="Times New Roman" w:cs="Times New Roman"/>
+          <w:b/>
+          <w:sz w:val="24"/>
+          <w:shd w:val="pct15" w:color="auto" w:fill="FFFFFF"/>
+        </w:rPr>
+        <w:t xml:space="preserve"> &amp; ACTIVITIES</w:t>
+      </w:r>
+    </w:p>
+    <w:p>
+      <w:pPr>
+        <w:rPr>
+          <w:rFonts w:ascii="Times New Roman" w:eastAsia="宋体" w:hAnsi="Times New Roman" w:cs="Times New Roman"/>
+          <w:sz w:val="22"/>
+          <w:szCs w:val="22"/>
+        </w:rPr>
+      </w:pPr>
+      <w:r>
+        <w:rPr>
+          <w:rFonts w:ascii="Times New Roman" w:eastAsia="宋体" w:hAnsi="Times New Roman" w:cs="Times New Roman"/>
+          <w:sz w:val="22"/>
+          <w:szCs w:val="22"/>
+        </w:rPr>
+        <w:t xml:space="preserve">Mentor, </w:t>
+      </w:r>
+      <w:r>
+        <w:rPr>
+          <w:rFonts w:ascii="Times New Roman" w:eastAsia="宋体" w:hAnsi="Times New Roman" w:cs="Times New Roman"/>
+          <w:b/>
+          <w:bCs/>
+          <w:sz w:val="22"/>
+          <w:szCs w:val="22"/>
+        </w:rPr>
+        <w:t>EBRC Mentorship for Undergraduate and Master’s Students Program (</w:t>
+      </w:r>
+      <w:proofErr w:type="gramStart"/>
+      <w:r>
+        <w:rPr>
+          <w:rFonts w:ascii="Times New Roman" w:eastAsia="宋体" w:hAnsi="Times New Roman" w:cs="Times New Roman"/>
+          <w:b/>
+          <w:bCs/>
+          <w:sz w:val="22"/>
+          <w:szCs w:val="22"/>
+        </w:rPr>
+        <w:t>EMUMS)</w:t>
+      </w:r>
+      <w:r>
+        <w:rPr>
+          <w:rFonts w:ascii="Times New Roman" w:eastAsia="宋体" w:hAnsi="Times New Roman" w:cs="Times New Roman" w:hint="eastAsia"/>
+          <w:sz w:val="22"/>
+          <w:szCs w:val="22"/>
+        </w:rPr>
+        <w:t xml:space="preserve">   </w:t>
+      </w:r>
+      <w:proofErr w:type="gramEnd"/>
+      <w:r>
+        <w:rPr>
+          <w:rFonts w:ascii="Times New Roman" w:eastAsia="宋体" w:hAnsi="Times New Roman" w:cs="Times New Roman" w:hint="eastAsia"/>
+          <w:sz w:val="22"/>
+          <w:szCs w:val="22"/>
+        </w:rPr>
+        <w:t xml:space="preserve">         </w:t>
+      </w:r>
+      <w:r>
+        <w:rPr>
+          <w:rFonts w:ascii="Times New Roman" w:eastAsia="宋体" w:hAnsi="Times New Roman" w:cs="Times New Roman"/>
+          <w:sz w:val="22"/>
+          <w:szCs w:val="22"/>
+        </w:rPr>
+        <w:t xml:space="preserve">     0</w:t>
+      </w:r>
+      <w:r>
+        <w:rPr>
+          <w:rFonts w:ascii="Times New Roman" w:hAnsi="Times New Roman" w:cs="Times New Roman"/>
+          <w:sz w:val="22"/>
+          <w:szCs w:val="22"/>
+        </w:rPr>
+        <w:t>4</w:t>
+      </w:r>
+      <w:r>
+        <w:rPr>
+          <w:rFonts w:ascii="Times New Roman" w:hAnsi="Times New Roman" w:cs="Times New Roman"/>
+          <w:sz w:val="22"/>
+          <w:szCs w:val="22"/>
+        </w:rPr>
+        <w:t>/202</w:t>
+      </w:r>
+      <w:r>
+        <w:rPr>
+          <w:rFonts w:ascii="Times New Roman" w:hAnsi="Times New Roman" w:cs="Times New Roman"/>
+          <w:sz w:val="22"/>
+          <w:szCs w:val="22"/>
+        </w:rPr>
+        <w:t>5</w:t>
+      </w:r>
+      <w:r>
+        <w:rPr>
+          <w:rFonts w:ascii="Times New Roman" w:eastAsia="宋体" w:hAnsi="Times New Roman" w:cs="Times New Roman"/>
+          <w:sz w:val="22"/>
+          <w:szCs w:val="22"/>
+        </w:rPr>
+        <w:t>-Now</w:t>
+      </w:r>
+    </w:p>
+    <w:p>
+      <w:pPr>
+        <w:rPr>
+          <w:rFonts w:ascii="Times New Roman" w:eastAsia="宋体" w:hAnsi="Times New Roman" w:cs="Times New Roman"/>
+          <w:sz w:val="22"/>
+          <w:szCs w:val="22"/>
+        </w:rPr>
+      </w:pPr>
+      <w:r>
+        <w:rPr>
+          <w:rFonts w:ascii="Times New Roman" w:eastAsia="宋体" w:hAnsi="Times New Roman" w:cs="Times New Roman"/>
+          <w:sz w:val="22"/>
+          <w:szCs w:val="22"/>
+        </w:rPr>
+        <w:t xml:space="preserve">Direct Mentor, </w:t>
+      </w:r>
+      <w:r>
+        <w:rPr>
+          <w:rFonts w:ascii="Times New Roman" w:eastAsia="宋体" w:hAnsi="Times New Roman" w:cs="Times New Roman"/>
+          <w:b/>
+          <w:bCs/>
+          <w:sz w:val="22"/>
+          <w:szCs w:val="22"/>
+        </w:rPr>
+        <w:t>Eric Xie</w:t>
+      </w:r>
+      <w:r>
+        <w:rPr>
+          <w:rFonts w:ascii="Times New Roman" w:eastAsia="宋体" w:hAnsi="Times New Roman" w:cs="Times New Roman"/>
+          <w:sz w:val="22"/>
+          <w:szCs w:val="22"/>
+        </w:rPr>
+        <w:t>, Undergraduate Research Assistant, CIDAR Lab</w:t>
+      </w:r>
+      <w:r>
+        <w:rPr>
+          <w:rFonts w:ascii="Times New Roman" w:eastAsia="宋体" w:hAnsi="Times New Roman" w:cs="Times New Roman" w:hint="eastAsia"/>
+          <w:sz w:val="22"/>
+          <w:szCs w:val="22"/>
+        </w:rPr>
+        <w:t xml:space="preserve">                                    </w:t>
+      </w:r>
+      <w:r>
+        <w:rPr>
+          <w:rFonts w:ascii="Times New Roman" w:eastAsia="宋体" w:hAnsi="Times New Roman" w:cs="Times New Roman"/>
+          <w:sz w:val="22"/>
+          <w:szCs w:val="22"/>
+        </w:rPr>
+        <w:t xml:space="preserve">                0</w:t>
+      </w:r>
+      <w:r>
+        <w:rPr>
+          <w:rFonts w:ascii="Times New Roman" w:hAnsi="Times New Roman" w:cs="Times New Roman" w:hint="eastAsia"/>
+          <w:sz w:val="22"/>
+          <w:szCs w:val="22"/>
+        </w:rPr>
+        <w:t>6</w:t>
+      </w:r>
+      <w:r>
+        <w:rPr>
+          <w:rFonts w:ascii="Times New Roman" w:hAnsi="Times New Roman" w:cs="Times New Roman"/>
+          <w:sz w:val="22"/>
+          <w:szCs w:val="22"/>
+        </w:rPr>
+        <w:t>/202</w:t>
+      </w:r>
+      <w:r>
+        <w:rPr>
+          <w:rFonts w:ascii="Times New Roman" w:hAnsi="Times New Roman" w:cs="Times New Roman" w:hint="eastAsia"/>
+          <w:sz w:val="22"/>
+          <w:szCs w:val="22"/>
+        </w:rPr>
+        <w:t>3</w:t>
+      </w:r>
+      <w:r>
+        <w:rPr>
+          <w:rFonts w:ascii="Times New Roman" w:eastAsia="宋体" w:hAnsi="Times New Roman" w:cs="Times New Roman"/>
+          <w:sz w:val="22"/>
+          <w:szCs w:val="22"/>
+        </w:rPr>
+        <w:t>-Now</w:t>
+      </w:r>
+    </w:p>
+    <w:p>
+      <w:pPr>
+        <w:tabs>
+          <w:tab w:val="left" w:pos="170"/>
+        </w:tabs>
+        <w:rPr>
+          <w:rFonts w:ascii="Times New Roman" w:hAnsi="Times New Roman" w:cs="Times New Roman"/>
+          <w:sz w:val="22"/>
+          <w:szCs w:val="22"/>
+        </w:rPr>
+      </w:pPr>
+      <w:r>
+        <w:rPr>
+          <w:rFonts w:ascii="Times New Roman" w:hAnsi="Times New Roman" w:cs="Times New Roman"/>
+          <w:sz w:val="22"/>
+          <w:szCs w:val="22"/>
+        </w:rPr>
+        <w:t xml:space="preserve">International Workshop on Bio-Design Automation (IWBDA’25), </w:t>
+      </w:r>
+      <w:r>
+        <w:rPr>
+          <w:rFonts w:ascii="Times New Roman" w:hAnsi="Times New Roman" w:cs="Times New Roman"/>
+          <w:b/>
+          <w:bCs/>
+          <w:sz w:val="22"/>
+          <w:szCs w:val="22"/>
+        </w:rPr>
+        <w:t>Oral Presentation</w:t>
+      </w:r>
+      <w:r>
+        <w:rPr>
+          <w:rFonts w:ascii="Times New Roman" w:hAnsi="Times New Roman" w:cs="Times New Roman"/>
+          <w:sz w:val="22"/>
+          <w:szCs w:val="22"/>
+        </w:rPr>
+        <w:t xml:space="preserve">  </w:t>
+      </w:r>
+      <w:r>
+        <w:rPr>
+          <w:rFonts w:ascii="Times New Roman" w:hAnsi="Times New Roman" w:cs="Times New Roman"/>
+          <w:sz w:val="22"/>
+          <w:szCs w:val="22"/>
+        </w:rPr>
+        <w:t xml:space="preserve">        </w:t>
+      </w:r>
+      <w:r>
+        <w:rPr>
+          <w:rFonts w:ascii="Times New Roman" w:hAnsi="Times New Roman" w:cs="Times New Roman"/>
+          <w:sz w:val="22"/>
+          <w:szCs w:val="22"/>
+        </w:rPr>
+        <w:t xml:space="preserve">    </w:t>
+      </w:r>
+      <w:r>
+        <w:rPr>
+          <w:rFonts w:ascii="Times New Roman" w:hAnsi="Times New Roman" w:cs="Times New Roman"/>
+          <w:sz w:val="22"/>
+          <w:szCs w:val="22"/>
+        </w:rPr>
+        <w:t xml:space="preserve">  </w:t>
+      </w:r>
+      <w:r>
+        <w:rPr>
+          <w:rFonts w:ascii="Times New Roman" w:hAnsi="Times New Roman" w:cs="Times New Roman"/>
+          <w:sz w:val="22"/>
+          <w:szCs w:val="22"/>
+        </w:rPr>
+        <w:t xml:space="preserve">                              </w:t>
+      </w:r>
+      <w:r>
+        <w:rPr>
+          <w:rFonts w:ascii="Times New Roman" w:hAnsi="Times New Roman" w:cs="Times New Roman"/>
+          <w:sz w:val="22"/>
+          <w:szCs w:val="22"/>
+        </w:rPr>
+        <w:t>09</w:t>
+      </w:r>
+      <w:r>
+        <w:rPr>
+          <w:rFonts w:ascii="Times New Roman" w:hAnsi="Times New Roman" w:cs="Times New Roman"/>
+          <w:sz w:val="22"/>
+          <w:szCs w:val="22"/>
+        </w:rPr>
+        <w:t>/202</w:t>
+      </w:r>
+      <w:r>
+        <w:rPr>
+          <w:rFonts w:ascii="Times New Roman" w:hAnsi="Times New Roman" w:cs="Times New Roman"/>
+          <w:sz w:val="22"/>
+          <w:szCs w:val="22"/>
+        </w:rPr>
+        <w:t>5</w:t>
+      </w:r>
+    </w:p>
+    <w:p>
+      <w:pPr>
+        <w:tabs>
+          <w:tab w:val="left" w:pos="170"/>
+        </w:tabs>
+        <w:rPr>
+          <w:rFonts w:ascii="Times New Roman" w:hAnsi="Times New Roman" w:cs="Times New Roman"/>
+          <w:sz w:val="22"/>
+          <w:szCs w:val="22"/>
+        </w:rPr>
+      </w:pPr>
+      <w:r>
+        <w:rPr>
+          <w:rFonts w:ascii="Times New Roman" w:hAnsi="Times New Roman" w:cs="Times New Roman"/>
+          <w:sz w:val="22"/>
+          <w:szCs w:val="22"/>
+        </w:rPr>
+        <w:t>International Genetically Engineered Machine competition</w:t>
+      </w:r>
+      <w:r>
+        <w:rPr>
+          <w:rFonts w:ascii="Times New Roman" w:hAnsi="Times New Roman" w:cs="Times New Roman"/>
+          <w:sz w:val="22"/>
+          <w:szCs w:val="22"/>
+        </w:rPr>
+        <w:t xml:space="preserve"> </w:t>
+      </w:r>
+      <w:r>
+        <w:rPr>
+          <w:rFonts w:ascii="Times New Roman" w:hAnsi="Times New Roman" w:cs="Times New Roman"/>
+          <w:sz w:val="22"/>
+          <w:szCs w:val="22"/>
+        </w:rPr>
+        <w:t>(</w:t>
+      </w:r>
+      <w:r>
+        <w:rPr>
+          <w:rFonts w:ascii="Times New Roman" w:hAnsi="Times New Roman" w:cs="Times New Roman"/>
+          <w:sz w:val="22"/>
+          <w:szCs w:val="22"/>
+        </w:rPr>
+        <w:t>iGEM</w:t>
+      </w:r>
+      <w:r>
+        <w:rPr>
+          <w:rFonts w:ascii="Times New Roman" w:hAnsi="Times New Roman" w:cs="Times New Roman"/>
+          <w:sz w:val="22"/>
+          <w:szCs w:val="22"/>
+        </w:rPr>
+        <w:t>’</w:t>
+      </w:r>
+      <w:r>
+        <w:rPr>
+          <w:rFonts w:ascii="Times New Roman" w:hAnsi="Times New Roman" w:cs="Times New Roman"/>
+          <w:sz w:val="22"/>
+          <w:szCs w:val="22"/>
+        </w:rPr>
+        <w:t>19, iGEM</w:t>
+      </w:r>
+      <w:r>
+        <w:rPr>
+          <w:rFonts w:ascii="Times New Roman" w:hAnsi="Times New Roman" w:cs="Times New Roman"/>
+          <w:sz w:val="22"/>
+          <w:szCs w:val="22"/>
+        </w:rPr>
+        <w:t>’</w:t>
+      </w:r>
+      <w:r>
+        <w:rPr>
+          <w:rFonts w:ascii="Times New Roman" w:hAnsi="Times New Roman" w:cs="Times New Roman"/>
+          <w:sz w:val="22"/>
+          <w:szCs w:val="22"/>
+        </w:rPr>
+        <w:t>24</w:t>
+      </w:r>
+      <w:r>
+        <w:rPr>
+          <w:rFonts w:ascii="Times New Roman" w:hAnsi="Times New Roman" w:cs="Times New Roman"/>
+          <w:sz w:val="22"/>
+          <w:szCs w:val="22"/>
+        </w:rPr>
+        <w:t>)</w:t>
+      </w:r>
+      <w:r>
+        <w:rPr>
+          <w:rFonts w:ascii="Times New Roman" w:hAnsi="Times New Roman" w:cs="Times New Roman"/>
+          <w:sz w:val="22"/>
+          <w:szCs w:val="22"/>
+        </w:rPr>
+        <w:t xml:space="preserve">                                  11</w:t>
+      </w:r>
+      <w:r>
+        <w:rPr>
+          <w:rFonts w:ascii="Times New Roman" w:hAnsi="Times New Roman" w:cs="Times New Roman"/>
+          <w:sz w:val="22"/>
+          <w:szCs w:val="22"/>
+        </w:rPr>
+        <w:t>/20</w:t>
+      </w:r>
+      <w:r>
+        <w:rPr>
+          <w:rFonts w:ascii="Times New Roman" w:hAnsi="Times New Roman" w:cs="Times New Roman"/>
+          <w:sz w:val="22"/>
+          <w:szCs w:val="22"/>
+        </w:rPr>
+        <w:t>19, 11</w:t>
+      </w:r>
+      <w:r>
+        <w:rPr>
+          <w:rFonts w:ascii="Times New Roman" w:hAnsi="Times New Roman" w:cs="Times New Roman"/>
+          <w:sz w:val="22"/>
+          <w:szCs w:val="22"/>
+        </w:rPr>
+        <w:t>/20</w:t>
+      </w:r>
+      <w:r>
+        <w:rPr>
+          <w:rFonts w:ascii="Times New Roman" w:hAnsi="Times New Roman" w:cs="Times New Roman"/>
+          <w:sz w:val="22"/>
+          <w:szCs w:val="22"/>
+        </w:rPr>
+        <w:t>24</w:t>
+      </w:r>
+    </w:p>
+    <w:p>
+      <w:pPr>
+        <w:rPr>
+          <w:rFonts w:ascii="Times New Roman" w:eastAsia="宋体" w:hAnsi="Times New Roman" w:cs="Times New Roman"/>
+          <w:sz w:val="22"/>
+          <w:szCs w:val="22"/>
+        </w:rPr>
+      </w:pPr>
+      <w:r>
+        <w:rPr>
+          <w:rFonts w:ascii="Times New Roman" w:hAnsi="Times New Roman" w:cs="Times New Roman"/>
+          <w:sz w:val="22"/>
+          <w:szCs w:val="22"/>
+        </w:rPr>
+        <w:t xml:space="preserve">Inventor/Contributor, </w:t>
+      </w:r>
+      <w:r>
+        <w:rPr>
+          <w:rFonts w:ascii="Times New Roman" w:hAnsi="Times New Roman" w:cs="Times New Roman"/>
+          <w:b/>
+          <w:bCs/>
+          <w:sz w:val="22"/>
+          <w:szCs w:val="22"/>
+        </w:rPr>
+        <w:t>Patent: Agricultural Heavy Metal Biosensor-Integrated Device</w:t>
+      </w:r>
+      <w:r>
+        <w:rPr>
+          <w:rFonts w:ascii="Times New Roman" w:eastAsia="宋体" w:hAnsi="Times New Roman" w:cs="Times New Roman"/>
+          <w:sz w:val="22"/>
+          <w:szCs w:val="22"/>
+        </w:rPr>
+        <w:t xml:space="preserve">                               </w:t>
+      </w:r>
+      <w:r>
+        <w:rPr>
+          <w:rFonts w:ascii="Times New Roman" w:eastAsia="宋体" w:hAnsi="Times New Roman" w:cs="Times New Roman" w:hint="eastAsia"/>
+          <w:sz w:val="22"/>
+          <w:szCs w:val="22"/>
+        </w:rPr>
+        <w:t xml:space="preserve">  </w:t>
+      </w:r>
+      <w:r>
+        <w:rPr>
+          <w:rFonts w:ascii="Times New Roman" w:eastAsia="宋体" w:hAnsi="Times New Roman" w:cs="Times New Roman"/>
+          <w:sz w:val="22"/>
+          <w:szCs w:val="22"/>
+        </w:rPr>
+        <w:t>05</w:t>
+      </w:r>
+      <w:r>
+        <w:rPr>
+          <w:rFonts w:ascii="Times New Roman" w:eastAsia="宋体" w:hAnsi="Times New Roman" w:cs="Times New Roman" w:hint="eastAsia"/>
+          <w:sz w:val="22"/>
+          <w:szCs w:val="22"/>
+        </w:rPr>
+        <w:t>-11</w:t>
+      </w:r>
+      <w:r>
+        <w:rPr>
+          <w:rFonts w:ascii="Times New Roman" w:eastAsia="宋体" w:hAnsi="Times New Roman" w:cs="Times New Roman"/>
+          <w:sz w:val="22"/>
+          <w:szCs w:val="22"/>
+        </w:rPr>
+        <w:t>/2024</w:t>
+      </w:r>
+    </w:p>
+    <w:p>
+      <w:pPr>
+        <w:rPr>
+          <w:rFonts w:ascii="Times New Roman" w:eastAsia="宋体" w:hAnsi="Times New Roman" w:cs="Times New Roman"/>
+          <w:sz w:val="22"/>
+          <w:szCs w:val="22"/>
+        </w:rPr>
+      </w:pPr>
+      <w:r>
+        <w:rPr>
+          <w:rFonts w:ascii="Times New Roman" w:eastAsia="宋体" w:hAnsi="Times New Roman" w:cs="Times New Roman"/>
+          <w:sz w:val="22"/>
+          <w:szCs w:val="22"/>
+        </w:rPr>
+        <w:t xml:space="preserve">Student Mentor of </w:t>
+      </w:r>
+      <w:proofErr w:type="spellStart"/>
+      <w:r>
+        <w:rPr>
+          <w:rFonts w:ascii="Times New Roman" w:eastAsia="宋体" w:hAnsi="Times New Roman" w:cs="Times New Roman"/>
+          <w:sz w:val="22"/>
+          <w:szCs w:val="22"/>
+        </w:rPr>
+        <w:t>iGEM</w:t>
+      </w:r>
+      <w:proofErr w:type="spellEnd"/>
+      <w:r>
+        <w:rPr>
+          <w:rFonts w:ascii="Times New Roman" w:eastAsia="宋体" w:hAnsi="Times New Roman" w:cs="Times New Roman"/>
+          <w:sz w:val="22"/>
+          <w:szCs w:val="22"/>
+        </w:rPr>
+        <w:t xml:space="preserve"> team: </w:t>
+      </w:r>
+      <w:proofErr w:type="spellStart"/>
+      <w:r>
+        <w:rPr>
+          <w:rFonts w:ascii="Times New Roman" w:eastAsia="宋体" w:hAnsi="Times New Roman" w:cs="Times New Roman"/>
+          <w:sz w:val="22"/>
+          <w:szCs w:val="22"/>
+        </w:rPr>
+        <w:t>BostonU</w:t>
+      </w:r>
+      <w:proofErr w:type="spellEnd"/>
+      <w:r>
+        <w:rPr>
+          <w:rFonts w:ascii="Times New Roman" w:eastAsia="宋体" w:hAnsi="Times New Roman" w:cs="Times New Roman"/>
+          <w:sz w:val="22"/>
+          <w:szCs w:val="22"/>
+        </w:rPr>
+        <w:t xml:space="preserve">                                                                                                           04-10/2024</w:t>
+      </w:r>
+    </w:p>
+    <w:p>
+      <w:pPr>
+        <w:tabs>
+          <w:tab w:val="left" w:pos="170"/>
+        </w:tabs>
+        <w:rPr>
+          <w:rFonts w:ascii="Times New Roman" w:hAnsi="Times New Roman" w:cs="Times New Roman"/>
+          <w:sz w:val="22"/>
+          <w:szCs w:val="22"/>
+        </w:rPr>
+      </w:pPr>
+      <w:r>
+        <w:rPr>
+          <w:rFonts w:ascii="Times New Roman" w:hAnsi="Times New Roman" w:cs="Times New Roman"/>
+          <w:sz w:val="22"/>
+          <w:szCs w:val="22"/>
+        </w:rPr>
+        <w:t xml:space="preserve">Chicago </w:t>
+      </w:r>
+      <w:proofErr w:type="spellStart"/>
+      <w:r>
+        <w:rPr>
+          <w:rFonts w:ascii="Times New Roman" w:hAnsi="Times New Roman" w:cs="Times New Roman"/>
+          <w:sz w:val="22"/>
+          <w:szCs w:val="22"/>
+        </w:rPr>
+        <w:t>BioEngineering</w:t>
+      </w:r>
+      <w:proofErr w:type="spellEnd"/>
+      <w:r>
+        <w:rPr>
+          <w:rFonts w:ascii="Times New Roman" w:hAnsi="Times New Roman" w:cs="Times New Roman"/>
+          <w:sz w:val="22"/>
+          <w:szCs w:val="22"/>
+        </w:rPr>
+        <w:t xml:space="preserve"> Conference (CBEC’24)         </w:t>
+      </w:r>
+      <w:r>
+        <w:rPr>
+          <w:rFonts w:ascii="Times New Roman" w:hAnsi="Times New Roman" w:cs="Times New Roman"/>
+          <w:sz w:val="22"/>
+          <w:szCs w:val="22"/>
+        </w:rPr>
+        <w:t xml:space="preserve"> </w:t>
+      </w:r>
+      <w:r>
+        <w:rPr>
+          <w:rFonts w:ascii="Times New Roman" w:hAnsi="Times New Roman" w:cs="Times New Roman"/>
+          <w:sz w:val="22"/>
+          <w:szCs w:val="22"/>
+        </w:rPr>
+        <w:t xml:space="preserve">                                                                                   </w:t>
+      </w:r>
+      <w:r>
+        <w:rPr>
+          <w:rFonts w:ascii="Times New Roman" w:hAnsi="Times New Roman" w:cs="Times New Roman"/>
+          <w:sz w:val="22"/>
+          <w:szCs w:val="22"/>
+        </w:rPr>
+        <w:t xml:space="preserve">      </w:t>
+      </w:r>
+      <w:r>
+        <w:rPr>
+          <w:rFonts w:ascii="Times New Roman" w:hAnsi="Times New Roman" w:cs="Times New Roman"/>
+          <w:sz w:val="22"/>
+          <w:szCs w:val="22"/>
+        </w:rPr>
+        <w:t>0</w:t>
+      </w:r>
+      <w:r>
+        <w:rPr>
+          <w:rFonts w:ascii="Times New Roman" w:hAnsi="Times New Roman" w:cs="Times New Roman"/>
+          <w:sz w:val="22"/>
+          <w:szCs w:val="22"/>
+        </w:rPr>
+        <w:t>9</w:t>
+      </w:r>
+      <w:r>
+        <w:rPr>
+          <w:rFonts w:ascii="Times New Roman" w:hAnsi="Times New Roman" w:cs="Times New Roman"/>
+          <w:sz w:val="22"/>
+          <w:szCs w:val="22"/>
+        </w:rPr>
+        <w:t>/202</w:t>
+      </w:r>
+      <w:r>
+        <w:rPr>
+          <w:rFonts w:ascii="Times New Roman" w:hAnsi="Times New Roman" w:cs="Times New Roman"/>
+          <w:sz w:val="22"/>
+          <w:szCs w:val="22"/>
+        </w:rPr>
+        <w:t>4</w:t>
+      </w:r>
+    </w:p>
+    <w:p>
+      <w:pPr>
+        <w:rPr>
+          <w:rFonts w:ascii="Times New Roman" w:eastAsia="宋体" w:hAnsi="Times New Roman" w:cs="Times New Roman"/>
+          <w:sz w:val="22"/>
+          <w:szCs w:val="22"/>
+        </w:rPr>
+      </w:pPr>
+      <w:r>
+        <w:rPr>
+          <w:rFonts w:ascii="Times New Roman" w:hAnsi="Times New Roman" w:cs="Times New Roman"/>
+          <w:sz w:val="22"/>
+          <w:szCs w:val="22"/>
+        </w:rPr>
+        <w:t xml:space="preserve">Teaching Assistant, </w:t>
+      </w:r>
+      <w:r>
+        <w:rPr>
+          <w:rFonts w:ascii="Times New Roman" w:hAnsi="Times New Roman" w:cs="Times New Roman"/>
+          <w:b/>
+          <w:bCs/>
+          <w:sz w:val="22"/>
+          <w:szCs w:val="22"/>
+        </w:rPr>
+        <w:t>EC504: Advanced Data Structures and Algorithms</w:t>
+      </w:r>
+      <w:r>
+        <w:rPr>
+          <w:rFonts w:ascii="Times New Roman" w:hAnsi="Times New Roman" w:cs="Times New Roman"/>
+          <w:sz w:val="22"/>
+          <w:szCs w:val="22"/>
+        </w:rPr>
+        <w:t>, Boston University</w:t>
+      </w:r>
+      <w:r>
+        <w:rPr>
+          <w:rFonts w:ascii="Times New Roman" w:eastAsia="宋体" w:hAnsi="Times New Roman" w:cs="Times New Roman"/>
+          <w:sz w:val="22"/>
+          <w:szCs w:val="22"/>
+        </w:rPr>
+        <w:t xml:space="preserve">    </w:t>
+      </w:r>
+      <w:r>
+        <w:rPr>
+          <w:rFonts w:ascii="Times New Roman" w:eastAsia="宋体" w:hAnsi="Times New Roman" w:cs="Times New Roman"/>
+          <w:sz w:val="22"/>
+          <w:szCs w:val="22"/>
+        </w:rPr>
+        <w:t>01-05/2022</w:t>
+      </w:r>
+      <w:r>
+        <w:rPr>
+          <w:rFonts w:ascii="Times New Roman" w:eastAsia="宋体" w:hAnsi="Times New Roman" w:cs="Times New Roman" w:hint="eastAsia"/>
+          <w:sz w:val="22"/>
+          <w:szCs w:val="22"/>
+        </w:rPr>
+        <w:t xml:space="preserve">, </w:t>
+      </w:r>
+      <w:r>
+        <w:rPr>
+          <w:rFonts w:ascii="Times New Roman" w:eastAsia="宋体" w:hAnsi="Times New Roman" w:cs="Times New Roman"/>
+          <w:sz w:val="22"/>
+          <w:szCs w:val="22"/>
+        </w:rPr>
+        <w:t>01-05/</w:t>
+      </w:r>
+      <w:r>
+        <w:rPr>
+          <w:rFonts w:ascii="Times New Roman" w:eastAsia="宋体" w:hAnsi="Times New Roman" w:cs="Times New Roman" w:hint="eastAsia"/>
+          <w:sz w:val="22"/>
+          <w:szCs w:val="22"/>
+        </w:rPr>
+        <w:t>2023</w:t>
+      </w:r>
+    </w:p>
+    <w:p>
+      <w:pPr>
+        <w:tabs>
+          <w:tab w:val="left" w:pos="170"/>
+        </w:tabs>
+        <w:rPr>
+          <w:rFonts w:ascii="Times New Roman" w:hAnsi="Times New Roman" w:cs="Times New Roman"/>
+          <w:sz w:val="22"/>
+          <w:szCs w:val="22"/>
+        </w:rPr>
+      </w:pPr>
+      <w:r>
+        <w:rPr>
+          <w:rFonts w:ascii="Times New Roman" w:hAnsi="Times New Roman" w:cs="Times New Roman"/>
+          <w:sz w:val="22"/>
+          <w:szCs w:val="22"/>
+        </w:rPr>
+        <w:t>Engineering Biology Research Consortium (EBRC’23)                                                                                            06/2023</w:t>
+      </w:r>
+    </w:p>
+    <w:p>
+      <w:pPr>
+        <w:tabs>
+          <w:tab w:val="left" w:pos="170"/>
+        </w:tabs>
+        <w:spacing w:after="200"/>
+        <w:rPr>
+          <w:rFonts w:ascii="Times New Roman" w:hAnsi="Times New Roman" w:cs="Times New Roman"/>
+          <w:sz w:val="22"/>
+          <w:szCs w:val="22"/>
+        </w:rPr>
+      </w:pPr>
+      <w:r>
+        <w:rPr>
+          <w:rFonts w:ascii="Times New Roman" w:hAnsi="Times New Roman" w:cs="Times New Roman"/>
+          <w:sz w:val="22"/>
+          <w:szCs w:val="22"/>
+        </w:rPr>
+        <w:t>International Workshop on Bio-Design Automation (IWBDA’22), Poster Presentation</w:t>
+      </w:r>
+      <w:r>
+        <w:rPr>
+          <w:rFonts w:ascii="Times New Roman" w:hAnsi="Times New Roman" w:cs="Times New Roman"/>
+          <w:sz w:val="22"/>
+          <w:szCs w:val="22"/>
+        </w:rPr>
+        <w:t xml:space="preserve">  </w:t>
+      </w:r>
+      <w:r>
+        <w:rPr>
+          <w:rFonts w:ascii="Times New Roman" w:hAnsi="Times New Roman" w:cs="Times New Roman"/>
+          <w:sz w:val="22"/>
+          <w:szCs w:val="22"/>
+        </w:rPr>
+        <w:t xml:space="preserve">             </w:t>
+      </w:r>
+      <w:r>
+        <w:rPr>
+          <w:rFonts w:ascii="Times New Roman" w:hAnsi="Times New Roman" w:cs="Times New Roman"/>
+          <w:sz w:val="22"/>
+          <w:szCs w:val="22"/>
+        </w:rPr>
+        <w:t xml:space="preserve">                                  10/2022</w:t>
+      </w:r>
+    </w:p>
+    <w:p>
+      <w:pPr>
+        <w:pBdr>
+          <w:bottom w:val="single" w:sz="4" w:space="0" w:color="auto"/>
+        </w:pBdr>
+        <w:spacing w:after="100"/>
+        <w:rPr>
+          <w:rFonts w:ascii="Times New Roman" w:hAnsi="Times New Roman" w:cs="Times New Roman"/>
+          <w:b/>
+          <w:sz w:val="24"/>
+          <w:shd w:val="pct15" w:color="auto" w:fill="FFFFFF"/>
+        </w:rPr>
+      </w:pPr>
+      <w:r>
+        <w:rPr>
+          <w:rFonts w:ascii="Times New Roman" w:hAnsi="Times New Roman" w:cs="Times New Roman"/>
+          <w:b/>
+          <w:sz w:val="24"/>
+          <w:shd w:val="pct15" w:color="auto" w:fill="FFFFFF"/>
+        </w:rPr>
         <w:t>PUBLICATIONS</w:t>
       </w:r>
     </w:p>
@@ -2846,1012 +3928,6 @@
           <w:szCs w:val="28"/>
         </w:rPr>
         <w:t xml:space="preserve">. </w:t>
-      </w:r>
-    </w:p>
-    <w:p>
-      <w:pPr>
-        <w:pBdr>
-          <w:bottom w:val="single" w:sz="4" w:space="0" w:color="auto"/>
-        </w:pBdr>
-        <w:spacing w:after="100"/>
-        <w:rPr>
-          <w:rFonts w:ascii="Times New Roman" w:hAnsi="Times New Roman" w:cs="Times New Roman"/>
-          <w:b/>
-          <w:sz w:val="24"/>
-          <w:shd w:val="pct15" w:color="auto" w:fill="FFFFFF"/>
-        </w:rPr>
-      </w:pPr>
-      <w:r>
-        <w:rPr>
-          <w:rFonts w:ascii="Times New Roman" w:hAnsi="Times New Roman" w:cs="Times New Roman"/>
-          <w:b/>
-          <w:sz w:val="24"/>
-          <w:shd w:val="pct15" w:color="auto" w:fill="FFFFFF"/>
-        </w:rPr>
-        <w:t>PROFESSIONAL SERVICES</w:t>
-      </w:r>
-      <w:r>
-        <w:rPr>
-          <w:rFonts w:ascii="Times New Roman" w:hAnsi="Times New Roman" w:cs="Times New Roman"/>
-          <w:b/>
-          <w:sz w:val="24"/>
-          <w:shd w:val="pct15" w:color="auto" w:fill="FFFFFF"/>
-        </w:rPr>
-        <w:t xml:space="preserve"> &amp; ACTIVITIES</w:t>
-      </w:r>
-    </w:p>
-    <w:p>
-      <w:pPr>
-        <w:rPr>
-          <w:rFonts w:ascii="Times New Roman" w:eastAsia="宋体" w:hAnsi="Times New Roman" w:cs="Times New Roman"/>
-          <w:sz w:val="22"/>
-          <w:szCs w:val="22"/>
-        </w:rPr>
-      </w:pPr>
-      <w:r>
-        <w:rPr>
-          <w:rFonts w:ascii="Times New Roman" w:eastAsia="宋体" w:hAnsi="Times New Roman" w:cs="Times New Roman"/>
-          <w:sz w:val="22"/>
-          <w:szCs w:val="22"/>
-        </w:rPr>
-        <w:t xml:space="preserve">Mentor, </w:t>
-      </w:r>
-      <w:r>
-        <w:rPr>
-          <w:rFonts w:ascii="Times New Roman" w:eastAsia="宋体" w:hAnsi="Times New Roman" w:cs="Times New Roman"/>
-          <w:b/>
-          <w:bCs/>
-          <w:sz w:val="22"/>
-          <w:szCs w:val="22"/>
-        </w:rPr>
-        <w:t>EBRC Mentorship for Undergraduate and Master’s Students Program (</w:t>
-      </w:r>
-      <w:proofErr w:type="gramStart"/>
-      <w:r>
-        <w:rPr>
-          <w:rFonts w:ascii="Times New Roman" w:eastAsia="宋体" w:hAnsi="Times New Roman" w:cs="Times New Roman"/>
-          <w:b/>
-          <w:bCs/>
-          <w:sz w:val="22"/>
-          <w:szCs w:val="22"/>
-        </w:rPr>
-        <w:t>EMUMS)</w:t>
-      </w:r>
-      <w:r>
-        <w:rPr>
-          <w:rFonts w:ascii="Times New Roman" w:eastAsia="宋体" w:hAnsi="Times New Roman" w:cs="Times New Roman" w:hint="eastAsia"/>
-          <w:sz w:val="22"/>
-          <w:szCs w:val="22"/>
-        </w:rPr>
-        <w:t xml:space="preserve">   </w:t>
-      </w:r>
-      <w:proofErr w:type="gramEnd"/>
-      <w:r>
-        <w:rPr>
-          <w:rFonts w:ascii="Times New Roman" w:eastAsia="宋体" w:hAnsi="Times New Roman" w:cs="Times New Roman" w:hint="eastAsia"/>
-          <w:sz w:val="22"/>
-          <w:szCs w:val="22"/>
-        </w:rPr>
-        <w:t xml:space="preserve">         </w:t>
-      </w:r>
-      <w:r>
-        <w:rPr>
-          <w:rFonts w:ascii="Times New Roman" w:eastAsia="宋体" w:hAnsi="Times New Roman" w:cs="Times New Roman"/>
-          <w:sz w:val="22"/>
-          <w:szCs w:val="22"/>
-        </w:rPr>
-        <w:t xml:space="preserve">     0</w:t>
-      </w:r>
-      <w:r>
-        <w:rPr>
-          <w:rFonts w:ascii="Times New Roman" w:hAnsi="Times New Roman" w:cs="Times New Roman"/>
-          <w:sz w:val="22"/>
-          <w:szCs w:val="22"/>
-        </w:rPr>
-        <w:t>4</w:t>
-      </w:r>
-      <w:r>
-        <w:rPr>
-          <w:rFonts w:ascii="Times New Roman" w:hAnsi="Times New Roman" w:cs="Times New Roman"/>
-          <w:sz w:val="22"/>
-          <w:szCs w:val="22"/>
-        </w:rPr>
-        <w:t>/202</w:t>
-      </w:r>
-      <w:r>
-        <w:rPr>
-          <w:rFonts w:ascii="Times New Roman" w:hAnsi="Times New Roman" w:cs="Times New Roman"/>
-          <w:sz w:val="22"/>
-          <w:szCs w:val="22"/>
-        </w:rPr>
-        <w:t>5</w:t>
-      </w:r>
-      <w:r>
-        <w:rPr>
-          <w:rFonts w:ascii="Times New Roman" w:eastAsia="宋体" w:hAnsi="Times New Roman" w:cs="Times New Roman"/>
-          <w:sz w:val="22"/>
-          <w:szCs w:val="22"/>
-        </w:rPr>
-        <w:t>-Now</w:t>
-      </w:r>
-    </w:p>
-    <w:p>
-      <w:pPr>
-        <w:rPr>
-          <w:rFonts w:ascii="Times New Roman" w:eastAsia="宋体" w:hAnsi="Times New Roman" w:cs="Times New Roman"/>
-          <w:sz w:val="22"/>
-          <w:szCs w:val="22"/>
-        </w:rPr>
-      </w:pPr>
-      <w:r>
-        <w:rPr>
-          <w:rFonts w:ascii="Times New Roman" w:eastAsia="宋体" w:hAnsi="Times New Roman" w:cs="Times New Roman"/>
-          <w:sz w:val="22"/>
-          <w:szCs w:val="22"/>
-        </w:rPr>
-        <w:t xml:space="preserve">Direct Mentor, </w:t>
-      </w:r>
-      <w:r>
-        <w:rPr>
-          <w:rFonts w:ascii="Times New Roman" w:eastAsia="宋体" w:hAnsi="Times New Roman" w:cs="Times New Roman"/>
-          <w:b/>
-          <w:bCs/>
-          <w:sz w:val="22"/>
-          <w:szCs w:val="22"/>
-        </w:rPr>
-        <w:t>Eric Xie</w:t>
-      </w:r>
-      <w:r>
-        <w:rPr>
-          <w:rFonts w:ascii="Times New Roman" w:eastAsia="宋体" w:hAnsi="Times New Roman" w:cs="Times New Roman"/>
-          <w:sz w:val="22"/>
-          <w:szCs w:val="22"/>
-        </w:rPr>
-        <w:t>, Undergraduate Research Assistant, CIDAR Lab</w:t>
-      </w:r>
-      <w:r>
-        <w:rPr>
-          <w:rFonts w:ascii="Times New Roman" w:eastAsia="宋体" w:hAnsi="Times New Roman" w:cs="Times New Roman" w:hint="eastAsia"/>
-          <w:sz w:val="22"/>
-          <w:szCs w:val="22"/>
-        </w:rPr>
-        <w:t xml:space="preserve">                                    </w:t>
-      </w:r>
-      <w:r>
-        <w:rPr>
-          <w:rFonts w:ascii="Times New Roman" w:eastAsia="宋体" w:hAnsi="Times New Roman" w:cs="Times New Roman"/>
-          <w:sz w:val="22"/>
-          <w:szCs w:val="22"/>
-        </w:rPr>
-        <w:t xml:space="preserve">                0</w:t>
-      </w:r>
-      <w:r>
-        <w:rPr>
-          <w:rFonts w:ascii="Times New Roman" w:hAnsi="Times New Roman" w:cs="Times New Roman" w:hint="eastAsia"/>
-          <w:sz w:val="22"/>
-          <w:szCs w:val="22"/>
-        </w:rPr>
-        <w:t>6</w:t>
-      </w:r>
-      <w:r>
-        <w:rPr>
-          <w:rFonts w:ascii="Times New Roman" w:hAnsi="Times New Roman" w:cs="Times New Roman"/>
-          <w:sz w:val="22"/>
-          <w:szCs w:val="22"/>
-        </w:rPr>
-        <w:t>/202</w:t>
-      </w:r>
-      <w:r>
-        <w:rPr>
-          <w:rFonts w:ascii="Times New Roman" w:hAnsi="Times New Roman" w:cs="Times New Roman" w:hint="eastAsia"/>
-          <w:sz w:val="22"/>
-          <w:szCs w:val="22"/>
-        </w:rPr>
-        <w:t>3</w:t>
-      </w:r>
-      <w:r>
-        <w:rPr>
-          <w:rFonts w:ascii="Times New Roman" w:eastAsia="宋体" w:hAnsi="Times New Roman" w:cs="Times New Roman"/>
-          <w:sz w:val="22"/>
-          <w:szCs w:val="22"/>
-        </w:rPr>
-        <w:t>-Now</w:t>
-      </w:r>
-    </w:p>
-    <w:p>
-      <w:pPr>
-        <w:tabs>
-          <w:tab w:val="left" w:pos="170"/>
-        </w:tabs>
-        <w:rPr>
-          <w:rFonts w:ascii="Times New Roman" w:hAnsi="Times New Roman" w:cs="Times New Roman"/>
-          <w:sz w:val="22"/>
-          <w:szCs w:val="22"/>
-        </w:rPr>
-      </w:pPr>
-      <w:r>
-        <w:rPr>
-          <w:rFonts w:ascii="Times New Roman" w:hAnsi="Times New Roman" w:cs="Times New Roman"/>
-          <w:sz w:val="22"/>
-          <w:szCs w:val="22"/>
-        </w:rPr>
-        <w:t xml:space="preserve">International Workshop on Bio-Design Automation (IWBDA’25), </w:t>
-      </w:r>
-      <w:r>
-        <w:rPr>
-          <w:rFonts w:ascii="Times New Roman" w:hAnsi="Times New Roman" w:cs="Times New Roman"/>
-          <w:b/>
-          <w:bCs/>
-          <w:sz w:val="22"/>
-          <w:szCs w:val="22"/>
-        </w:rPr>
-        <w:t>Oral Presentation</w:t>
-      </w:r>
-      <w:r>
-        <w:rPr>
-          <w:rFonts w:ascii="Times New Roman" w:hAnsi="Times New Roman" w:cs="Times New Roman"/>
-          <w:sz w:val="22"/>
-          <w:szCs w:val="22"/>
-        </w:rPr>
-        <w:t xml:space="preserve">  </w:t>
-      </w:r>
-      <w:r>
-        <w:rPr>
-          <w:rFonts w:ascii="Times New Roman" w:hAnsi="Times New Roman" w:cs="Times New Roman"/>
-          <w:sz w:val="22"/>
-          <w:szCs w:val="22"/>
-        </w:rPr>
-        <w:t xml:space="preserve">        </w:t>
-      </w:r>
-      <w:r>
-        <w:rPr>
-          <w:rFonts w:ascii="Times New Roman" w:hAnsi="Times New Roman" w:cs="Times New Roman"/>
-          <w:sz w:val="22"/>
-          <w:szCs w:val="22"/>
-        </w:rPr>
-        <w:t xml:space="preserve">    </w:t>
-      </w:r>
-      <w:r>
-        <w:rPr>
-          <w:rFonts w:ascii="Times New Roman" w:hAnsi="Times New Roman" w:cs="Times New Roman"/>
-          <w:sz w:val="22"/>
-          <w:szCs w:val="22"/>
-        </w:rPr>
-        <w:t xml:space="preserve">  </w:t>
-      </w:r>
-      <w:r>
-        <w:rPr>
-          <w:rFonts w:ascii="Times New Roman" w:hAnsi="Times New Roman" w:cs="Times New Roman"/>
-          <w:sz w:val="22"/>
-          <w:szCs w:val="22"/>
-        </w:rPr>
-        <w:t xml:space="preserve">                              </w:t>
-      </w:r>
-      <w:r>
-        <w:rPr>
-          <w:rFonts w:ascii="Times New Roman" w:hAnsi="Times New Roman" w:cs="Times New Roman"/>
-          <w:sz w:val="22"/>
-          <w:szCs w:val="22"/>
-        </w:rPr>
-        <w:t>09</w:t>
-      </w:r>
-      <w:r>
-        <w:rPr>
-          <w:rFonts w:ascii="Times New Roman" w:hAnsi="Times New Roman" w:cs="Times New Roman"/>
-          <w:sz w:val="22"/>
-          <w:szCs w:val="22"/>
-        </w:rPr>
-        <w:t>/202</w:t>
-      </w:r>
-      <w:r>
-        <w:rPr>
-          <w:rFonts w:ascii="Times New Roman" w:hAnsi="Times New Roman" w:cs="Times New Roman"/>
-          <w:sz w:val="22"/>
-          <w:szCs w:val="22"/>
-        </w:rPr>
-        <w:t>5</w:t>
-      </w:r>
-    </w:p>
-    <w:p>
-      <w:pPr>
-        <w:tabs>
-          <w:tab w:val="left" w:pos="170"/>
-        </w:tabs>
-        <w:rPr>
-          <w:rFonts w:ascii="Times New Roman" w:hAnsi="Times New Roman" w:cs="Times New Roman"/>
-          <w:sz w:val="22"/>
-          <w:szCs w:val="22"/>
-        </w:rPr>
-      </w:pPr>
-      <w:r>
-        <w:rPr>
-          <w:rFonts w:ascii="Times New Roman" w:hAnsi="Times New Roman" w:cs="Times New Roman"/>
-          <w:sz w:val="22"/>
-          <w:szCs w:val="22"/>
-        </w:rPr>
-        <w:t>International Genetically Engineered Machine competition</w:t>
-      </w:r>
-      <w:r>
-        <w:rPr>
-          <w:rFonts w:ascii="Times New Roman" w:hAnsi="Times New Roman" w:cs="Times New Roman"/>
-          <w:sz w:val="22"/>
-          <w:szCs w:val="22"/>
-        </w:rPr>
-        <w:t xml:space="preserve"> </w:t>
-      </w:r>
-      <w:r>
-        <w:rPr>
-          <w:rFonts w:ascii="Times New Roman" w:hAnsi="Times New Roman" w:cs="Times New Roman"/>
-          <w:sz w:val="22"/>
-          <w:szCs w:val="22"/>
-        </w:rPr>
-        <w:t>(</w:t>
-      </w:r>
-      <w:r>
-        <w:rPr>
-          <w:rFonts w:ascii="Times New Roman" w:hAnsi="Times New Roman" w:cs="Times New Roman"/>
-          <w:sz w:val="22"/>
-          <w:szCs w:val="22"/>
-        </w:rPr>
-        <w:t>iGEM</w:t>
-      </w:r>
-      <w:r>
-        <w:rPr>
-          <w:rFonts w:ascii="Times New Roman" w:hAnsi="Times New Roman" w:cs="Times New Roman"/>
-          <w:sz w:val="22"/>
-          <w:szCs w:val="22"/>
-        </w:rPr>
-        <w:t>’</w:t>
-      </w:r>
-      <w:r>
-        <w:rPr>
-          <w:rFonts w:ascii="Times New Roman" w:hAnsi="Times New Roman" w:cs="Times New Roman"/>
-          <w:sz w:val="22"/>
-          <w:szCs w:val="22"/>
-        </w:rPr>
-        <w:t>19, iGEM</w:t>
-      </w:r>
-      <w:r>
-        <w:rPr>
-          <w:rFonts w:ascii="Times New Roman" w:hAnsi="Times New Roman" w:cs="Times New Roman"/>
-          <w:sz w:val="22"/>
-          <w:szCs w:val="22"/>
-        </w:rPr>
-        <w:t>’</w:t>
-      </w:r>
-      <w:r>
-        <w:rPr>
-          <w:rFonts w:ascii="Times New Roman" w:hAnsi="Times New Roman" w:cs="Times New Roman"/>
-          <w:sz w:val="22"/>
-          <w:szCs w:val="22"/>
-        </w:rPr>
-        <w:t>24</w:t>
-      </w:r>
-      <w:r>
-        <w:rPr>
-          <w:rFonts w:ascii="Times New Roman" w:hAnsi="Times New Roman" w:cs="Times New Roman"/>
-          <w:sz w:val="22"/>
-          <w:szCs w:val="22"/>
-        </w:rPr>
-        <w:t>)</w:t>
-      </w:r>
-      <w:r>
-        <w:rPr>
-          <w:rFonts w:ascii="Times New Roman" w:hAnsi="Times New Roman" w:cs="Times New Roman"/>
-          <w:sz w:val="22"/>
-          <w:szCs w:val="22"/>
-        </w:rPr>
-        <w:t xml:space="preserve">                                  11</w:t>
-      </w:r>
-      <w:r>
-        <w:rPr>
-          <w:rFonts w:ascii="Times New Roman" w:hAnsi="Times New Roman" w:cs="Times New Roman"/>
-          <w:sz w:val="22"/>
-          <w:szCs w:val="22"/>
-        </w:rPr>
-        <w:t>/20</w:t>
-      </w:r>
-      <w:r>
-        <w:rPr>
-          <w:rFonts w:ascii="Times New Roman" w:hAnsi="Times New Roman" w:cs="Times New Roman"/>
-          <w:sz w:val="22"/>
-          <w:szCs w:val="22"/>
-        </w:rPr>
-        <w:t>19, 11</w:t>
-      </w:r>
-      <w:r>
-        <w:rPr>
-          <w:rFonts w:ascii="Times New Roman" w:hAnsi="Times New Roman" w:cs="Times New Roman"/>
-          <w:sz w:val="22"/>
-          <w:szCs w:val="22"/>
-        </w:rPr>
-        <w:t>/20</w:t>
-      </w:r>
-      <w:r>
-        <w:rPr>
-          <w:rFonts w:ascii="Times New Roman" w:hAnsi="Times New Roman" w:cs="Times New Roman"/>
-          <w:sz w:val="22"/>
-          <w:szCs w:val="22"/>
-        </w:rPr>
-        <w:t>24</w:t>
-      </w:r>
-    </w:p>
-    <w:p>
-      <w:pPr>
-        <w:rPr>
-          <w:rFonts w:ascii="Times New Roman" w:eastAsia="宋体" w:hAnsi="Times New Roman" w:cs="Times New Roman"/>
-          <w:sz w:val="22"/>
-          <w:szCs w:val="22"/>
-        </w:rPr>
-      </w:pPr>
-      <w:r>
-        <w:rPr>
-          <w:rFonts w:ascii="Times New Roman" w:hAnsi="Times New Roman" w:cs="Times New Roman"/>
-          <w:sz w:val="22"/>
-          <w:szCs w:val="22"/>
-        </w:rPr>
-        <w:t xml:space="preserve">Inventor/Contributor, </w:t>
-      </w:r>
-      <w:r>
-        <w:rPr>
-          <w:rFonts w:ascii="Times New Roman" w:hAnsi="Times New Roman" w:cs="Times New Roman"/>
-          <w:b/>
-          <w:bCs/>
-          <w:sz w:val="22"/>
-          <w:szCs w:val="22"/>
-        </w:rPr>
-        <w:t>Patent: Agricultural Heavy Metal Biosensor-Integrated Device</w:t>
-      </w:r>
-      <w:r>
-        <w:rPr>
-          <w:rFonts w:ascii="Times New Roman" w:eastAsia="宋体" w:hAnsi="Times New Roman" w:cs="Times New Roman"/>
-          <w:sz w:val="22"/>
-          <w:szCs w:val="22"/>
-        </w:rPr>
-        <w:t xml:space="preserve">                               </w:t>
-      </w:r>
-      <w:r>
-        <w:rPr>
-          <w:rFonts w:ascii="Times New Roman" w:eastAsia="宋体" w:hAnsi="Times New Roman" w:cs="Times New Roman" w:hint="eastAsia"/>
-          <w:sz w:val="22"/>
-          <w:szCs w:val="22"/>
-        </w:rPr>
-        <w:t xml:space="preserve">  </w:t>
-      </w:r>
-      <w:r>
-        <w:rPr>
-          <w:rFonts w:ascii="Times New Roman" w:eastAsia="宋体" w:hAnsi="Times New Roman" w:cs="Times New Roman"/>
-          <w:sz w:val="22"/>
-          <w:szCs w:val="22"/>
-        </w:rPr>
-        <w:t>05</w:t>
-      </w:r>
-      <w:r>
-        <w:rPr>
-          <w:rFonts w:ascii="Times New Roman" w:eastAsia="宋体" w:hAnsi="Times New Roman" w:cs="Times New Roman" w:hint="eastAsia"/>
-          <w:sz w:val="22"/>
-          <w:szCs w:val="22"/>
-        </w:rPr>
-        <w:t>-11</w:t>
-      </w:r>
-      <w:r>
-        <w:rPr>
-          <w:rFonts w:ascii="Times New Roman" w:eastAsia="宋体" w:hAnsi="Times New Roman" w:cs="Times New Roman"/>
-          <w:sz w:val="22"/>
-          <w:szCs w:val="22"/>
-        </w:rPr>
-        <w:t>/2024</w:t>
-      </w:r>
-    </w:p>
-    <w:p>
-      <w:pPr>
-        <w:rPr>
-          <w:rFonts w:ascii="Times New Roman" w:eastAsia="宋体" w:hAnsi="Times New Roman" w:cs="Times New Roman"/>
-          <w:sz w:val="22"/>
-          <w:szCs w:val="22"/>
-        </w:rPr>
-      </w:pPr>
-      <w:r>
-        <w:rPr>
-          <w:rFonts w:ascii="Times New Roman" w:eastAsia="宋体" w:hAnsi="Times New Roman" w:cs="Times New Roman"/>
-          <w:sz w:val="22"/>
-          <w:szCs w:val="22"/>
-        </w:rPr>
-        <w:t xml:space="preserve">Student Mentor of </w:t>
-      </w:r>
-      <w:proofErr w:type="spellStart"/>
-      <w:r>
-        <w:rPr>
-          <w:rFonts w:ascii="Times New Roman" w:eastAsia="宋体" w:hAnsi="Times New Roman" w:cs="Times New Roman"/>
-          <w:sz w:val="22"/>
-          <w:szCs w:val="22"/>
-        </w:rPr>
-        <w:t>iGEM</w:t>
-      </w:r>
-      <w:proofErr w:type="spellEnd"/>
-      <w:r>
-        <w:rPr>
-          <w:rFonts w:ascii="Times New Roman" w:eastAsia="宋体" w:hAnsi="Times New Roman" w:cs="Times New Roman"/>
-          <w:sz w:val="22"/>
-          <w:szCs w:val="22"/>
-        </w:rPr>
-        <w:t xml:space="preserve"> team: </w:t>
-      </w:r>
-      <w:proofErr w:type="spellStart"/>
-      <w:r>
-        <w:rPr>
-          <w:rFonts w:ascii="Times New Roman" w:eastAsia="宋体" w:hAnsi="Times New Roman" w:cs="Times New Roman"/>
-          <w:sz w:val="22"/>
-          <w:szCs w:val="22"/>
-        </w:rPr>
-        <w:t>BostonU</w:t>
-      </w:r>
-      <w:proofErr w:type="spellEnd"/>
-      <w:r>
-        <w:rPr>
-          <w:rFonts w:ascii="Times New Roman" w:eastAsia="宋体" w:hAnsi="Times New Roman" w:cs="Times New Roman"/>
-          <w:sz w:val="22"/>
-          <w:szCs w:val="22"/>
-        </w:rPr>
-        <w:t xml:space="preserve">                                                                                                           04-10/2024</w:t>
-      </w:r>
-    </w:p>
-    <w:p>
-      <w:pPr>
-        <w:tabs>
-          <w:tab w:val="left" w:pos="170"/>
-        </w:tabs>
-        <w:rPr>
-          <w:rFonts w:ascii="Times New Roman" w:hAnsi="Times New Roman" w:cs="Times New Roman"/>
-          <w:sz w:val="22"/>
-          <w:szCs w:val="22"/>
-        </w:rPr>
-      </w:pPr>
-      <w:r>
-        <w:rPr>
-          <w:rFonts w:ascii="Times New Roman" w:hAnsi="Times New Roman" w:cs="Times New Roman"/>
-          <w:sz w:val="22"/>
-          <w:szCs w:val="22"/>
-        </w:rPr>
-        <w:t xml:space="preserve">Chicago </w:t>
-      </w:r>
-      <w:proofErr w:type="spellStart"/>
-      <w:r>
-        <w:rPr>
-          <w:rFonts w:ascii="Times New Roman" w:hAnsi="Times New Roman" w:cs="Times New Roman"/>
-          <w:sz w:val="22"/>
-          <w:szCs w:val="22"/>
-        </w:rPr>
-        <w:t>BioEngineering</w:t>
-      </w:r>
-      <w:proofErr w:type="spellEnd"/>
-      <w:r>
-        <w:rPr>
-          <w:rFonts w:ascii="Times New Roman" w:hAnsi="Times New Roman" w:cs="Times New Roman"/>
-          <w:sz w:val="22"/>
-          <w:szCs w:val="22"/>
-        </w:rPr>
-        <w:t xml:space="preserve"> Conference (CBEC’24)         </w:t>
-      </w:r>
-      <w:r>
-        <w:rPr>
-          <w:rFonts w:ascii="Times New Roman" w:hAnsi="Times New Roman" w:cs="Times New Roman"/>
-          <w:sz w:val="22"/>
-          <w:szCs w:val="22"/>
-        </w:rPr>
-        <w:t xml:space="preserve"> </w:t>
-      </w:r>
-      <w:r>
-        <w:rPr>
-          <w:rFonts w:ascii="Times New Roman" w:hAnsi="Times New Roman" w:cs="Times New Roman"/>
-          <w:sz w:val="22"/>
-          <w:szCs w:val="22"/>
-        </w:rPr>
-        <w:t xml:space="preserve">                                                                                   </w:t>
-      </w:r>
-      <w:r>
-        <w:rPr>
-          <w:rFonts w:ascii="Times New Roman" w:hAnsi="Times New Roman" w:cs="Times New Roman"/>
-          <w:sz w:val="22"/>
-          <w:szCs w:val="22"/>
-        </w:rPr>
-        <w:t xml:space="preserve">      </w:t>
-      </w:r>
-      <w:r>
-        <w:rPr>
-          <w:rFonts w:ascii="Times New Roman" w:hAnsi="Times New Roman" w:cs="Times New Roman"/>
-          <w:sz w:val="22"/>
-          <w:szCs w:val="22"/>
-        </w:rPr>
-        <w:t>0</w:t>
-      </w:r>
-      <w:r>
-        <w:rPr>
-          <w:rFonts w:ascii="Times New Roman" w:hAnsi="Times New Roman" w:cs="Times New Roman"/>
-          <w:sz w:val="22"/>
-          <w:szCs w:val="22"/>
-        </w:rPr>
-        <w:t>9</w:t>
-      </w:r>
-      <w:r>
-        <w:rPr>
-          <w:rFonts w:ascii="Times New Roman" w:hAnsi="Times New Roman" w:cs="Times New Roman"/>
-          <w:sz w:val="22"/>
-          <w:szCs w:val="22"/>
-        </w:rPr>
-        <w:t>/202</w:t>
-      </w:r>
-      <w:r>
-        <w:rPr>
-          <w:rFonts w:ascii="Times New Roman" w:hAnsi="Times New Roman" w:cs="Times New Roman"/>
-          <w:sz w:val="22"/>
-          <w:szCs w:val="22"/>
-        </w:rPr>
-        <w:t>4</w:t>
-      </w:r>
-    </w:p>
-    <w:p>
-      <w:pPr>
-        <w:rPr>
-          <w:rFonts w:ascii="Times New Roman" w:eastAsia="宋体" w:hAnsi="Times New Roman" w:cs="Times New Roman"/>
-          <w:sz w:val="22"/>
-          <w:szCs w:val="22"/>
-        </w:rPr>
-      </w:pPr>
-      <w:r>
-        <w:rPr>
-          <w:rFonts w:ascii="Times New Roman" w:hAnsi="Times New Roman" w:cs="Times New Roman"/>
-          <w:sz w:val="22"/>
-          <w:szCs w:val="22"/>
-        </w:rPr>
-        <w:t xml:space="preserve">Teaching Assistant, </w:t>
-      </w:r>
-      <w:r>
-        <w:rPr>
-          <w:rFonts w:ascii="Times New Roman" w:hAnsi="Times New Roman" w:cs="Times New Roman"/>
-          <w:b/>
-          <w:bCs/>
-          <w:sz w:val="22"/>
-          <w:szCs w:val="22"/>
-        </w:rPr>
-        <w:t>EC504: Advanced Data Structures and Algorithms</w:t>
-      </w:r>
-      <w:r>
-        <w:rPr>
-          <w:rFonts w:ascii="Times New Roman" w:hAnsi="Times New Roman" w:cs="Times New Roman"/>
-          <w:sz w:val="22"/>
-          <w:szCs w:val="22"/>
-        </w:rPr>
-        <w:t>, Boston University</w:t>
-      </w:r>
-      <w:r>
-        <w:rPr>
-          <w:rFonts w:ascii="Times New Roman" w:eastAsia="宋体" w:hAnsi="Times New Roman" w:cs="Times New Roman"/>
-          <w:sz w:val="22"/>
-          <w:szCs w:val="22"/>
-        </w:rPr>
-        <w:t xml:space="preserve">    </w:t>
-      </w:r>
-      <w:r>
-        <w:rPr>
-          <w:rFonts w:ascii="Times New Roman" w:eastAsia="宋体" w:hAnsi="Times New Roman" w:cs="Times New Roman"/>
-          <w:sz w:val="22"/>
-          <w:szCs w:val="22"/>
-        </w:rPr>
-        <w:t>01-05/2022</w:t>
-      </w:r>
-      <w:r>
-        <w:rPr>
-          <w:rFonts w:ascii="Times New Roman" w:eastAsia="宋体" w:hAnsi="Times New Roman" w:cs="Times New Roman" w:hint="eastAsia"/>
-          <w:sz w:val="22"/>
-          <w:szCs w:val="22"/>
-        </w:rPr>
-        <w:t xml:space="preserve">, </w:t>
-      </w:r>
-      <w:r>
-        <w:rPr>
-          <w:rFonts w:ascii="Times New Roman" w:eastAsia="宋体" w:hAnsi="Times New Roman" w:cs="Times New Roman"/>
-          <w:sz w:val="22"/>
-          <w:szCs w:val="22"/>
-        </w:rPr>
-        <w:t>01-05/</w:t>
-      </w:r>
-      <w:r>
-        <w:rPr>
-          <w:rFonts w:ascii="Times New Roman" w:eastAsia="宋体" w:hAnsi="Times New Roman" w:cs="Times New Roman" w:hint="eastAsia"/>
-          <w:sz w:val="22"/>
-          <w:szCs w:val="22"/>
-        </w:rPr>
-        <w:t>2023</w:t>
-      </w:r>
-    </w:p>
-    <w:p>
-      <w:pPr>
-        <w:tabs>
-          <w:tab w:val="left" w:pos="170"/>
-        </w:tabs>
-        <w:rPr>
-          <w:rFonts w:ascii="Times New Roman" w:hAnsi="Times New Roman" w:cs="Times New Roman"/>
-          <w:sz w:val="22"/>
-          <w:szCs w:val="22"/>
-        </w:rPr>
-      </w:pPr>
-      <w:r>
-        <w:rPr>
-          <w:rFonts w:ascii="Times New Roman" w:hAnsi="Times New Roman" w:cs="Times New Roman"/>
-          <w:sz w:val="22"/>
-          <w:szCs w:val="22"/>
-        </w:rPr>
-        <w:t>Engineering Biology Research Consortium (EBRC’23)                                                                                            06/2023</w:t>
-      </w:r>
-    </w:p>
-    <w:p>
-      <w:pPr>
-        <w:tabs>
-          <w:tab w:val="left" w:pos="170"/>
-        </w:tabs>
-        <w:spacing w:after="200"/>
-        <w:rPr>
-          <w:rFonts w:ascii="Times New Roman" w:hAnsi="Times New Roman" w:cs="Times New Roman"/>
-          <w:sz w:val="22"/>
-          <w:szCs w:val="22"/>
-        </w:rPr>
-      </w:pPr>
-      <w:r>
-        <w:rPr>
-          <w:rFonts w:ascii="Times New Roman" w:hAnsi="Times New Roman" w:cs="Times New Roman"/>
-          <w:sz w:val="22"/>
-          <w:szCs w:val="22"/>
-        </w:rPr>
-        <w:t>International Workshop on Bio-Design Automation (IWBDA’22), Poster Presentation</w:t>
-      </w:r>
-      <w:r>
-        <w:rPr>
-          <w:rFonts w:ascii="Times New Roman" w:hAnsi="Times New Roman" w:cs="Times New Roman"/>
-          <w:sz w:val="22"/>
-          <w:szCs w:val="22"/>
-        </w:rPr>
-        <w:t xml:space="preserve">  </w:t>
-      </w:r>
-      <w:r>
-        <w:rPr>
-          <w:rFonts w:ascii="Times New Roman" w:hAnsi="Times New Roman" w:cs="Times New Roman"/>
-          <w:sz w:val="22"/>
-          <w:szCs w:val="22"/>
-        </w:rPr>
-        <w:t xml:space="preserve">             </w:t>
-      </w:r>
-      <w:r>
-        <w:rPr>
-          <w:rFonts w:ascii="Times New Roman" w:hAnsi="Times New Roman" w:cs="Times New Roman"/>
-          <w:sz w:val="22"/>
-          <w:szCs w:val="22"/>
-        </w:rPr>
-        <w:t xml:space="preserve">                                  10/2022</w:t>
-      </w:r>
-    </w:p>
-    <w:p>
-      <w:pPr>
-        <w:pBdr>
-          <w:bottom w:val="single" w:sz="4" w:space="0" w:color="auto"/>
-        </w:pBdr>
-        <w:spacing w:after="100"/>
-        <w:rPr>
-          <w:rFonts w:ascii="Times New Roman" w:hAnsi="Times New Roman" w:cs="Times New Roman"/>
-          <w:b/>
-          <w:sz w:val="24"/>
-          <w:shd w:val="pct15" w:color="auto" w:fill="FFFFFF"/>
-        </w:rPr>
-      </w:pPr>
-      <w:r>
-        <w:rPr>
-          <w:rFonts w:ascii="Times New Roman" w:hAnsi="Times New Roman" w:cs="Times New Roman"/>
-          <w:b/>
-          <w:sz w:val="24"/>
-          <w:shd w:val="pct15" w:color="auto" w:fill="FFFFFF"/>
-        </w:rPr>
-        <w:t xml:space="preserve">TECHNICAL </w:t>
-      </w:r>
-      <w:r>
-        <w:rPr>
-          <w:rFonts w:ascii="Times New Roman" w:hAnsi="Times New Roman" w:cs="Times New Roman"/>
-          <w:b/>
-          <w:sz w:val="24"/>
-          <w:shd w:val="pct15" w:color="auto" w:fill="FFFFFF"/>
-        </w:rPr>
-        <w:t>SKILLS</w:t>
-      </w:r>
-    </w:p>
-    <w:p>
-      <w:pPr>
-        <w:rPr>
-          <w:b/>
-          <w:bCs/>
-        </w:rPr>
-      </w:pPr>
-      <w:r>
-        <w:rPr>
-          <w:rFonts w:ascii="Times New Roman" w:eastAsia="宋体" w:hAnsi="Times New Roman" w:cs="Times New Roman"/>
-          <w:b/>
-          <w:bCs/>
-          <w:sz w:val="22"/>
-          <w:szCs w:val="22"/>
-        </w:rPr>
-        <w:t xml:space="preserve">AI &amp; Data Science: </w:t>
-      </w:r>
-      <w:proofErr w:type="spellStart"/>
-      <w:r>
-        <w:rPr>
-          <w:rFonts w:ascii="Times New Roman" w:eastAsia="宋体" w:hAnsi="Times New Roman" w:cs="Times New Roman"/>
-          <w:sz w:val="22"/>
-          <w:szCs w:val="22"/>
-        </w:rPr>
-        <w:t>PyTorch</w:t>
-      </w:r>
-      <w:proofErr w:type="spellEnd"/>
-      <w:r>
-        <w:rPr>
-          <w:rFonts w:ascii="Times New Roman" w:eastAsia="宋体" w:hAnsi="Times New Roman" w:cs="Times New Roman"/>
-          <w:sz w:val="22"/>
-          <w:szCs w:val="22"/>
-        </w:rPr>
-        <w:t xml:space="preserve">, TensorFlow, </w:t>
-      </w:r>
-      <w:proofErr w:type="spellStart"/>
-      <w:r>
-        <w:rPr>
-          <w:rFonts w:ascii="Times New Roman" w:eastAsia="宋体" w:hAnsi="Times New Roman" w:cs="Times New Roman"/>
-          <w:sz w:val="22"/>
-          <w:szCs w:val="22"/>
-        </w:rPr>
-        <w:t>NetworkX</w:t>
-      </w:r>
-      <w:proofErr w:type="spellEnd"/>
-      <w:r>
-        <w:rPr>
-          <w:b/>
-          <w:bCs/>
-        </w:rPr>
-        <w:t xml:space="preserve"> </w:t>
-      </w:r>
-    </w:p>
-    <w:p>
-      <w:pPr>
-        <w:rPr>
-          <w:rFonts w:ascii="Times New Roman" w:eastAsia="宋体" w:hAnsi="Times New Roman" w:cs="Times New Roman"/>
-          <w:b/>
-          <w:bCs/>
-          <w:sz w:val="22"/>
-          <w:szCs w:val="22"/>
-        </w:rPr>
-      </w:pPr>
-      <w:r>
-        <w:rPr>
-          <w:rFonts w:ascii="Times New Roman" w:eastAsia="宋体" w:hAnsi="Times New Roman" w:cs="Times New Roman"/>
-          <w:b/>
-          <w:bCs/>
-          <w:sz w:val="22"/>
-          <w:szCs w:val="22"/>
-        </w:rPr>
-        <w:t>Systems &amp; Software:</w:t>
-      </w:r>
-      <w:r>
-        <w:rPr>
-          <w:rFonts w:ascii="Times New Roman" w:eastAsia="宋体" w:hAnsi="Times New Roman" w:cs="Times New Roman"/>
-          <w:sz w:val="22"/>
-          <w:szCs w:val="22"/>
-        </w:rPr>
-        <w:t xml:space="preserve"> Python, C/C++, Java, TypeScript, HTML, Linux Shell, LaTeX</w:t>
-      </w:r>
-    </w:p>
-    <w:p>
-      <w:pPr>
-        <w:rPr>
-          <w:b/>
-          <w:bCs/>
-        </w:rPr>
-      </w:pPr>
-      <w:r>
-        <w:rPr>
-          <w:rFonts w:ascii="Times New Roman" w:eastAsia="宋体" w:hAnsi="Times New Roman" w:cs="Times New Roman"/>
-          <w:b/>
-          <w:bCs/>
-          <w:sz w:val="22"/>
-          <w:szCs w:val="22"/>
-        </w:rPr>
-        <w:t>Biological &amp; Microfluidic Fabrication:</w:t>
-      </w:r>
-      <w:r>
-        <w:rPr>
-          <w:rFonts w:ascii="Times New Roman" w:eastAsia="宋体" w:hAnsi="Times New Roman" w:cs="Times New Roman"/>
-          <w:sz w:val="22"/>
-          <w:szCs w:val="22"/>
-        </w:rPr>
-        <w:t xml:space="preserve"> CNC </w:t>
-      </w:r>
-      <w:r>
-        <w:rPr>
-          <w:rFonts w:ascii="Times New Roman" w:eastAsia="宋体" w:hAnsi="Times New Roman" w:cs="Times New Roman"/>
-          <w:sz w:val="22"/>
-          <w:szCs w:val="22"/>
-        </w:rPr>
-        <w:t>M</w:t>
-      </w:r>
-      <w:r>
-        <w:rPr>
-          <w:rFonts w:ascii="Times New Roman" w:eastAsia="宋体" w:hAnsi="Times New Roman" w:cs="Times New Roman"/>
-          <w:sz w:val="22"/>
-          <w:szCs w:val="22"/>
-        </w:rPr>
-        <w:t xml:space="preserve">illing, </w:t>
-      </w:r>
-      <w:r>
-        <w:rPr>
-          <w:rFonts w:ascii="Times New Roman" w:eastAsia="宋体" w:hAnsi="Times New Roman" w:cs="Times New Roman"/>
-          <w:sz w:val="22"/>
-          <w:szCs w:val="22"/>
-        </w:rPr>
-        <w:t>L</w:t>
-      </w:r>
-      <w:r>
-        <w:rPr>
-          <w:rFonts w:ascii="Times New Roman" w:eastAsia="宋体" w:hAnsi="Times New Roman" w:cs="Times New Roman"/>
-          <w:sz w:val="22"/>
-          <w:szCs w:val="22"/>
-        </w:rPr>
-        <w:t xml:space="preserve">aser </w:t>
-      </w:r>
-      <w:r>
-        <w:rPr>
-          <w:rFonts w:ascii="Times New Roman" w:eastAsia="宋体" w:hAnsi="Times New Roman" w:cs="Times New Roman"/>
-          <w:sz w:val="22"/>
-          <w:szCs w:val="22"/>
-        </w:rPr>
-        <w:t>C</w:t>
-      </w:r>
-      <w:r>
-        <w:rPr>
-          <w:rFonts w:ascii="Times New Roman" w:eastAsia="宋体" w:hAnsi="Times New Roman" w:cs="Times New Roman"/>
-          <w:sz w:val="22"/>
-          <w:szCs w:val="22"/>
-        </w:rPr>
-        <w:t>utting</w:t>
-      </w:r>
-    </w:p>
-    <w:p>
-      <w:pPr>
-        <w:spacing w:afterLines="100" w:after="312"/>
-        <w:rPr>
-          <w:rFonts w:ascii="Times New Roman" w:eastAsia="宋体" w:hAnsi="Times New Roman" w:cs="Times New Roman"/>
-          <w:sz w:val="22"/>
-          <w:szCs w:val="22"/>
-        </w:rPr>
-      </w:pPr>
-      <w:r>
-        <w:rPr>
-          <w:rFonts w:ascii="Times New Roman" w:eastAsia="宋体" w:hAnsi="Times New Roman" w:cs="Times New Roman"/>
-          <w:b/>
-          <w:bCs/>
-          <w:sz w:val="22"/>
-          <w:szCs w:val="22"/>
-        </w:rPr>
-        <w:t>Design &amp; Modeling Tools:</w:t>
-      </w:r>
-      <w:r>
-        <w:rPr>
-          <w:rFonts w:ascii="Times New Roman" w:eastAsia="宋体" w:hAnsi="Times New Roman" w:cs="Times New Roman"/>
-          <w:sz w:val="22"/>
-          <w:szCs w:val="22"/>
-        </w:rPr>
-        <w:t xml:space="preserve"> Fusion 360</w:t>
-      </w:r>
-      <w:r>
-        <w:rPr>
-          <w:rFonts w:ascii="Times New Roman" w:eastAsia="宋体" w:hAnsi="Times New Roman" w:cs="Times New Roman"/>
-          <w:sz w:val="22"/>
-          <w:szCs w:val="22"/>
-        </w:rPr>
-        <w:t>, Microfluidic Devices Manual Design.</w:t>
       </w:r>
     </w:p>
     <w:sectPr>

--- a/resume_zyrr.docx
+++ b/resume_zyrr.docx
@@ -547,7 +547,6 @@
           <w:szCs w:val="22"/>
         </w:rPr>
       </w:pPr>
-      <w:proofErr w:type="spellStart"/>
       <w:r>
         <w:rPr>
           <w:rFonts w:ascii="Times New Roman" w:eastAsia="宋体" w:hAnsi="Times New Roman" w:cs="Times New Roman" w:hint="eastAsia"/>
@@ -556,7 +555,6 @@
         </w:rPr>
         <w:t>iGEM</w:t>
       </w:r>
-      <w:proofErr w:type="spellEnd"/>
       <w:r>
         <w:rPr>
           <w:rFonts w:ascii="Times New Roman" w:eastAsia="宋体" w:hAnsi="Times New Roman" w:cs="Times New Roman"/>
@@ -645,17 +643,7 @@
           <w:sz w:val="22"/>
           <w:szCs w:val="22"/>
         </w:rPr>
-        <w:t xml:space="preserve">Nominated by </w:t>
-      </w:r>
-      <w:proofErr w:type="gramStart"/>
-      <w:r>
-        <w:rPr>
-          <w:rFonts w:ascii="Times New Roman" w:eastAsia="宋体" w:hAnsi="Times New Roman" w:cs="Times New Roman"/>
-          <w:bCs/>
-          <w:sz w:val="22"/>
-          <w:szCs w:val="22"/>
-        </w:rPr>
-        <w:t>UESTC</w:t>
+        <w:t>Nominated by UESTC</w:t>
       </w:r>
       <w:r>
         <w:rPr>
@@ -664,9 +652,17 @@
           <w:sz w:val="22"/>
           <w:szCs w:val="22"/>
         </w:rPr>
-        <w:t xml:space="preserve">)   </w:t>
-      </w:r>
-      <w:proofErr w:type="gramEnd"/>
+        <w:t xml:space="preserve">)                                                               </w:t>
+      </w:r>
+      <w:r>
+        <w:rPr>
+          <w:rFonts w:ascii="Times New Roman" w:eastAsia="宋体" w:hAnsi="Times New Roman" w:cs="Times New Roman"/>
+          <w:bCs/>
+          <w:sz w:val="22"/>
+          <w:szCs w:val="22"/>
+        </w:rPr>
+        <w:t xml:space="preserve">  </w:t>
+      </w:r>
       <w:r>
         <w:rPr>
           <w:rFonts w:ascii="Times New Roman" w:eastAsia="宋体" w:hAnsi="Times New Roman" w:cs="Times New Roman" w:hint="eastAsia"/>
@@ -674,16 +670,16 @@
           <w:sz w:val="22"/>
           <w:szCs w:val="22"/>
         </w:rPr>
-        <w:t xml:space="preserve">                                                            </w:t>
-      </w:r>
-      <w:r>
-        <w:rPr>
-          <w:rFonts w:ascii="Times New Roman" w:eastAsia="宋体" w:hAnsi="Times New Roman" w:cs="Times New Roman"/>
-          <w:bCs/>
-          <w:sz w:val="22"/>
-          <w:szCs w:val="22"/>
-        </w:rPr>
-        <w:t xml:space="preserve">  </w:t>
+        <w:t>05</w:t>
+      </w:r>
+      <w:r>
+        <w:rPr>
+          <w:rFonts w:ascii="Times New Roman" w:eastAsia="宋体" w:hAnsi="Times New Roman" w:cs="Times New Roman"/>
+          <w:bCs/>
+          <w:sz w:val="22"/>
+          <w:szCs w:val="22"/>
+        </w:rPr>
+        <w:t>/</w:t>
       </w:r>
       <w:r>
         <w:rPr>
@@ -692,24 +688,6 @@
           <w:sz w:val="22"/>
           <w:szCs w:val="22"/>
         </w:rPr>
-        <w:t>05</w:t>
-      </w:r>
-      <w:r>
-        <w:rPr>
-          <w:rFonts w:ascii="Times New Roman" w:eastAsia="宋体" w:hAnsi="Times New Roman" w:cs="Times New Roman"/>
-          <w:bCs/>
-          <w:sz w:val="22"/>
-          <w:szCs w:val="22"/>
-        </w:rPr>
-        <w:t>/</w:t>
-      </w:r>
-      <w:r>
-        <w:rPr>
-          <w:rFonts w:ascii="Times New Roman" w:eastAsia="宋体" w:hAnsi="Times New Roman" w:cs="Times New Roman" w:hint="eastAsia"/>
-          <w:bCs/>
-          <w:sz w:val="22"/>
-          <w:szCs w:val="22"/>
-        </w:rPr>
         <w:t>2020</w:t>
       </w:r>
     </w:p>
@@ -816,23 +794,13 @@
           <w:szCs w:val="22"/>
         </w:rPr>
       </w:pPr>
-      <w:proofErr w:type="spellStart"/>
-      <w:r>
-        <w:rPr>
-          <w:rFonts w:ascii="Times New Roman" w:eastAsia="宋体" w:hAnsi="Times New Roman" w:cs="Times New Roman"/>
-          <w:sz w:val="22"/>
-          <w:szCs w:val="22"/>
-        </w:rPr>
-        <w:t>iGEM</w:t>
-      </w:r>
-      <w:proofErr w:type="spellEnd"/>
-      <w:r>
-        <w:rPr>
-          <w:rFonts w:ascii="Times New Roman" w:eastAsia="宋体" w:hAnsi="Times New Roman" w:cs="Times New Roman"/>
-          <w:sz w:val="22"/>
-          <w:szCs w:val="22"/>
-        </w:rPr>
-        <w:t xml:space="preserve"> "</w:t>
+      <w:r>
+        <w:rPr>
+          <w:rFonts w:ascii="Times New Roman" w:eastAsia="宋体" w:hAnsi="Times New Roman" w:cs="Times New Roman"/>
+          <w:sz w:val="22"/>
+          <w:szCs w:val="22"/>
+        </w:rPr>
+        <w:t>iGEM "</w:t>
       </w:r>
       <w:r>
         <w:rPr>
@@ -1044,33 +1012,7 @@
           <w:sz w:val="22"/>
           <w:szCs w:val="22"/>
         </w:rPr>
-        <w:t>Graph algorithm library (</w:t>
-      </w:r>
-      <w:proofErr w:type="spellStart"/>
-      <w:r>
-        <w:rPr>
-          <w:rFonts w:ascii="Times New Roman" w:eastAsia="宋体" w:hAnsi="Times New Roman" w:cs="Times New Roman"/>
-          <w:sz w:val="22"/>
-          <w:szCs w:val="22"/>
-        </w:rPr>
-        <w:t>Network</w:t>
-      </w:r>
-      <w:r>
-        <w:rPr>
-          <w:rFonts w:ascii="Times New Roman" w:eastAsia="宋体" w:hAnsi="Times New Roman" w:cs="Times New Roman"/>
-          <w:sz w:val="22"/>
-          <w:szCs w:val="22"/>
-        </w:rPr>
-        <w:t>X</w:t>
-      </w:r>
-      <w:proofErr w:type="spellEnd"/>
-      <w:r>
-        <w:rPr>
-          <w:rFonts w:ascii="Times New Roman" w:eastAsia="宋体" w:hAnsi="Times New Roman" w:cs="Times New Roman"/>
-          <w:sz w:val="22"/>
-          <w:szCs w:val="22"/>
-        </w:rPr>
-        <w:t>),</w:t>
+        <w:t>Graph algorithm library (NetworkX),</w:t>
       </w:r>
       <w:r>
         <w:rPr>
@@ -1082,31 +1024,27 @@
         <w:rPr>
           <w:rFonts w:ascii="Times New Roman" w:hAnsi="Times New Roman" w:cs="Times New Roman"/>
         </w:rPr>
-        <w:t xml:space="preserve"> algorithm</w:t>
-      </w:r>
-      <w:r>
-        <w:rPr>
-          <w:rFonts w:ascii="Times New Roman" w:hAnsi="Times New Roman" w:cs="Times New Roman"/>
-        </w:rPr>
-        <w:t xml:space="preserve"> library (</w:t>
-      </w:r>
-      <w:proofErr w:type="spellStart"/>
-      <w:r>
-        <w:rPr>
-          <w:rFonts w:ascii="Times New Roman" w:eastAsia="宋体" w:hAnsi="Times New Roman" w:cs="Times New Roman"/>
-          <w:sz w:val="22"/>
-          <w:szCs w:val="22"/>
-        </w:rPr>
-        <w:t>PyTorch</w:t>
-      </w:r>
-      <w:proofErr w:type="spellEnd"/>
-      <w:r>
-        <w:rPr>
-          <w:rFonts w:ascii="Times New Roman" w:eastAsia="宋体" w:hAnsi="Times New Roman" w:cs="Times New Roman"/>
-          <w:sz w:val="22"/>
-          <w:szCs w:val="22"/>
-        </w:rPr>
-        <w:t>, TensorFlow, NumPy</w:t>
+        <w:t>/DS</w:t>
+      </w:r>
+      <w:r>
+        <w:rPr>
+          <w:rFonts w:ascii="Times New Roman" w:hAnsi="Times New Roman" w:cs="Times New Roman"/>
+        </w:rPr>
+        <w:t xml:space="preserve"> </w:t>
+      </w:r>
+      <w:r>
+        <w:rPr>
+          <w:rFonts w:ascii="Times New Roman" w:hAnsi="Times New Roman" w:cs="Times New Roman"/>
+        </w:rPr>
+        <w:t>library (</w:t>
+      </w:r>
+      <w:r>
+        <w:rPr>
+          <w:rFonts w:ascii="Times New Roman" w:eastAsia="宋体" w:hAnsi="Times New Roman" w:cs="Times New Roman"/>
+          <w:sz w:val="22"/>
+          <w:szCs w:val="22"/>
+        </w:rPr>
+        <w:t>PyTorch, TensorFlow, NumPy</w:t>
       </w:r>
       <w:r>
         <w:rPr>
@@ -1143,7 +1081,39 @@
           <w:sz w:val="22"/>
           <w:szCs w:val="22"/>
         </w:rPr>
-        <w:t xml:space="preserve"> Python, C/C++, Java, TypeScript, HTML, Linux Shell, LaTeX</w:t>
+        <w:t xml:space="preserve"> Python, C/C++, Java, TypeScript, </w:t>
+      </w:r>
+      <w:r>
+        <w:rPr>
+          <w:rFonts w:ascii="Times New Roman" w:eastAsia="宋体" w:hAnsi="Times New Roman" w:cs="Times New Roman"/>
+          <w:sz w:val="22"/>
+          <w:szCs w:val="22"/>
+        </w:rPr>
+        <w:tab/>
+      </w:r>
+      <w:r>
+        <w:rPr>
+          <w:rFonts w:ascii="Times New Roman" w:eastAsia="宋体" w:hAnsi="Times New Roman" w:cs="Times New Roman" w:hint="eastAsia"/>
+          <w:sz w:val="22"/>
+          <w:szCs w:val="22"/>
+        </w:rPr>
+        <w:t>Java</w:t>
+      </w:r>
+      <w:r>
+        <w:rPr>
+          <w:rFonts w:ascii="Times New Roman" w:eastAsia="宋体" w:hAnsi="Times New Roman" w:cs="Times New Roman"/>
+          <w:sz w:val="22"/>
+          <w:szCs w:val="22"/>
+        </w:rPr>
+        <w:t xml:space="preserve">Script, </w:t>
+      </w:r>
+      <w:r>
+        <w:rPr>
+          <w:rFonts w:ascii="Times New Roman" w:eastAsia="宋体" w:hAnsi="Times New Roman" w:cs="Times New Roman"/>
+          <w:sz w:val="22"/>
+          <w:szCs w:val="22"/>
+        </w:rPr>
+        <w:t>HTML, Linux Shell, LaTeX</w:t>
       </w:r>
     </w:p>
     <w:p>
@@ -1893,25 +1863,14 @@
           <w:szCs w:val="22"/>
         </w:rPr>
       </w:pPr>
-      <w:proofErr w:type="spellStart"/>
-      <w:r>
-        <w:rPr>
-          <w:rFonts w:ascii="Times New Roman" w:eastAsia="宋体" w:hAnsi="Times New Roman" w:cs="Times New Roman"/>
-          <w:b/>
-          <w:sz w:val="22"/>
-          <w:szCs w:val="22"/>
-        </w:rPr>
-        <w:t>iGEM</w:t>
-      </w:r>
-      <w:proofErr w:type="spellEnd"/>
-      <w:r>
-        <w:rPr>
-          <w:rFonts w:ascii="Times New Roman" w:eastAsia="宋体" w:hAnsi="Times New Roman" w:cs="Times New Roman"/>
-          <w:b/>
-          <w:sz w:val="22"/>
-          <w:szCs w:val="22"/>
-        </w:rPr>
-        <w:t xml:space="preserve"> Team</w:t>
+      <w:r>
+        <w:rPr>
+          <w:rFonts w:ascii="Times New Roman" w:eastAsia="宋体" w:hAnsi="Times New Roman" w:cs="Times New Roman"/>
+          <w:b/>
+          <w:sz w:val="22"/>
+          <w:szCs w:val="22"/>
+        </w:rPr>
+        <w:t>iGEM Team</w:t>
       </w:r>
       <w:r>
         <w:rPr>
@@ -1949,7 +1908,6 @@
         </w:rPr>
         <w:t xml:space="preserve">| </w:t>
       </w:r>
-      <w:proofErr w:type="spellStart"/>
       <w:r>
         <w:rPr>
           <w:rFonts w:ascii="Times New Roman" w:eastAsia="宋体" w:hAnsi="Times New Roman" w:cs="Times New Roman"/>
@@ -1957,17 +1915,7 @@
           <w:sz w:val="22"/>
           <w:szCs w:val="22"/>
         </w:rPr>
-        <w:t>BostonU</w:t>
-      </w:r>
-      <w:proofErr w:type="spellEnd"/>
-      <w:r>
-        <w:rPr>
-          <w:rFonts w:ascii="Times New Roman" w:eastAsia="宋体" w:hAnsi="Times New Roman" w:cs="Times New Roman"/>
-          <w:iCs/>
-          <w:sz w:val="22"/>
-          <w:szCs w:val="22"/>
-        </w:rPr>
-        <w:t xml:space="preserve"> </w:t>
+        <w:t xml:space="preserve">BostonU </w:t>
       </w:r>
       <w:r>
         <w:rPr>
@@ -2057,25 +2005,7 @@
           <w:sz w:val="22"/>
           <w:szCs w:val="22"/>
         </w:rPr>
-        <w:t xml:space="preserve">Led computational and software design for </w:t>
-      </w:r>
-      <w:proofErr w:type="spellStart"/>
-      <w:r>
-        <w:rPr>
-          <w:rFonts w:ascii="Times New Roman" w:eastAsia="宋体" w:hAnsi="Times New Roman" w:cs="Times New Roman"/>
-          <w:sz w:val="22"/>
-          <w:szCs w:val="22"/>
-        </w:rPr>
-        <w:t>iGEM</w:t>
-      </w:r>
-      <w:proofErr w:type="spellEnd"/>
-      <w:r>
-        <w:rPr>
-          <w:rFonts w:ascii="Times New Roman" w:eastAsia="宋体" w:hAnsi="Times New Roman" w:cs="Times New Roman"/>
-          <w:sz w:val="22"/>
-          <w:szCs w:val="22"/>
-        </w:rPr>
-        <w:t xml:space="preserve"> 2024 project, bridging biological objectives with system-level modeling and implementation.</w:t>
+        <w:t>Led computational and software design for iGEM 2024 project, bridging biological objectives with system-level modeling and implementation.</w:t>
       </w:r>
     </w:p>
     <w:p>
@@ -2122,25 +2052,14 @@
           <w:szCs w:val="22"/>
         </w:rPr>
       </w:pPr>
-      <w:proofErr w:type="spellStart"/>
-      <w:r>
-        <w:rPr>
-          <w:rFonts w:ascii="Times New Roman" w:eastAsia="宋体" w:hAnsi="Times New Roman" w:cs="Times New Roman"/>
-          <w:b/>
-          <w:sz w:val="22"/>
-          <w:szCs w:val="22"/>
-        </w:rPr>
-        <w:t>iGEM</w:t>
-      </w:r>
-      <w:proofErr w:type="spellEnd"/>
-      <w:r>
-        <w:rPr>
-          <w:rFonts w:ascii="Times New Roman" w:eastAsia="宋体" w:hAnsi="Times New Roman" w:cs="Times New Roman"/>
-          <w:b/>
-          <w:sz w:val="22"/>
-          <w:szCs w:val="22"/>
-        </w:rPr>
-        <w:t xml:space="preserve"> Team</w:t>
+      <w:r>
+        <w:rPr>
+          <w:rFonts w:ascii="Times New Roman" w:eastAsia="宋体" w:hAnsi="Times New Roman" w:cs="Times New Roman"/>
+          <w:b/>
+          <w:sz w:val="22"/>
+          <w:szCs w:val="22"/>
+        </w:rPr>
+        <w:t>iGEM Team</w:t>
       </w:r>
       <w:r>
         <w:rPr>
@@ -2233,43 +2152,7 @@
           <w:sz w:val="22"/>
           <w:szCs w:val="22"/>
         </w:rPr>
-        <w:t xml:space="preserve">Built a cross-database sequence-to-protein mapping pipeline improving annotation between </w:t>
-      </w:r>
-      <w:proofErr w:type="spellStart"/>
-      <w:r>
-        <w:rPr>
-          <w:rFonts w:ascii="Times New Roman" w:eastAsia="宋体" w:hAnsi="Times New Roman" w:cs="Times New Roman"/>
-          <w:sz w:val="22"/>
-          <w:szCs w:val="22"/>
-        </w:rPr>
-        <w:t>iGEM</w:t>
-      </w:r>
-      <w:proofErr w:type="spellEnd"/>
-      <w:r>
-        <w:rPr>
-          <w:rFonts w:ascii="Times New Roman" w:eastAsia="宋体" w:hAnsi="Times New Roman" w:cs="Times New Roman"/>
-          <w:sz w:val="22"/>
-          <w:szCs w:val="22"/>
-        </w:rPr>
-        <w:t xml:space="preserve"> Registry and </w:t>
-      </w:r>
-      <w:proofErr w:type="spellStart"/>
-      <w:r>
-        <w:rPr>
-          <w:rFonts w:ascii="Times New Roman" w:eastAsia="宋体" w:hAnsi="Times New Roman" w:cs="Times New Roman"/>
-          <w:sz w:val="22"/>
-          <w:szCs w:val="22"/>
-        </w:rPr>
-        <w:t>UniProt</w:t>
-      </w:r>
-      <w:proofErr w:type="spellEnd"/>
-      <w:r>
-        <w:rPr>
-          <w:rFonts w:ascii="Times New Roman" w:eastAsia="宋体" w:hAnsi="Times New Roman" w:cs="Times New Roman"/>
-          <w:sz w:val="22"/>
-          <w:szCs w:val="22"/>
-        </w:rPr>
-        <w:t>.</w:t>
+        <w:t>Built a cross-database sequence-to-protein mapping pipeline improving annotation between iGEM Registry and UniProt.</w:t>
       </w:r>
       <w:r>
         <w:t xml:space="preserve"> </w:t>
@@ -2366,25 +2249,7 @@
           <w:sz w:val="22"/>
           <w:szCs w:val="22"/>
         </w:rPr>
-        <w:t>| UCSB, Four “</w:t>
-      </w:r>
-      <w:proofErr w:type="gramStart"/>
-      <w:r>
-        <w:rPr>
-          <w:rFonts w:ascii="Times New Roman" w:eastAsia="宋体" w:hAnsi="Times New Roman" w:cs="Times New Roman"/>
-          <w:sz w:val="22"/>
-          <w:szCs w:val="22"/>
-        </w:rPr>
-        <w:t>I”s</w:t>
-      </w:r>
-      <w:proofErr w:type="gramEnd"/>
-      <w:r>
-        <w:rPr>
-          <w:rFonts w:ascii="Times New Roman" w:eastAsia="宋体" w:hAnsi="Times New Roman" w:cs="Times New Roman"/>
-          <w:sz w:val="22"/>
-          <w:szCs w:val="22"/>
-        </w:rPr>
-        <w:t xml:space="preserve"> lab                                                        Santa Barbara, CA | </w:t>
+        <w:t xml:space="preserve">| UCSB, Four “I”s lab                                                        Santa Barbara, CA | </w:t>
       </w:r>
       <w:r>
         <w:rPr>
@@ -2423,27 +2288,7 @@
           <w:sz w:val="22"/>
           <w:szCs w:val="22"/>
         </w:rPr>
-        <w:t xml:space="preserve">Matthew Turk and Prof. Tobies </w:t>
-      </w:r>
-      <w:proofErr w:type="spellStart"/>
-      <w:r>
-        <w:rPr>
-          <w:rFonts w:ascii="Times New Roman" w:eastAsia="宋体" w:hAnsi="Times New Roman" w:cs="Times New Roman"/>
-          <w:iCs/>
-          <w:sz w:val="22"/>
-          <w:szCs w:val="22"/>
-        </w:rPr>
-        <w:t>Hollerer</w:t>
-      </w:r>
-      <w:proofErr w:type="spellEnd"/>
-      <w:r>
-        <w:rPr>
-          <w:rFonts w:ascii="Times New Roman" w:eastAsia="宋体" w:hAnsi="Times New Roman" w:cs="Times New Roman"/>
-          <w:iCs/>
-          <w:sz w:val="22"/>
-          <w:szCs w:val="22"/>
-        </w:rPr>
-        <w:t xml:space="preserve">  </w:t>
+        <w:t xml:space="preserve">Matthew Turk and Prof. Tobies Hollerer  </w:t>
       </w:r>
     </w:p>
     <w:p>
@@ -2559,18 +2404,7 @@
           <w:sz w:val="22"/>
           <w:szCs w:val="22"/>
         </w:rPr>
-        <w:t>EBRC Mentorship for Undergraduate and Master’s Students Program (</w:t>
-      </w:r>
-      <w:proofErr w:type="gramStart"/>
-      <w:r>
-        <w:rPr>
-          <w:rFonts w:ascii="Times New Roman" w:eastAsia="宋体" w:hAnsi="Times New Roman" w:cs="Times New Roman"/>
-          <w:b/>
-          <w:bCs/>
-          <w:sz w:val="22"/>
-          <w:szCs w:val="22"/>
-        </w:rPr>
-        <w:t>EMUMS)</w:t>
+        <w:t>EBRC Mentorship for Undergraduate and Master’s Students Program (EMUMS)</w:t>
       </w:r>
       <w:r>
         <w:rPr>
@@ -2578,16 +2412,7 @@
           <w:sz w:val="22"/>
           <w:szCs w:val="22"/>
         </w:rPr>
-        <w:t xml:space="preserve">   </w:t>
-      </w:r>
-      <w:proofErr w:type="gramEnd"/>
-      <w:r>
-        <w:rPr>
-          <w:rFonts w:ascii="Times New Roman" w:eastAsia="宋体" w:hAnsi="Times New Roman" w:cs="Times New Roman" w:hint="eastAsia"/>
-          <w:sz w:val="22"/>
-          <w:szCs w:val="22"/>
-        </w:rPr>
-        <w:t xml:space="preserve">         </w:t>
+        <w:t xml:space="preserve">            </w:t>
       </w:r>
       <w:r>
         <w:rPr>
@@ -3012,43 +2837,7 @@
           <w:sz w:val="22"/>
           <w:szCs w:val="22"/>
         </w:rPr>
-        <w:t xml:space="preserve">Student Mentor of </w:t>
-      </w:r>
-      <w:proofErr w:type="spellStart"/>
-      <w:r>
-        <w:rPr>
-          <w:rFonts w:ascii="Times New Roman" w:eastAsia="宋体" w:hAnsi="Times New Roman" w:cs="Times New Roman"/>
-          <w:sz w:val="22"/>
-          <w:szCs w:val="22"/>
-        </w:rPr>
-        <w:t>iGEM</w:t>
-      </w:r>
-      <w:proofErr w:type="spellEnd"/>
-      <w:r>
-        <w:rPr>
-          <w:rFonts w:ascii="Times New Roman" w:eastAsia="宋体" w:hAnsi="Times New Roman" w:cs="Times New Roman"/>
-          <w:sz w:val="22"/>
-          <w:szCs w:val="22"/>
-        </w:rPr>
-        <w:t xml:space="preserve"> team: </w:t>
-      </w:r>
-      <w:proofErr w:type="spellStart"/>
-      <w:r>
-        <w:rPr>
-          <w:rFonts w:ascii="Times New Roman" w:eastAsia="宋体" w:hAnsi="Times New Roman" w:cs="Times New Roman"/>
-          <w:sz w:val="22"/>
-          <w:szCs w:val="22"/>
-        </w:rPr>
-        <w:t>BostonU</w:t>
-      </w:r>
-      <w:proofErr w:type="spellEnd"/>
-      <w:r>
-        <w:rPr>
-          <w:rFonts w:ascii="Times New Roman" w:eastAsia="宋体" w:hAnsi="Times New Roman" w:cs="Times New Roman"/>
-          <w:sz w:val="22"/>
-          <w:szCs w:val="22"/>
-        </w:rPr>
-        <w:t xml:space="preserve">                                                                                                           04-10/2024</w:t>
+        <w:t>Student Mentor of iGEM team: BostonU                                                                                                           04-10/2024</w:t>
       </w:r>
     </w:p>
     <w:p>
@@ -3068,25 +2857,7 @@
           <w:sz w:val="22"/>
           <w:szCs w:val="22"/>
         </w:rPr>
-        <w:t xml:space="preserve">Chicago </w:t>
-      </w:r>
-      <w:proofErr w:type="spellStart"/>
-      <w:r>
-        <w:rPr>
-          <w:rFonts w:ascii="Times New Roman" w:hAnsi="Times New Roman" w:cs="Times New Roman"/>
-          <w:sz w:val="22"/>
-          <w:szCs w:val="22"/>
-        </w:rPr>
-        <w:t>BioEngineering</w:t>
-      </w:r>
-      <w:proofErr w:type="spellEnd"/>
-      <w:r>
-        <w:rPr>
-          <w:rFonts w:ascii="Times New Roman" w:hAnsi="Times New Roman" w:cs="Times New Roman"/>
-          <w:sz w:val="22"/>
-          <w:szCs w:val="22"/>
-        </w:rPr>
-        <w:t xml:space="preserve"> Conference (CBEC’24)         </w:t>
+        <w:t xml:space="preserve">Chicago BioEngineering Conference (CBEC’24)         </w:t>
       </w:r>
       <w:r>
         <w:rPr>
@@ -3756,23 +3527,13 @@
         </w:rPr>
         <w:t xml:space="preserve">5] </w:t>
       </w:r>
-      <w:proofErr w:type="spellStart"/>
-      <w:r>
-        <w:rPr>
-          <w:rFonts w:ascii="Times New Roman" w:hAnsi="Times New Roman" w:cs="Times New Roman"/>
-          <w:sz w:val="22"/>
-          <w:szCs w:val="28"/>
-        </w:rPr>
-        <w:t>LaNVis</w:t>
-      </w:r>
-      <w:proofErr w:type="spellEnd"/>
-      <w:r>
-        <w:rPr>
-          <w:rFonts w:ascii="Times New Roman" w:hAnsi="Times New Roman" w:cs="Times New Roman"/>
-          <w:sz w:val="22"/>
-          <w:szCs w:val="28"/>
-        </w:rPr>
-        <w:t>: Biological Constraint-based Large Network Visualizer</w:t>
+      <w:r>
+        <w:rPr>
+          <w:rFonts w:ascii="Times New Roman" w:hAnsi="Times New Roman" w:cs="Times New Roman"/>
+          <w:sz w:val="22"/>
+          <w:szCs w:val="28"/>
+        </w:rPr>
+        <w:t>LaNVis: Biological Constraint-based Large Network Visualizer</w:t>
       </w:r>
       <w:r>
         <w:rPr>

--- a/resume_zyrr.docx
+++ b/resume_zyrr.docx
@@ -547,6 +547,7 @@
           <w:szCs w:val="22"/>
         </w:rPr>
       </w:pPr>
+      <w:proofErr w:type="spellStart"/>
       <w:r>
         <w:rPr>
           <w:rFonts w:ascii="Times New Roman" w:eastAsia="宋体" w:hAnsi="Times New Roman" w:cs="Times New Roman" w:hint="eastAsia"/>
@@ -555,6 +556,7 @@
         </w:rPr>
         <w:t>iGEM</w:t>
       </w:r>
+      <w:proofErr w:type="spellEnd"/>
       <w:r>
         <w:rPr>
           <w:rFonts w:ascii="Times New Roman" w:eastAsia="宋体" w:hAnsi="Times New Roman" w:cs="Times New Roman"/>
@@ -643,7 +645,17 @@
           <w:sz w:val="22"/>
           <w:szCs w:val="22"/>
         </w:rPr>
-        <w:t>Nominated by UESTC</w:t>
+        <w:t xml:space="preserve">Nominated by </w:t>
+      </w:r>
+      <w:proofErr w:type="gramStart"/>
+      <w:r>
+        <w:rPr>
+          <w:rFonts w:ascii="Times New Roman" w:eastAsia="宋体" w:hAnsi="Times New Roman" w:cs="Times New Roman"/>
+          <w:bCs/>
+          <w:sz w:val="22"/>
+          <w:szCs w:val="22"/>
+        </w:rPr>
+        <w:t>UESTC</w:t>
       </w:r>
       <w:r>
         <w:rPr>
@@ -652,7 +664,17 @@
           <w:sz w:val="22"/>
           <w:szCs w:val="22"/>
         </w:rPr>
-        <w:t xml:space="preserve">)                                                               </w:t>
+        <w:t xml:space="preserve">)   </w:t>
+      </w:r>
+      <w:proofErr w:type="gramEnd"/>
+      <w:r>
+        <w:rPr>
+          <w:rFonts w:ascii="Times New Roman" w:eastAsia="宋体" w:hAnsi="Times New Roman" w:cs="Times New Roman" w:hint="eastAsia"/>
+          <w:bCs/>
+          <w:sz w:val="22"/>
+          <w:szCs w:val="22"/>
+        </w:rPr>
+        <w:t xml:space="preserve">                                                            </w:t>
       </w:r>
       <w:r>
         <w:rPr>
@@ -794,13 +816,23 @@
           <w:szCs w:val="22"/>
         </w:rPr>
       </w:pPr>
-      <w:r>
-        <w:rPr>
-          <w:rFonts w:ascii="Times New Roman" w:eastAsia="宋体" w:hAnsi="Times New Roman" w:cs="Times New Roman"/>
-          <w:sz w:val="22"/>
-          <w:szCs w:val="22"/>
-        </w:rPr>
-        <w:t>iGEM "</w:t>
+      <w:proofErr w:type="spellStart"/>
+      <w:r>
+        <w:rPr>
+          <w:rFonts w:ascii="Times New Roman" w:eastAsia="宋体" w:hAnsi="Times New Roman" w:cs="Times New Roman"/>
+          <w:sz w:val="22"/>
+          <w:szCs w:val="22"/>
+        </w:rPr>
+        <w:t>iGEM</w:t>
+      </w:r>
+      <w:proofErr w:type="spellEnd"/>
+      <w:r>
+        <w:rPr>
+          <w:rFonts w:ascii="Times New Roman" w:eastAsia="宋体" w:hAnsi="Times New Roman" w:cs="Times New Roman"/>
+          <w:sz w:val="22"/>
+          <w:szCs w:val="22"/>
+        </w:rPr>
+        <w:t xml:space="preserve"> "</w:t>
       </w:r>
       <w:r>
         <w:rPr>
@@ -1012,7 +1044,57 @@
           <w:sz w:val="22"/>
           <w:szCs w:val="22"/>
         </w:rPr>
-        <w:t>Graph algorithm library (NetworkX),</w:t>
+        <w:t xml:space="preserve">Graph </w:t>
+      </w:r>
+      <w:r>
+        <w:rPr>
+          <w:rFonts w:ascii="Times New Roman" w:eastAsia="宋体" w:hAnsi="Times New Roman" w:cs="Times New Roman"/>
+          <w:sz w:val="22"/>
+          <w:szCs w:val="22"/>
+        </w:rPr>
+        <w:t>A</w:t>
+      </w:r>
+      <w:r>
+        <w:rPr>
+          <w:rFonts w:ascii="Times New Roman" w:eastAsia="宋体" w:hAnsi="Times New Roman" w:cs="Times New Roman"/>
+          <w:sz w:val="22"/>
+          <w:szCs w:val="22"/>
+        </w:rPr>
+        <w:t xml:space="preserve">lgorithm </w:t>
+      </w:r>
+      <w:r>
+        <w:rPr>
+          <w:rFonts w:ascii="Times New Roman" w:eastAsia="宋体" w:hAnsi="Times New Roman" w:cs="Times New Roman"/>
+          <w:sz w:val="22"/>
+          <w:szCs w:val="22"/>
+        </w:rPr>
+        <w:t>L</w:t>
+      </w:r>
+      <w:r>
+        <w:rPr>
+          <w:rFonts w:ascii="Times New Roman" w:eastAsia="宋体" w:hAnsi="Times New Roman" w:cs="Times New Roman"/>
+          <w:sz w:val="22"/>
+          <w:szCs w:val="22"/>
+        </w:rPr>
+        <w:t>ibrary (</w:t>
+      </w:r>
+      <w:proofErr w:type="spellStart"/>
+      <w:r>
+        <w:rPr>
+          <w:rFonts w:ascii="Times New Roman" w:eastAsia="宋体" w:hAnsi="Times New Roman" w:cs="Times New Roman"/>
+          <w:sz w:val="22"/>
+          <w:szCs w:val="22"/>
+        </w:rPr>
+        <w:t>NetworkX</w:t>
+      </w:r>
+      <w:proofErr w:type="spellEnd"/>
+      <w:r>
+        <w:rPr>
+          <w:rFonts w:ascii="Times New Roman" w:eastAsia="宋体" w:hAnsi="Times New Roman" w:cs="Times New Roman"/>
+          <w:sz w:val="22"/>
+          <w:szCs w:val="22"/>
+        </w:rPr>
+        <w:t>),</w:t>
       </w:r>
       <w:r>
         <w:rPr>
@@ -1036,15 +1118,31 @@
         <w:rPr>
           <w:rFonts w:ascii="Times New Roman" w:hAnsi="Times New Roman" w:cs="Times New Roman"/>
         </w:rPr>
-        <w:t>library (</w:t>
-      </w:r>
-      <w:r>
-        <w:rPr>
-          <w:rFonts w:ascii="Times New Roman" w:eastAsia="宋体" w:hAnsi="Times New Roman" w:cs="Times New Roman"/>
-          <w:sz w:val="22"/>
-          <w:szCs w:val="22"/>
-        </w:rPr>
-        <w:t>PyTorch, TensorFlow, NumPy</w:t>
+        <w:t>L</w:t>
+      </w:r>
+      <w:r>
+        <w:rPr>
+          <w:rFonts w:ascii="Times New Roman" w:hAnsi="Times New Roman" w:cs="Times New Roman"/>
+        </w:rPr>
+        <w:t>ibrary (</w:t>
+      </w:r>
+      <w:proofErr w:type="spellStart"/>
+      <w:r>
+        <w:rPr>
+          <w:rFonts w:ascii="Times New Roman" w:eastAsia="宋体" w:hAnsi="Times New Roman" w:cs="Times New Roman"/>
+          <w:sz w:val="22"/>
+          <w:szCs w:val="22"/>
+        </w:rPr>
+        <w:t>PyTorch</w:t>
+      </w:r>
+      <w:proofErr w:type="spellEnd"/>
+      <w:r>
+        <w:rPr>
+          <w:rFonts w:ascii="Times New Roman" w:eastAsia="宋体" w:hAnsi="Times New Roman" w:cs="Times New Roman"/>
+          <w:sz w:val="22"/>
+          <w:szCs w:val="22"/>
+        </w:rPr>
+        <w:t>, TensorFlow, NumPy</w:t>
       </w:r>
       <w:r>
         <w:rPr>
@@ -1131,7 +1229,27 @@
           <w:sz w:val="22"/>
           <w:szCs w:val="22"/>
         </w:rPr>
-        <w:t>Biological &amp; Microfluidic Fabrication:</w:t>
+        <w:t xml:space="preserve">Biological &amp; Microfluidic </w:t>
+      </w:r>
+      <w:r>
+        <w:rPr>
+          <w:rFonts w:ascii="Times New Roman" w:eastAsia="宋体" w:hAnsi="Times New Roman" w:cs="Times New Roman" w:hint="eastAsia"/>
+          <w:b/>
+          <w:bCs/>
+          <w:sz w:val="22"/>
+          <w:szCs w:val="22"/>
+        </w:rPr>
+        <w:t>Skills</w:t>
+      </w:r>
+      <w:r>
+        <w:rPr>
+          <w:rFonts w:ascii="Times New Roman" w:eastAsia="宋体" w:hAnsi="Times New Roman" w:cs="Times New Roman"/>
+          <w:b/>
+          <w:bCs/>
+          <w:sz w:val="22"/>
+          <w:szCs w:val="22"/>
+        </w:rPr>
+        <w:t>:</w:t>
       </w:r>
       <w:r>
         <w:rPr>
@@ -1189,6 +1307,14 @@
         </w:rPr>
         <w:t>utting</w:t>
       </w:r>
+      <w:r>
+        <w:rPr>
+          <w:rFonts w:ascii="Times New Roman" w:eastAsia="宋体" w:hAnsi="Times New Roman" w:cs="Times New Roman"/>
+          <w:sz w:val="22"/>
+          <w:szCs w:val="22"/>
+        </w:rPr>
+        <w:t>, Benchmark Collection and Evaluation</w:t>
+      </w:r>
     </w:p>
     <w:p>
       <w:pPr>
@@ -1207,7 +1333,17 @@
           <w:sz w:val="22"/>
           <w:szCs w:val="22"/>
         </w:rPr>
-        <w:t>Design &amp; Modeling Tools:</w:t>
+        <w:t>CAD Tools</w:t>
+      </w:r>
+      <w:r>
+        <w:rPr>
+          <w:rFonts w:ascii="Times New Roman" w:eastAsia="宋体" w:hAnsi="Times New Roman" w:cs="Times New Roman"/>
+          <w:b/>
+          <w:bCs/>
+          <w:sz w:val="22"/>
+          <w:szCs w:val="22"/>
+        </w:rPr>
+        <w:t>:</w:t>
       </w:r>
       <w:r>
         <w:rPr>
@@ -1863,14 +1999,25 @@
           <w:szCs w:val="22"/>
         </w:rPr>
       </w:pPr>
-      <w:r>
-        <w:rPr>
-          <w:rFonts w:ascii="Times New Roman" w:eastAsia="宋体" w:hAnsi="Times New Roman" w:cs="Times New Roman"/>
-          <w:b/>
-          <w:sz w:val="22"/>
-          <w:szCs w:val="22"/>
-        </w:rPr>
-        <w:t>iGEM Team</w:t>
+      <w:proofErr w:type="spellStart"/>
+      <w:r>
+        <w:rPr>
+          <w:rFonts w:ascii="Times New Roman" w:eastAsia="宋体" w:hAnsi="Times New Roman" w:cs="Times New Roman"/>
+          <w:b/>
+          <w:sz w:val="22"/>
+          <w:szCs w:val="22"/>
+        </w:rPr>
+        <w:t>iGEM</w:t>
+      </w:r>
+      <w:proofErr w:type="spellEnd"/>
+      <w:r>
+        <w:rPr>
+          <w:rFonts w:ascii="Times New Roman" w:eastAsia="宋体" w:hAnsi="Times New Roman" w:cs="Times New Roman"/>
+          <w:b/>
+          <w:sz w:val="22"/>
+          <w:szCs w:val="22"/>
+        </w:rPr>
+        <w:t xml:space="preserve"> Team</w:t>
       </w:r>
       <w:r>
         <w:rPr>
@@ -1908,6 +2055,7 @@
         </w:rPr>
         <w:t xml:space="preserve">| </w:t>
       </w:r>
+      <w:proofErr w:type="spellStart"/>
       <w:r>
         <w:rPr>
           <w:rFonts w:ascii="Times New Roman" w:eastAsia="宋体" w:hAnsi="Times New Roman" w:cs="Times New Roman"/>
@@ -1915,7 +2063,17 @@
           <w:sz w:val="22"/>
           <w:szCs w:val="22"/>
         </w:rPr>
-        <w:t xml:space="preserve">BostonU </w:t>
+        <w:t>BostonU</w:t>
+      </w:r>
+      <w:proofErr w:type="spellEnd"/>
+      <w:r>
+        <w:rPr>
+          <w:rFonts w:ascii="Times New Roman" w:eastAsia="宋体" w:hAnsi="Times New Roman" w:cs="Times New Roman"/>
+          <w:iCs/>
+          <w:sz w:val="22"/>
+          <w:szCs w:val="22"/>
+        </w:rPr>
+        <w:t xml:space="preserve"> </w:t>
       </w:r>
       <w:r>
         <w:rPr>
@@ -2005,7 +2163,25 @@
           <w:sz w:val="22"/>
           <w:szCs w:val="22"/>
         </w:rPr>
-        <w:t>Led computational and software design for iGEM 2024 project, bridging biological objectives with system-level modeling and implementation.</w:t>
+        <w:t xml:space="preserve">Led computational and software design for </w:t>
+      </w:r>
+      <w:proofErr w:type="spellStart"/>
+      <w:r>
+        <w:rPr>
+          <w:rFonts w:ascii="Times New Roman" w:eastAsia="宋体" w:hAnsi="Times New Roman" w:cs="Times New Roman"/>
+          <w:sz w:val="22"/>
+          <w:szCs w:val="22"/>
+        </w:rPr>
+        <w:t>iGEM</w:t>
+      </w:r>
+      <w:proofErr w:type="spellEnd"/>
+      <w:r>
+        <w:rPr>
+          <w:rFonts w:ascii="Times New Roman" w:eastAsia="宋体" w:hAnsi="Times New Roman" w:cs="Times New Roman"/>
+          <w:sz w:val="22"/>
+          <w:szCs w:val="22"/>
+        </w:rPr>
+        <w:t xml:space="preserve"> 2024 project, bridging biological objectives with system-level modeling and implementation.</w:t>
       </w:r>
     </w:p>
     <w:p>
@@ -2052,14 +2228,25 @@
           <w:szCs w:val="22"/>
         </w:rPr>
       </w:pPr>
-      <w:r>
-        <w:rPr>
-          <w:rFonts w:ascii="Times New Roman" w:eastAsia="宋体" w:hAnsi="Times New Roman" w:cs="Times New Roman"/>
-          <w:b/>
-          <w:sz w:val="22"/>
-          <w:szCs w:val="22"/>
-        </w:rPr>
-        <w:t>iGEM Team</w:t>
+      <w:proofErr w:type="spellStart"/>
+      <w:r>
+        <w:rPr>
+          <w:rFonts w:ascii="Times New Roman" w:eastAsia="宋体" w:hAnsi="Times New Roman" w:cs="Times New Roman"/>
+          <w:b/>
+          <w:sz w:val="22"/>
+          <w:szCs w:val="22"/>
+        </w:rPr>
+        <w:t>iGEM</w:t>
+      </w:r>
+      <w:proofErr w:type="spellEnd"/>
+      <w:r>
+        <w:rPr>
+          <w:rFonts w:ascii="Times New Roman" w:eastAsia="宋体" w:hAnsi="Times New Roman" w:cs="Times New Roman"/>
+          <w:b/>
+          <w:sz w:val="22"/>
+          <w:szCs w:val="22"/>
+        </w:rPr>
+        <w:t xml:space="preserve"> Team</w:t>
       </w:r>
       <w:r>
         <w:rPr>
@@ -2152,7 +2339,43 @@
           <w:sz w:val="22"/>
           <w:szCs w:val="22"/>
         </w:rPr>
-        <w:t>Built a cross-database sequence-to-protein mapping pipeline improving annotation between iGEM Registry and UniProt.</w:t>
+        <w:t xml:space="preserve">Built a cross-database sequence-to-protein mapping pipeline improving annotation between </w:t>
+      </w:r>
+      <w:proofErr w:type="spellStart"/>
+      <w:r>
+        <w:rPr>
+          <w:rFonts w:ascii="Times New Roman" w:eastAsia="宋体" w:hAnsi="Times New Roman" w:cs="Times New Roman"/>
+          <w:sz w:val="22"/>
+          <w:szCs w:val="22"/>
+        </w:rPr>
+        <w:t>iGEM</w:t>
+      </w:r>
+      <w:proofErr w:type="spellEnd"/>
+      <w:r>
+        <w:rPr>
+          <w:rFonts w:ascii="Times New Roman" w:eastAsia="宋体" w:hAnsi="Times New Roman" w:cs="Times New Roman"/>
+          <w:sz w:val="22"/>
+          <w:szCs w:val="22"/>
+        </w:rPr>
+        <w:t xml:space="preserve"> Registry and </w:t>
+      </w:r>
+      <w:proofErr w:type="spellStart"/>
+      <w:r>
+        <w:rPr>
+          <w:rFonts w:ascii="Times New Roman" w:eastAsia="宋体" w:hAnsi="Times New Roman" w:cs="Times New Roman"/>
+          <w:sz w:val="22"/>
+          <w:szCs w:val="22"/>
+        </w:rPr>
+        <w:t>UniProt</w:t>
+      </w:r>
+      <w:proofErr w:type="spellEnd"/>
+      <w:r>
+        <w:rPr>
+          <w:rFonts w:ascii="Times New Roman" w:eastAsia="宋体" w:hAnsi="Times New Roman" w:cs="Times New Roman"/>
+          <w:sz w:val="22"/>
+          <w:szCs w:val="22"/>
+        </w:rPr>
+        <w:t>.</w:t>
       </w:r>
       <w:r>
         <w:t xml:space="preserve"> </w:t>
@@ -2249,7 +2472,25 @@
           <w:sz w:val="22"/>
           <w:szCs w:val="22"/>
         </w:rPr>
-        <w:t xml:space="preserve">| UCSB, Four “I”s lab                                                        Santa Barbara, CA | </w:t>
+        <w:t>| UCSB, Four “</w:t>
+      </w:r>
+      <w:proofErr w:type="gramStart"/>
+      <w:r>
+        <w:rPr>
+          <w:rFonts w:ascii="Times New Roman" w:eastAsia="宋体" w:hAnsi="Times New Roman" w:cs="Times New Roman"/>
+          <w:sz w:val="22"/>
+          <w:szCs w:val="22"/>
+        </w:rPr>
+        <w:t>I”s</w:t>
+      </w:r>
+      <w:proofErr w:type="gramEnd"/>
+      <w:r>
+        <w:rPr>
+          <w:rFonts w:ascii="Times New Roman" w:eastAsia="宋体" w:hAnsi="Times New Roman" w:cs="Times New Roman"/>
+          <w:sz w:val="22"/>
+          <w:szCs w:val="22"/>
+        </w:rPr>
+        <w:t xml:space="preserve"> lab                                                        Santa Barbara, CA | </w:t>
       </w:r>
       <w:r>
         <w:rPr>
@@ -2288,7 +2529,27 @@
           <w:sz w:val="22"/>
           <w:szCs w:val="22"/>
         </w:rPr>
-        <w:t xml:space="preserve">Matthew Turk and Prof. Tobies Hollerer  </w:t>
+        <w:t xml:space="preserve">Matthew Turk and Prof. Tobies </w:t>
+      </w:r>
+      <w:proofErr w:type="spellStart"/>
+      <w:r>
+        <w:rPr>
+          <w:rFonts w:ascii="Times New Roman" w:eastAsia="宋体" w:hAnsi="Times New Roman" w:cs="Times New Roman"/>
+          <w:iCs/>
+          <w:sz w:val="22"/>
+          <w:szCs w:val="22"/>
+        </w:rPr>
+        <w:t>Hollerer</w:t>
+      </w:r>
+      <w:proofErr w:type="spellEnd"/>
+      <w:r>
+        <w:rPr>
+          <w:rFonts w:ascii="Times New Roman" w:eastAsia="宋体" w:hAnsi="Times New Roman" w:cs="Times New Roman"/>
+          <w:iCs/>
+          <w:sz w:val="22"/>
+          <w:szCs w:val="22"/>
+        </w:rPr>
+        <w:t xml:space="preserve">  </w:t>
       </w:r>
     </w:p>
     <w:p>
@@ -2404,7 +2665,18 @@
           <w:sz w:val="22"/>
           <w:szCs w:val="22"/>
         </w:rPr>
-        <w:t>EBRC Mentorship for Undergraduate and Master’s Students Program (EMUMS)</w:t>
+        <w:t>EBRC Mentorship for Undergraduate and Master’s Students Program (</w:t>
+      </w:r>
+      <w:proofErr w:type="gramStart"/>
+      <w:r>
+        <w:rPr>
+          <w:rFonts w:ascii="Times New Roman" w:eastAsia="宋体" w:hAnsi="Times New Roman" w:cs="Times New Roman"/>
+          <w:b/>
+          <w:bCs/>
+          <w:sz w:val="22"/>
+          <w:szCs w:val="22"/>
+        </w:rPr>
+        <w:t>EMUMS)</w:t>
       </w:r>
       <w:r>
         <w:rPr>
@@ -2412,7 +2684,16 @@
           <w:sz w:val="22"/>
           <w:szCs w:val="22"/>
         </w:rPr>
-        <w:t xml:space="preserve">            </w:t>
+        <w:t xml:space="preserve">   </w:t>
+      </w:r>
+      <w:proofErr w:type="gramEnd"/>
+      <w:r>
+        <w:rPr>
+          <w:rFonts w:ascii="Times New Roman" w:eastAsia="宋体" w:hAnsi="Times New Roman" w:cs="Times New Roman" w:hint="eastAsia"/>
+          <w:sz w:val="22"/>
+          <w:szCs w:val="22"/>
+        </w:rPr>
+        <w:t xml:space="preserve">         </w:t>
       </w:r>
       <w:r>
         <w:rPr>
@@ -2837,7 +3118,43 @@
           <w:sz w:val="22"/>
           <w:szCs w:val="22"/>
         </w:rPr>
-        <w:t>Student Mentor of iGEM team: BostonU                                                                                                           04-10/2024</w:t>
+        <w:t xml:space="preserve">Student Mentor of </w:t>
+      </w:r>
+      <w:proofErr w:type="spellStart"/>
+      <w:r>
+        <w:rPr>
+          <w:rFonts w:ascii="Times New Roman" w:eastAsia="宋体" w:hAnsi="Times New Roman" w:cs="Times New Roman"/>
+          <w:sz w:val="22"/>
+          <w:szCs w:val="22"/>
+        </w:rPr>
+        <w:t>iGEM</w:t>
+      </w:r>
+      <w:proofErr w:type="spellEnd"/>
+      <w:r>
+        <w:rPr>
+          <w:rFonts w:ascii="Times New Roman" w:eastAsia="宋体" w:hAnsi="Times New Roman" w:cs="Times New Roman"/>
+          <w:sz w:val="22"/>
+          <w:szCs w:val="22"/>
+        </w:rPr>
+        <w:t xml:space="preserve"> team: </w:t>
+      </w:r>
+      <w:proofErr w:type="spellStart"/>
+      <w:r>
+        <w:rPr>
+          <w:rFonts w:ascii="Times New Roman" w:eastAsia="宋体" w:hAnsi="Times New Roman" w:cs="Times New Roman"/>
+          <w:sz w:val="22"/>
+          <w:szCs w:val="22"/>
+        </w:rPr>
+        <w:t>BostonU</w:t>
+      </w:r>
+      <w:proofErr w:type="spellEnd"/>
+      <w:r>
+        <w:rPr>
+          <w:rFonts w:ascii="Times New Roman" w:eastAsia="宋体" w:hAnsi="Times New Roman" w:cs="Times New Roman"/>
+          <w:sz w:val="22"/>
+          <w:szCs w:val="22"/>
+        </w:rPr>
+        <w:t xml:space="preserve">                                                                                                           04-10/2024</w:t>
       </w:r>
     </w:p>
     <w:p>
@@ -2857,7 +3174,25 @@
           <w:sz w:val="22"/>
           <w:szCs w:val="22"/>
         </w:rPr>
-        <w:t xml:space="preserve">Chicago BioEngineering Conference (CBEC’24)         </w:t>
+        <w:t xml:space="preserve">Chicago </w:t>
+      </w:r>
+      <w:proofErr w:type="spellStart"/>
+      <w:r>
+        <w:rPr>
+          <w:rFonts w:ascii="Times New Roman" w:hAnsi="Times New Roman" w:cs="Times New Roman"/>
+          <w:sz w:val="22"/>
+          <w:szCs w:val="22"/>
+        </w:rPr>
+        <w:t>BioEngineering</w:t>
+      </w:r>
+      <w:proofErr w:type="spellEnd"/>
+      <w:r>
+        <w:rPr>
+          <w:rFonts w:ascii="Times New Roman" w:hAnsi="Times New Roman" w:cs="Times New Roman"/>
+          <w:sz w:val="22"/>
+          <w:szCs w:val="22"/>
+        </w:rPr>
+        <w:t xml:space="preserve"> Conference (CBEC’24)         </w:t>
       </w:r>
       <w:r>
         <w:rPr>
@@ -3527,13 +3862,23 @@
         </w:rPr>
         <w:t xml:space="preserve">5] </w:t>
       </w:r>
-      <w:r>
-        <w:rPr>
-          <w:rFonts w:ascii="Times New Roman" w:hAnsi="Times New Roman" w:cs="Times New Roman"/>
-          <w:sz w:val="22"/>
-          <w:szCs w:val="28"/>
-        </w:rPr>
-        <w:t>LaNVis: Biological Constraint-based Large Network Visualizer</w:t>
+      <w:proofErr w:type="spellStart"/>
+      <w:r>
+        <w:rPr>
+          <w:rFonts w:ascii="Times New Roman" w:hAnsi="Times New Roman" w:cs="Times New Roman"/>
+          <w:sz w:val="22"/>
+          <w:szCs w:val="28"/>
+        </w:rPr>
+        <w:t>LaNVis</w:t>
+      </w:r>
+      <w:proofErr w:type="spellEnd"/>
+      <w:r>
+        <w:rPr>
+          <w:rFonts w:ascii="Times New Roman" w:hAnsi="Times New Roman" w:cs="Times New Roman"/>
+          <w:sz w:val="22"/>
+          <w:szCs w:val="28"/>
+        </w:rPr>
+        <w:t>: Biological Constraint-based Large Network Visualizer</w:t>
       </w:r>
       <w:r>
         <w:rPr>

--- a/resume_zyrr.docx
+++ b/resume_zyrr.docx
@@ -547,7 +547,6 @@
           <w:szCs w:val="22"/>
         </w:rPr>
       </w:pPr>
-      <w:proofErr w:type="spellStart"/>
       <w:r>
         <w:rPr>
           <w:rFonts w:ascii="Times New Roman" w:eastAsia="宋体" w:hAnsi="Times New Roman" w:cs="Times New Roman" w:hint="eastAsia"/>
@@ -556,7 +555,6 @@
         </w:rPr>
         <w:t>iGEM</w:t>
       </w:r>
-      <w:proofErr w:type="spellEnd"/>
       <w:r>
         <w:rPr>
           <w:rFonts w:ascii="Times New Roman" w:eastAsia="宋体" w:hAnsi="Times New Roman" w:cs="Times New Roman"/>
@@ -645,17 +643,7 @@
           <w:sz w:val="22"/>
           <w:szCs w:val="22"/>
         </w:rPr>
-        <w:t xml:space="preserve">Nominated by </w:t>
-      </w:r>
-      <w:proofErr w:type="gramStart"/>
-      <w:r>
-        <w:rPr>
-          <w:rFonts w:ascii="Times New Roman" w:eastAsia="宋体" w:hAnsi="Times New Roman" w:cs="Times New Roman"/>
-          <w:bCs/>
-          <w:sz w:val="22"/>
-          <w:szCs w:val="22"/>
-        </w:rPr>
-        <w:t>UESTC</w:t>
+        <w:t>Nominated by UESTC</w:t>
       </w:r>
       <w:r>
         <w:rPr>
@@ -664,9 +652,17 @@
           <w:sz w:val="22"/>
           <w:szCs w:val="22"/>
         </w:rPr>
-        <w:t xml:space="preserve">)   </w:t>
-      </w:r>
-      <w:proofErr w:type="gramEnd"/>
+        <w:t xml:space="preserve">)                                                               </w:t>
+      </w:r>
+      <w:r>
+        <w:rPr>
+          <w:rFonts w:ascii="Times New Roman" w:eastAsia="宋体" w:hAnsi="Times New Roman" w:cs="Times New Roman"/>
+          <w:bCs/>
+          <w:sz w:val="22"/>
+          <w:szCs w:val="22"/>
+        </w:rPr>
+        <w:t xml:space="preserve">  </w:t>
+      </w:r>
       <w:r>
         <w:rPr>
           <w:rFonts w:ascii="Times New Roman" w:eastAsia="宋体" w:hAnsi="Times New Roman" w:cs="Times New Roman" w:hint="eastAsia"/>
@@ -674,16 +670,16 @@
           <w:sz w:val="22"/>
           <w:szCs w:val="22"/>
         </w:rPr>
-        <w:t xml:space="preserve">                                                            </w:t>
-      </w:r>
-      <w:r>
-        <w:rPr>
-          <w:rFonts w:ascii="Times New Roman" w:eastAsia="宋体" w:hAnsi="Times New Roman" w:cs="Times New Roman"/>
-          <w:bCs/>
-          <w:sz w:val="22"/>
-          <w:szCs w:val="22"/>
-        </w:rPr>
-        <w:t xml:space="preserve">  </w:t>
+        <w:t>05</w:t>
+      </w:r>
+      <w:r>
+        <w:rPr>
+          <w:rFonts w:ascii="Times New Roman" w:eastAsia="宋体" w:hAnsi="Times New Roman" w:cs="Times New Roman"/>
+          <w:bCs/>
+          <w:sz w:val="22"/>
+          <w:szCs w:val="22"/>
+        </w:rPr>
+        <w:t>/</w:t>
       </w:r>
       <w:r>
         <w:rPr>
@@ -692,24 +688,6 @@
           <w:sz w:val="22"/>
           <w:szCs w:val="22"/>
         </w:rPr>
-        <w:t>05</w:t>
-      </w:r>
-      <w:r>
-        <w:rPr>
-          <w:rFonts w:ascii="Times New Roman" w:eastAsia="宋体" w:hAnsi="Times New Roman" w:cs="Times New Roman"/>
-          <w:bCs/>
-          <w:sz w:val="22"/>
-          <w:szCs w:val="22"/>
-        </w:rPr>
-        <w:t>/</w:t>
-      </w:r>
-      <w:r>
-        <w:rPr>
-          <w:rFonts w:ascii="Times New Roman" w:eastAsia="宋体" w:hAnsi="Times New Roman" w:cs="Times New Roman" w:hint="eastAsia"/>
-          <w:bCs/>
-          <w:sz w:val="22"/>
-          <w:szCs w:val="22"/>
-        </w:rPr>
         <w:t>2020</w:t>
       </w:r>
     </w:p>
@@ -816,23 +794,13 @@
           <w:szCs w:val="22"/>
         </w:rPr>
       </w:pPr>
-      <w:proofErr w:type="spellStart"/>
-      <w:r>
-        <w:rPr>
-          <w:rFonts w:ascii="Times New Roman" w:eastAsia="宋体" w:hAnsi="Times New Roman" w:cs="Times New Roman"/>
-          <w:sz w:val="22"/>
-          <w:szCs w:val="22"/>
-        </w:rPr>
-        <w:t>iGEM</w:t>
-      </w:r>
-      <w:proofErr w:type="spellEnd"/>
-      <w:r>
-        <w:rPr>
-          <w:rFonts w:ascii="Times New Roman" w:eastAsia="宋体" w:hAnsi="Times New Roman" w:cs="Times New Roman"/>
-          <w:sz w:val="22"/>
-          <w:szCs w:val="22"/>
-        </w:rPr>
-        <w:t xml:space="preserve"> "</w:t>
+      <w:r>
+        <w:rPr>
+          <w:rFonts w:ascii="Times New Roman" w:eastAsia="宋体" w:hAnsi="Times New Roman" w:cs="Times New Roman"/>
+          <w:sz w:val="22"/>
+          <w:szCs w:val="22"/>
+        </w:rPr>
+        <w:t>iGEM "</w:t>
       </w:r>
       <w:r>
         <w:rPr>
@@ -1076,73 +1044,45 @@
           <w:sz w:val="22"/>
           <w:szCs w:val="22"/>
         </w:rPr>
+        <w:t>ibrary (NetworkX),</w:t>
+      </w:r>
+      <w:r>
+        <w:rPr>
+          <w:rFonts w:ascii="Times New Roman" w:hAnsi="Times New Roman" w:cs="Times New Roman"/>
+        </w:rPr>
+        <w:t xml:space="preserve"> ML/AI</w:t>
+      </w:r>
+      <w:r>
+        <w:rPr>
+          <w:rFonts w:ascii="Times New Roman" w:hAnsi="Times New Roman" w:cs="Times New Roman"/>
+        </w:rPr>
+        <w:t>/DS</w:t>
+      </w:r>
+      <w:r>
+        <w:rPr>
+          <w:rFonts w:ascii="Times New Roman" w:hAnsi="Times New Roman" w:cs="Times New Roman"/>
+        </w:rPr>
+        <w:t xml:space="preserve"> </w:t>
+      </w:r>
+      <w:r>
+        <w:rPr>
+          <w:rFonts w:ascii="Times New Roman" w:hAnsi="Times New Roman" w:cs="Times New Roman"/>
+        </w:rPr>
+        <w:t>L</w:t>
+      </w:r>
+      <w:r>
+        <w:rPr>
+          <w:rFonts w:ascii="Times New Roman" w:hAnsi="Times New Roman" w:cs="Times New Roman"/>
+        </w:rPr>
         <w:t>ibrary (</w:t>
       </w:r>
-      <w:proofErr w:type="spellStart"/>
-      <w:r>
-        <w:rPr>
-          <w:rFonts w:ascii="Times New Roman" w:eastAsia="宋体" w:hAnsi="Times New Roman" w:cs="Times New Roman"/>
-          <w:sz w:val="22"/>
-          <w:szCs w:val="22"/>
-        </w:rPr>
-        <w:t>NetworkX</w:t>
-      </w:r>
-      <w:proofErr w:type="spellEnd"/>
-      <w:r>
-        <w:rPr>
-          <w:rFonts w:ascii="Times New Roman" w:eastAsia="宋体" w:hAnsi="Times New Roman" w:cs="Times New Roman"/>
-          <w:sz w:val="22"/>
-          <w:szCs w:val="22"/>
-        </w:rPr>
-        <w:t>),</w:t>
-      </w:r>
-      <w:r>
-        <w:rPr>
-          <w:rFonts w:ascii="Times New Roman" w:hAnsi="Times New Roman" w:cs="Times New Roman"/>
-        </w:rPr>
-        <w:t xml:space="preserve"> ML/AI</w:t>
-      </w:r>
-      <w:r>
-        <w:rPr>
-          <w:rFonts w:ascii="Times New Roman" w:hAnsi="Times New Roman" w:cs="Times New Roman"/>
-        </w:rPr>
-        <w:t>/DS</w:t>
-      </w:r>
-      <w:r>
-        <w:rPr>
-          <w:rFonts w:ascii="Times New Roman" w:hAnsi="Times New Roman" w:cs="Times New Roman"/>
-        </w:rPr>
-        <w:t xml:space="preserve"> </w:t>
-      </w:r>
-      <w:r>
-        <w:rPr>
-          <w:rFonts w:ascii="Times New Roman" w:hAnsi="Times New Roman" w:cs="Times New Roman"/>
-        </w:rPr>
-        <w:t>L</w:t>
-      </w:r>
-      <w:r>
-        <w:rPr>
-          <w:rFonts w:ascii="Times New Roman" w:hAnsi="Times New Roman" w:cs="Times New Roman"/>
-        </w:rPr>
-        <w:t>ibrary (</w:t>
-      </w:r>
-      <w:proofErr w:type="spellStart"/>
-      <w:r>
-        <w:rPr>
-          <w:rFonts w:ascii="Times New Roman" w:eastAsia="宋体" w:hAnsi="Times New Roman" w:cs="Times New Roman"/>
-          <w:sz w:val="22"/>
-          <w:szCs w:val="22"/>
-        </w:rPr>
-        <w:t>PyTorch</w:t>
-      </w:r>
-      <w:proofErr w:type="spellEnd"/>
-      <w:r>
-        <w:rPr>
-          <w:rFonts w:ascii="Times New Roman" w:eastAsia="宋体" w:hAnsi="Times New Roman" w:cs="Times New Roman"/>
-          <w:sz w:val="22"/>
-          <w:szCs w:val="22"/>
-        </w:rPr>
-        <w:t>, TensorFlow, NumPy</w:t>
+      <w:r>
+        <w:rPr>
+          <w:rFonts w:ascii="Times New Roman" w:eastAsia="宋体" w:hAnsi="Times New Roman" w:cs="Times New Roman"/>
+          <w:sz w:val="22"/>
+          <w:szCs w:val="22"/>
+        </w:rPr>
+        <w:t>PyTorch, TensorFlow, NumPy</w:t>
       </w:r>
       <w:r>
         <w:rPr>
@@ -1492,7 +1432,27 @@
           <w:sz w:val="22"/>
           <w:szCs w:val="28"/>
         </w:rPr>
-        <w:t xml:space="preserve">Neptune — Hierarchical Microfluidic Design Automation System </w:t>
+        <w:t xml:space="preserve">Neptune </w:t>
+      </w:r>
+      <w:r>
+        <w:rPr>
+          <w:rFonts w:ascii="Times New Roman" w:hAnsi="Times New Roman" w:cs="Times New Roman"/>
+          <w:b/>
+          <w:bCs/>
+          <w:sz w:val="22"/>
+          <w:szCs w:val="28"/>
+        </w:rPr>
+        <w:t>--</w:t>
+      </w:r>
+      <w:r>
+        <w:rPr>
+          <w:rFonts w:ascii="Times New Roman" w:hAnsi="Times New Roman" w:cs="Times New Roman"/>
+          <w:b/>
+          <w:bCs/>
+          <w:sz w:val="22"/>
+          <w:szCs w:val="28"/>
+        </w:rPr>
+        <w:t xml:space="preserve"> Hierarchical Microfluidic Design Automation System </w:t>
       </w:r>
       <w:r>
         <w:rPr>
@@ -1630,7 +1590,27 @@
           <w:sz w:val="22"/>
           <w:szCs w:val="28"/>
         </w:rPr>
-        <w:t xml:space="preserve">Oriole — Genetic Circuit Partitioning for Multicellular Computation </w:t>
+        <w:t xml:space="preserve">Oriole </w:t>
+      </w:r>
+      <w:r>
+        <w:rPr>
+          <w:rFonts w:ascii="Times New Roman" w:hAnsi="Times New Roman" w:cs="Times New Roman"/>
+          <w:b/>
+          <w:bCs/>
+          <w:sz w:val="22"/>
+          <w:szCs w:val="28"/>
+        </w:rPr>
+        <w:t>--</w:t>
+      </w:r>
+      <w:r>
+        <w:rPr>
+          <w:rFonts w:ascii="Times New Roman" w:hAnsi="Times New Roman" w:cs="Times New Roman"/>
+          <w:b/>
+          <w:bCs/>
+          <w:sz w:val="22"/>
+          <w:szCs w:val="28"/>
+        </w:rPr>
+        <w:t xml:space="preserve"> Genetic Circuit Partitioning for Multicellular Computation </w:t>
       </w:r>
       <w:r>
         <w:rPr>
@@ -1721,7 +1701,27 @@
           <w:sz w:val="22"/>
           <w:szCs w:val="28"/>
         </w:rPr>
-        <w:t xml:space="preserve">Vespa — </w:t>
+        <w:t xml:space="preserve">Vespa </w:t>
+      </w:r>
+      <w:r>
+        <w:rPr>
+          <w:rFonts w:ascii="Times New Roman" w:hAnsi="Times New Roman" w:cs="Times New Roman"/>
+          <w:b/>
+          <w:bCs/>
+          <w:sz w:val="22"/>
+          <w:szCs w:val="28"/>
+        </w:rPr>
+        <w:t>--</w:t>
+      </w:r>
+      <w:r>
+        <w:rPr>
+          <w:rFonts w:ascii="Times New Roman" w:hAnsi="Times New Roman" w:cs="Times New Roman"/>
+          <w:b/>
+          <w:bCs/>
+          <w:sz w:val="22"/>
+          <w:szCs w:val="28"/>
+        </w:rPr>
+        <w:t xml:space="preserve"> </w:t>
       </w:r>
       <w:r>
         <w:rPr>
@@ -1942,6 +1942,16 @@
           <w:szCs w:val="28"/>
         </w:rPr>
         <w:t>s</w:t>
+      </w:r>
+      <w:r>
+        <w:rPr>
+          <w:rFonts w:ascii="Times New Roman" w:hAnsi="Times New Roman" w:cs="Times New Roman"/>
+          <w:b/>
+          <w:bCs/>
+          <w:sz w:val="22"/>
+          <w:szCs w:val="28"/>
+        </w:rPr>
+        <w:t xml:space="preserve"> -- </w:t>
       </w:r>
     </w:p>
     <w:p>
@@ -1999,25 +2009,14 @@
           <w:szCs w:val="22"/>
         </w:rPr>
       </w:pPr>
-      <w:proofErr w:type="spellStart"/>
-      <w:r>
-        <w:rPr>
-          <w:rFonts w:ascii="Times New Roman" w:eastAsia="宋体" w:hAnsi="Times New Roman" w:cs="Times New Roman"/>
-          <w:b/>
-          <w:sz w:val="22"/>
-          <w:szCs w:val="22"/>
-        </w:rPr>
-        <w:t>iGEM</w:t>
-      </w:r>
-      <w:proofErr w:type="spellEnd"/>
-      <w:r>
-        <w:rPr>
-          <w:rFonts w:ascii="Times New Roman" w:eastAsia="宋体" w:hAnsi="Times New Roman" w:cs="Times New Roman"/>
-          <w:b/>
-          <w:sz w:val="22"/>
-          <w:szCs w:val="22"/>
-        </w:rPr>
-        <w:t xml:space="preserve"> Team</w:t>
+      <w:r>
+        <w:rPr>
+          <w:rFonts w:ascii="Times New Roman" w:eastAsia="宋体" w:hAnsi="Times New Roman" w:cs="Times New Roman"/>
+          <w:b/>
+          <w:sz w:val="22"/>
+          <w:szCs w:val="22"/>
+        </w:rPr>
+        <w:t>iGEM Team</w:t>
       </w:r>
       <w:r>
         <w:rPr>
@@ -2055,7 +2054,6 @@
         </w:rPr>
         <w:t xml:space="preserve">| </w:t>
       </w:r>
-      <w:proofErr w:type="spellStart"/>
       <w:r>
         <w:rPr>
           <w:rFonts w:ascii="Times New Roman" w:eastAsia="宋体" w:hAnsi="Times New Roman" w:cs="Times New Roman"/>
@@ -2063,17 +2061,7 @@
           <w:sz w:val="22"/>
           <w:szCs w:val="22"/>
         </w:rPr>
-        <w:t>BostonU</w:t>
-      </w:r>
-      <w:proofErr w:type="spellEnd"/>
-      <w:r>
-        <w:rPr>
-          <w:rFonts w:ascii="Times New Roman" w:eastAsia="宋体" w:hAnsi="Times New Roman" w:cs="Times New Roman"/>
-          <w:iCs/>
-          <w:sz w:val="22"/>
-          <w:szCs w:val="22"/>
-        </w:rPr>
-        <w:t xml:space="preserve"> </w:t>
+        <w:t xml:space="preserve">BostonU </w:t>
       </w:r>
       <w:r>
         <w:rPr>
@@ -2163,25 +2151,7 @@
           <w:sz w:val="22"/>
           <w:szCs w:val="22"/>
         </w:rPr>
-        <w:t xml:space="preserve">Led computational and software design for </w:t>
-      </w:r>
-      <w:proofErr w:type="spellStart"/>
-      <w:r>
-        <w:rPr>
-          <w:rFonts w:ascii="Times New Roman" w:eastAsia="宋体" w:hAnsi="Times New Roman" w:cs="Times New Roman"/>
-          <w:sz w:val="22"/>
-          <w:szCs w:val="22"/>
-        </w:rPr>
-        <w:t>iGEM</w:t>
-      </w:r>
-      <w:proofErr w:type="spellEnd"/>
-      <w:r>
-        <w:rPr>
-          <w:rFonts w:ascii="Times New Roman" w:eastAsia="宋体" w:hAnsi="Times New Roman" w:cs="Times New Roman"/>
-          <w:sz w:val="22"/>
-          <w:szCs w:val="22"/>
-        </w:rPr>
-        <w:t xml:space="preserve"> 2024 project, bridging biological objectives with system-level modeling and implementation.</w:t>
+        <w:t>Led computational and software design for iGEM 2024 project, bridging biological objectives with system-level modeling and implementation.</w:t>
       </w:r>
     </w:p>
     <w:p>
@@ -2228,25 +2198,14 @@
           <w:szCs w:val="22"/>
         </w:rPr>
       </w:pPr>
-      <w:proofErr w:type="spellStart"/>
-      <w:r>
-        <w:rPr>
-          <w:rFonts w:ascii="Times New Roman" w:eastAsia="宋体" w:hAnsi="Times New Roman" w:cs="Times New Roman"/>
-          <w:b/>
-          <w:sz w:val="22"/>
-          <w:szCs w:val="22"/>
-        </w:rPr>
-        <w:t>iGEM</w:t>
-      </w:r>
-      <w:proofErr w:type="spellEnd"/>
-      <w:r>
-        <w:rPr>
-          <w:rFonts w:ascii="Times New Roman" w:eastAsia="宋体" w:hAnsi="Times New Roman" w:cs="Times New Roman"/>
-          <w:b/>
-          <w:sz w:val="22"/>
-          <w:szCs w:val="22"/>
-        </w:rPr>
-        <w:t xml:space="preserve"> Team</w:t>
+      <w:r>
+        <w:rPr>
+          <w:rFonts w:ascii="Times New Roman" w:eastAsia="宋体" w:hAnsi="Times New Roman" w:cs="Times New Roman"/>
+          <w:b/>
+          <w:sz w:val="22"/>
+          <w:szCs w:val="22"/>
+        </w:rPr>
+        <w:t>iGEM Team</w:t>
       </w:r>
       <w:r>
         <w:rPr>
@@ -2339,43 +2298,7 @@
           <w:sz w:val="22"/>
           <w:szCs w:val="22"/>
         </w:rPr>
-        <w:t xml:space="preserve">Built a cross-database sequence-to-protein mapping pipeline improving annotation between </w:t>
-      </w:r>
-      <w:proofErr w:type="spellStart"/>
-      <w:r>
-        <w:rPr>
-          <w:rFonts w:ascii="Times New Roman" w:eastAsia="宋体" w:hAnsi="Times New Roman" w:cs="Times New Roman"/>
-          <w:sz w:val="22"/>
-          <w:szCs w:val="22"/>
-        </w:rPr>
-        <w:t>iGEM</w:t>
-      </w:r>
-      <w:proofErr w:type="spellEnd"/>
-      <w:r>
-        <w:rPr>
-          <w:rFonts w:ascii="Times New Roman" w:eastAsia="宋体" w:hAnsi="Times New Roman" w:cs="Times New Roman"/>
-          <w:sz w:val="22"/>
-          <w:szCs w:val="22"/>
-        </w:rPr>
-        <w:t xml:space="preserve"> Registry and </w:t>
-      </w:r>
-      <w:proofErr w:type="spellStart"/>
-      <w:r>
-        <w:rPr>
-          <w:rFonts w:ascii="Times New Roman" w:eastAsia="宋体" w:hAnsi="Times New Roman" w:cs="Times New Roman"/>
-          <w:sz w:val="22"/>
-          <w:szCs w:val="22"/>
-        </w:rPr>
-        <w:t>UniProt</w:t>
-      </w:r>
-      <w:proofErr w:type="spellEnd"/>
-      <w:r>
-        <w:rPr>
-          <w:rFonts w:ascii="Times New Roman" w:eastAsia="宋体" w:hAnsi="Times New Roman" w:cs="Times New Roman"/>
-          <w:sz w:val="22"/>
-          <w:szCs w:val="22"/>
-        </w:rPr>
-        <w:t>.</w:t>
+        <w:t>Built a cross-database sequence-to-protein mapping pipeline improving annotation between iGEM Registry and UniProt.</w:t>
       </w:r>
       <w:r>
         <w:t xml:space="preserve"> </w:t>
@@ -2472,25 +2395,7 @@
           <w:sz w:val="22"/>
           <w:szCs w:val="22"/>
         </w:rPr>
-        <w:t>| UCSB, Four “</w:t>
-      </w:r>
-      <w:proofErr w:type="gramStart"/>
-      <w:r>
-        <w:rPr>
-          <w:rFonts w:ascii="Times New Roman" w:eastAsia="宋体" w:hAnsi="Times New Roman" w:cs="Times New Roman"/>
-          <w:sz w:val="22"/>
-          <w:szCs w:val="22"/>
-        </w:rPr>
-        <w:t>I”s</w:t>
-      </w:r>
-      <w:proofErr w:type="gramEnd"/>
-      <w:r>
-        <w:rPr>
-          <w:rFonts w:ascii="Times New Roman" w:eastAsia="宋体" w:hAnsi="Times New Roman" w:cs="Times New Roman"/>
-          <w:sz w:val="22"/>
-          <w:szCs w:val="22"/>
-        </w:rPr>
-        <w:t xml:space="preserve"> lab                                                        Santa Barbara, CA | </w:t>
+        <w:t xml:space="preserve">| UCSB, Four “I”s lab                                                        Santa Barbara, CA | </w:t>
       </w:r>
       <w:r>
         <w:rPr>
@@ -2529,27 +2434,7 @@
           <w:sz w:val="22"/>
           <w:szCs w:val="22"/>
         </w:rPr>
-        <w:t xml:space="preserve">Matthew Turk and Prof. Tobies </w:t>
-      </w:r>
-      <w:proofErr w:type="spellStart"/>
-      <w:r>
-        <w:rPr>
-          <w:rFonts w:ascii="Times New Roman" w:eastAsia="宋体" w:hAnsi="Times New Roman" w:cs="Times New Roman"/>
-          <w:iCs/>
-          <w:sz w:val="22"/>
-          <w:szCs w:val="22"/>
-        </w:rPr>
-        <w:t>Hollerer</w:t>
-      </w:r>
-      <w:proofErr w:type="spellEnd"/>
-      <w:r>
-        <w:rPr>
-          <w:rFonts w:ascii="Times New Roman" w:eastAsia="宋体" w:hAnsi="Times New Roman" w:cs="Times New Roman"/>
-          <w:iCs/>
-          <w:sz w:val="22"/>
-          <w:szCs w:val="22"/>
-        </w:rPr>
-        <w:t xml:space="preserve">  </w:t>
+        <w:t xml:space="preserve">Matthew Turk and Prof. Tobies Hollerer  </w:t>
       </w:r>
     </w:p>
     <w:p>
@@ -2665,18 +2550,7 @@
           <w:sz w:val="22"/>
           <w:szCs w:val="22"/>
         </w:rPr>
-        <w:t>EBRC Mentorship for Undergraduate and Master’s Students Program (</w:t>
-      </w:r>
-      <w:proofErr w:type="gramStart"/>
-      <w:r>
-        <w:rPr>
-          <w:rFonts w:ascii="Times New Roman" w:eastAsia="宋体" w:hAnsi="Times New Roman" w:cs="Times New Roman"/>
-          <w:b/>
-          <w:bCs/>
-          <w:sz w:val="22"/>
-          <w:szCs w:val="22"/>
-        </w:rPr>
-        <w:t>EMUMS)</w:t>
+        <w:t>EBRC Mentorship for Undergraduate and Master’s Students Program (EMUMS)</w:t>
       </w:r>
       <w:r>
         <w:rPr>
@@ -2684,16 +2558,7 @@
           <w:sz w:val="22"/>
           <w:szCs w:val="22"/>
         </w:rPr>
-        <w:t xml:space="preserve">   </w:t>
-      </w:r>
-      <w:proofErr w:type="gramEnd"/>
-      <w:r>
-        <w:rPr>
-          <w:rFonts w:ascii="Times New Roman" w:eastAsia="宋体" w:hAnsi="Times New Roman" w:cs="Times New Roman" w:hint="eastAsia"/>
-          <w:sz w:val="22"/>
-          <w:szCs w:val="22"/>
-        </w:rPr>
-        <w:t xml:space="preserve">         </w:t>
+        <w:t xml:space="preserve">            </w:t>
       </w:r>
       <w:r>
         <w:rPr>
@@ -3118,43 +2983,7 @@
           <w:sz w:val="22"/>
           <w:szCs w:val="22"/>
         </w:rPr>
-        <w:t xml:space="preserve">Student Mentor of </w:t>
-      </w:r>
-      <w:proofErr w:type="spellStart"/>
-      <w:r>
-        <w:rPr>
-          <w:rFonts w:ascii="Times New Roman" w:eastAsia="宋体" w:hAnsi="Times New Roman" w:cs="Times New Roman"/>
-          <w:sz w:val="22"/>
-          <w:szCs w:val="22"/>
-        </w:rPr>
-        <w:t>iGEM</w:t>
-      </w:r>
-      <w:proofErr w:type="spellEnd"/>
-      <w:r>
-        <w:rPr>
-          <w:rFonts w:ascii="Times New Roman" w:eastAsia="宋体" w:hAnsi="Times New Roman" w:cs="Times New Roman"/>
-          <w:sz w:val="22"/>
-          <w:szCs w:val="22"/>
-        </w:rPr>
-        <w:t xml:space="preserve"> team: </w:t>
-      </w:r>
-      <w:proofErr w:type="spellStart"/>
-      <w:r>
-        <w:rPr>
-          <w:rFonts w:ascii="Times New Roman" w:eastAsia="宋体" w:hAnsi="Times New Roman" w:cs="Times New Roman"/>
-          <w:sz w:val="22"/>
-          <w:szCs w:val="22"/>
-        </w:rPr>
-        <w:t>BostonU</w:t>
-      </w:r>
-      <w:proofErr w:type="spellEnd"/>
-      <w:r>
-        <w:rPr>
-          <w:rFonts w:ascii="Times New Roman" w:eastAsia="宋体" w:hAnsi="Times New Roman" w:cs="Times New Roman"/>
-          <w:sz w:val="22"/>
-          <w:szCs w:val="22"/>
-        </w:rPr>
-        <w:t xml:space="preserve">                                                                                                           04-10/2024</w:t>
+        <w:t>Student Mentor of iGEM team: BostonU                                                                                                           04-10/2024</w:t>
       </w:r>
     </w:p>
     <w:p>
@@ -3174,25 +3003,7 @@
           <w:sz w:val="22"/>
           <w:szCs w:val="22"/>
         </w:rPr>
-        <w:t xml:space="preserve">Chicago </w:t>
-      </w:r>
-      <w:proofErr w:type="spellStart"/>
-      <w:r>
-        <w:rPr>
-          <w:rFonts w:ascii="Times New Roman" w:hAnsi="Times New Roman" w:cs="Times New Roman"/>
-          <w:sz w:val="22"/>
-          <w:szCs w:val="22"/>
-        </w:rPr>
-        <w:t>BioEngineering</w:t>
-      </w:r>
-      <w:proofErr w:type="spellEnd"/>
-      <w:r>
-        <w:rPr>
-          <w:rFonts w:ascii="Times New Roman" w:hAnsi="Times New Roman" w:cs="Times New Roman"/>
-          <w:sz w:val="22"/>
-          <w:szCs w:val="22"/>
-        </w:rPr>
-        <w:t xml:space="preserve"> Conference (CBEC’24)         </w:t>
+        <w:t xml:space="preserve">Chicago BioEngineering Conference (CBEC’24)         </w:t>
       </w:r>
       <w:r>
         <w:rPr>
@@ -3862,23 +3673,13 @@
         </w:rPr>
         <w:t xml:space="preserve">5] </w:t>
       </w:r>
-      <w:proofErr w:type="spellStart"/>
-      <w:r>
-        <w:rPr>
-          <w:rFonts w:ascii="Times New Roman" w:hAnsi="Times New Roman" w:cs="Times New Roman"/>
-          <w:sz w:val="22"/>
-          <w:szCs w:val="28"/>
-        </w:rPr>
-        <w:t>LaNVis</w:t>
-      </w:r>
-      <w:proofErr w:type="spellEnd"/>
-      <w:r>
-        <w:rPr>
-          <w:rFonts w:ascii="Times New Roman" w:hAnsi="Times New Roman" w:cs="Times New Roman"/>
-          <w:sz w:val="22"/>
-          <w:szCs w:val="28"/>
-        </w:rPr>
-        <w:t>: Biological Constraint-based Large Network Visualizer</w:t>
+      <w:r>
+        <w:rPr>
+          <w:rFonts w:ascii="Times New Roman" w:hAnsi="Times New Roman" w:cs="Times New Roman"/>
+          <w:sz w:val="22"/>
+          <w:szCs w:val="28"/>
+        </w:rPr>
+        <w:t>LaNVis: Biological Constraint-based Large Network Visualizer</w:t>
       </w:r>
       <w:r>
         <w:rPr>

--- a/resume_zyrr.docx
+++ b/resume_zyrr.docx
@@ -3824,7 +3824,7 @@
           <w:sz w:val="22"/>
           <w:szCs w:val="28"/>
         </w:rPr>
-        <w:t>Neptune: Web-based Automated Design and Synthesis Platform for Microfluidic Devices</w:t>
+        <w:t>Neptune: An open-source platform for microfluidic design automation with a new programming language and in-context LLM assistance</w:t>
       </w:r>
       <w:r>
         <w:rPr>
@@ -3834,7 +3834,17 @@
           <w:sz w:val="22"/>
           <w:szCs w:val="28"/>
         </w:rPr>
-        <w:t xml:space="preserve">. </w:t>
+        <w:t>.</w:t>
+      </w:r>
+      <w:r>
+        <w:rPr>
+          <w:rFonts w:ascii="Times New Roman" w:hAnsi="Times New Roman" w:cs="Times New Roman"/>
+          <w:i/>
+          <w:iCs/>
+          <w:sz w:val="22"/>
+          <w:szCs w:val="28"/>
+        </w:rPr>
+        <w:t xml:space="preserve"> </w:t>
       </w:r>
     </w:p>
     <w:sectPr>
@@ -6618,7 +6628,6 @@
   <w:style w:type="character" w:default="1" w:styleId="DefaultParagraphFont">
     <w:name w:val="Default Paragraph Font"/>
     <w:uiPriority w:val="1"/>
-    <w:semiHidden/>
     <w:unhideWhenUsed/>
   </w:style>
   <w:style w:type="table" w:default="1" w:styleId="TableNormal">

--- a/resume_zyrr.docx
+++ b/resume_zyrr.docx
@@ -643,7 +643,17 @@
           <w:sz w:val="22"/>
           <w:szCs w:val="22"/>
         </w:rPr>
-        <w:t>Nominated by UESTC</w:t>
+        <w:t xml:space="preserve">Nominated by </w:t>
+      </w:r>
+      <w:proofErr w:type="gramStart"/>
+      <w:r>
+        <w:rPr>
+          <w:rFonts w:ascii="Times New Roman" w:eastAsia="宋体" w:hAnsi="Times New Roman" w:cs="Times New Roman"/>
+          <w:bCs/>
+          <w:sz w:val="22"/>
+          <w:szCs w:val="22"/>
+        </w:rPr>
+        <w:t>UESTC</w:t>
       </w:r>
       <w:r>
         <w:rPr>
@@ -652,7 +662,17 @@
           <w:sz w:val="22"/>
           <w:szCs w:val="22"/>
         </w:rPr>
-        <w:t xml:space="preserve">)                                                               </w:t>
+        <w:t xml:space="preserve">)   </w:t>
+      </w:r>
+      <w:proofErr w:type="gramEnd"/>
+      <w:r>
+        <w:rPr>
+          <w:rFonts w:ascii="Times New Roman" w:eastAsia="宋体" w:hAnsi="Times New Roman" w:cs="Times New Roman" w:hint="eastAsia"/>
+          <w:bCs/>
+          <w:sz w:val="22"/>
+          <w:szCs w:val="22"/>
+        </w:rPr>
+        <w:t xml:space="preserve">                                                            </w:t>
       </w:r>
       <w:r>
         <w:rPr>
@@ -2395,7 +2415,25 @@
           <w:sz w:val="22"/>
           <w:szCs w:val="22"/>
         </w:rPr>
-        <w:t xml:space="preserve">| UCSB, Four “I”s lab                                                        Santa Barbara, CA | </w:t>
+        <w:t>| UCSB, Four “</w:t>
+      </w:r>
+      <w:proofErr w:type="gramStart"/>
+      <w:r>
+        <w:rPr>
+          <w:rFonts w:ascii="Times New Roman" w:eastAsia="宋体" w:hAnsi="Times New Roman" w:cs="Times New Roman"/>
+          <w:sz w:val="22"/>
+          <w:szCs w:val="22"/>
+        </w:rPr>
+        <w:t>I”s</w:t>
+      </w:r>
+      <w:proofErr w:type="gramEnd"/>
+      <w:r>
+        <w:rPr>
+          <w:rFonts w:ascii="Times New Roman" w:eastAsia="宋体" w:hAnsi="Times New Roman" w:cs="Times New Roman"/>
+          <w:sz w:val="22"/>
+          <w:szCs w:val="22"/>
+        </w:rPr>
+        <w:t xml:space="preserve"> lab                                                        Santa Barbara, CA | </w:t>
       </w:r>
       <w:r>
         <w:rPr>
@@ -2550,7 +2588,18 @@
           <w:sz w:val="22"/>
           <w:szCs w:val="22"/>
         </w:rPr>
-        <w:t>EBRC Mentorship for Undergraduate and Master’s Students Program (EMUMS)</w:t>
+        <w:t>EBRC Mentorship for Undergraduate and Master’s Students Program (</w:t>
+      </w:r>
+      <w:proofErr w:type="gramStart"/>
+      <w:r>
+        <w:rPr>
+          <w:rFonts w:ascii="Times New Roman" w:eastAsia="宋体" w:hAnsi="Times New Roman" w:cs="Times New Roman"/>
+          <w:b/>
+          <w:bCs/>
+          <w:sz w:val="22"/>
+          <w:szCs w:val="22"/>
+        </w:rPr>
+        <w:t>EMUMS)</w:t>
       </w:r>
       <w:r>
         <w:rPr>
@@ -2558,7 +2607,16 @@
           <w:sz w:val="22"/>
           <w:szCs w:val="22"/>
         </w:rPr>
-        <w:t xml:space="preserve">            </w:t>
+        <w:t xml:space="preserve">   </w:t>
+      </w:r>
+      <w:proofErr w:type="gramEnd"/>
+      <w:r>
+        <w:rPr>
+          <w:rFonts w:ascii="Times New Roman" w:eastAsia="宋体" w:hAnsi="Times New Roman" w:cs="Times New Roman" w:hint="eastAsia"/>
+          <w:sz w:val="22"/>
+          <w:szCs w:val="22"/>
+        </w:rPr>
+        <w:t xml:space="preserve">         </w:t>
       </w:r>
       <w:r>
         <w:rPr>
@@ -3358,7 +3416,31 @@
           <w:sz w:val="22"/>
           <w:szCs w:val="28"/>
         </w:rPr>
-        <w:t xml:space="preserve">TCAD] </w:t>
+        <w:t>TCAD</w:t>
+      </w:r>
+      <w:r>
+        <w:rPr>
+          <w:rFonts w:ascii="Times New Roman" w:hAnsi="Times New Roman" w:cs="Times New Roman"/>
+          <w:sz w:val="22"/>
+          <w:szCs w:val="28"/>
+        </w:rPr>
+        <w:t xml:space="preserve"> </w:t>
+      </w:r>
+      <w:r>
+        <w:rPr>
+          <w:rFonts w:ascii="Times New Roman" w:hAnsi="Times New Roman" w:cs="Times New Roman"/>
+          <w:sz w:val="22"/>
+          <w:szCs w:val="28"/>
+        </w:rPr>
+        <w:t>44.2 (2024): 483-496.</w:t>
+      </w:r>
+      <w:r>
+        <w:rPr>
+          <w:rFonts w:ascii="Times New Roman" w:hAnsi="Times New Roman" w:cs="Times New Roman"/>
+          <w:sz w:val="22"/>
+          <w:szCs w:val="28"/>
+        </w:rPr>
+        <w:t xml:space="preserve">] </w:t>
       </w:r>
       <w:r>
         <w:rPr>
@@ -3421,7 +3503,31 @@
           <w:sz w:val="22"/>
           <w:szCs w:val="28"/>
         </w:rPr>
-        <w:t xml:space="preserve">Nature Chemical Biology] </w:t>
+        <w:t>Nature Chemical Biology</w:t>
+      </w:r>
+      <w:r>
+        <w:rPr>
+          <w:rFonts w:ascii="Times New Roman" w:hAnsi="Times New Roman" w:cs="Times New Roman"/>
+          <w:sz w:val="22"/>
+          <w:szCs w:val="28"/>
+        </w:rPr>
+        <w:t xml:space="preserve"> </w:t>
+      </w:r>
+      <w:r>
+        <w:rPr>
+          <w:rFonts w:ascii="Times New Roman" w:hAnsi="Times New Roman" w:cs="Times New Roman"/>
+          <w:sz w:val="22"/>
+          <w:szCs w:val="28"/>
+        </w:rPr>
+        <w:t>21.2 (2025): 268-279.</w:t>
+      </w:r>
+      <w:r>
+        <w:rPr>
+          <w:rFonts w:ascii="Times New Roman" w:hAnsi="Times New Roman" w:cs="Times New Roman"/>
+          <w:sz w:val="22"/>
+          <w:szCs w:val="28"/>
+        </w:rPr>
+        <w:t xml:space="preserve">] </w:t>
       </w:r>
       <w:r>
         <w:rPr>
@@ -3505,6 +3611,22 @@
           <w:szCs w:val="28"/>
         </w:rPr>
         <w:t xml:space="preserve"> IEEE-TCBB</w:t>
+      </w:r>
+      <w:r>
+        <w:rPr>
+          <w:rFonts w:ascii="Times New Roman" w:hAnsi="Times New Roman" w:cs="Times New Roman"/>
+          <w:sz w:val="22"/>
+          <w:szCs w:val="28"/>
+        </w:rPr>
+        <w:t xml:space="preserve"> </w:t>
+      </w:r>
+      <w:r>
+        <w:rPr>
+          <w:rFonts w:ascii="Times New Roman" w:hAnsi="Times New Roman" w:cs="Times New Roman"/>
+          <w:sz w:val="22"/>
+          <w:szCs w:val="28"/>
+        </w:rPr>
+        <w:t>22.4 (2025): 1888-1901.</w:t>
       </w:r>
       <w:r>
         <w:rPr>

--- a/resume_zyrr.docx
+++ b/resume_zyrr.docx
@@ -357,10 +357,11 @@
         </w:pBdr>
         <w:spacing w:after="100"/>
         <w:rPr>
-          <w:rFonts w:ascii="Times New Roman" w:hAnsi="Times New Roman" w:cs="Times New Roman"/>
+          <w:rFonts w:hint="default" w:ascii="Times New Roman" w:hAnsi="Times New Roman" w:cs="Times New Roman"/>
           <w:b/>
           <w:sz w:val="24"/>
           <w:shd w:val="pct15" w:color="auto" w:fill="FFFFFF"/>
+          <w:lang w:val="en-US"/>
         </w:rPr>
       </w:pPr>
       <w:r>
@@ -370,532 +371,44 @@
           <w:sz w:val="24"/>
           <w:shd w:val="pct15" w:color="auto" w:fill="FFFFFF"/>
         </w:rPr>
-        <w:t>AWARDS &amp; HONORS</w:t>
-      </w:r>
-    </w:p>
-    <w:p>
-      <w:pPr>
-        <w:jc w:val="distribute"/>
-        <w:rPr>
-          <w:rFonts w:ascii="Times New Roman" w:hAnsi="Times New Roman" w:eastAsia="宋体" w:cs="Times New Roman"/>
-          <w:sz w:val="22"/>
-          <w:szCs w:val="22"/>
-        </w:rPr>
-      </w:pPr>
-      <w:r>
-        <w:rPr>
-          <w:rFonts w:hint="eastAsia" w:ascii="Times New Roman" w:hAnsi="Times New Roman" w:eastAsia="宋体" w:cs="Times New Roman"/>
-          <w:sz w:val="22"/>
-          <w:szCs w:val="22"/>
-        </w:rPr>
-        <w:t>iGEM</w:t>
-      </w:r>
-      <w:r>
-        <w:rPr>
-          <w:rFonts w:ascii="Times New Roman" w:hAnsi="Times New Roman" w:eastAsia="宋体" w:cs="Times New Roman"/>
-          <w:sz w:val="22"/>
-          <w:szCs w:val="22"/>
-        </w:rPr>
-        <w:t xml:space="preserve"> "</w:t>
-      </w:r>
-      <w:r>
-        <w:rPr>
-          <w:rFonts w:ascii="Times New Roman" w:hAnsi="Times New Roman" w:eastAsia="宋体" w:cs="Times New Roman"/>
-          <w:b/>
-          <w:bCs/>
-          <w:sz w:val="22"/>
-          <w:szCs w:val="22"/>
-        </w:rPr>
-        <w:t>Gold medal</w:t>
-      </w:r>
-      <w:r>
-        <w:rPr>
-          <w:rFonts w:ascii="Times New Roman" w:hAnsi="Times New Roman" w:eastAsia="宋体" w:cs="Times New Roman"/>
-          <w:sz w:val="22"/>
-          <w:szCs w:val="22"/>
-        </w:rPr>
-        <w:t xml:space="preserve">" (Student Mentor, wiki: </w:t>
-      </w:r>
-      <w:r>
-        <w:fldChar w:fldCharType="begin"/>
-      </w:r>
-      <w:r>
-        <w:instrText xml:space="preserve"> HYPERLINK "https://2024.igem.wiki/bostonu/" </w:instrText>
-      </w:r>
-      <w:r>
-        <w:fldChar w:fldCharType="separate"/>
-      </w:r>
-      <w:r>
-        <w:rPr>
-          <w:rStyle w:val="7"/>
-          <w:rFonts w:ascii="Times New Roman" w:hAnsi="Times New Roman" w:eastAsia="宋体" w:cs="Times New Roman"/>
-          <w:sz w:val="22"/>
-          <w:szCs w:val="22"/>
-        </w:rPr>
-        <w:t>https://2024.igem.wiki/bostonu/</w:t>
-      </w:r>
-      <w:r>
-        <w:rPr>
-          <w:rStyle w:val="7"/>
-          <w:rFonts w:ascii="Times New Roman" w:hAnsi="Times New Roman" w:eastAsia="宋体" w:cs="Times New Roman"/>
-          <w:sz w:val="22"/>
-          <w:szCs w:val="22"/>
-        </w:rPr>
-        <w:fldChar w:fldCharType="end"/>
-      </w:r>
-      <w:r>
-        <w:rPr>
-          <w:rFonts w:ascii="Times New Roman" w:hAnsi="Times New Roman" w:eastAsia="宋体" w:cs="Times New Roman"/>
-          <w:sz w:val="22"/>
-          <w:szCs w:val="22"/>
-        </w:rPr>
-        <w:t xml:space="preserve">)                                                     </w:t>
-      </w:r>
-      <w:r>
-        <w:rPr>
-          <w:rFonts w:hint="default" w:ascii="Times New Roman" w:hAnsi="Times New Roman" w:eastAsia="宋体" w:cs="Times New Roman"/>
-          <w:sz w:val="22"/>
-          <w:szCs w:val="22"/>
+        <w:t>RESEARCH S</w:t>
+      </w:r>
+      <w:r>
+        <w:rPr>
+          <w:rFonts w:hint="default" w:ascii="Times New Roman" w:hAnsi="Times New Roman" w:cs="Times New Roman"/>
+          <w:b/>
+          <w:sz w:val="24"/>
+          <w:shd w:val="pct15" w:color="auto" w:fill="FFFFFF"/>
           <w:lang w:val="en-US"/>
         </w:rPr>
-        <w:t xml:space="preserve">     </w:t>
-      </w:r>
-      <w:r>
-        <w:rPr>
-          <w:rFonts w:ascii="Times New Roman" w:hAnsi="Times New Roman" w:eastAsia="宋体" w:cs="Times New Roman"/>
-          <w:sz w:val="22"/>
-          <w:szCs w:val="22"/>
-        </w:rPr>
-        <w:t>11/2024</w:t>
-      </w:r>
-    </w:p>
-    <w:p>
-      <w:pPr>
-        <w:jc w:val="distribute"/>
-        <w:rPr>
-          <w:rFonts w:ascii="Times New Roman" w:hAnsi="Times New Roman" w:eastAsia="宋体" w:cs="Times New Roman"/>
-          <w:bCs/>
-          <w:sz w:val="22"/>
-          <w:szCs w:val="22"/>
-        </w:rPr>
-      </w:pPr>
-      <w:r>
-        <w:rPr>
-          <w:rFonts w:ascii="Times New Roman" w:hAnsi="Times New Roman" w:eastAsia="宋体" w:cs="Times New Roman"/>
-          <w:bCs/>
-          <w:sz w:val="22"/>
-          <w:szCs w:val="22"/>
-        </w:rPr>
-        <w:t>China Youth Science and Technology Innovation Award</w:t>
-      </w:r>
-      <w:r>
-        <w:rPr>
-          <w:rFonts w:hint="eastAsia" w:ascii="Times New Roman" w:hAnsi="Times New Roman" w:eastAsia="宋体" w:cs="Times New Roman"/>
-          <w:bCs/>
-          <w:sz w:val="22"/>
-          <w:szCs w:val="22"/>
-        </w:rPr>
-        <w:t xml:space="preserve"> (</w:t>
-      </w:r>
-      <w:r>
-        <w:rPr>
-          <w:rFonts w:ascii="Times New Roman" w:hAnsi="Times New Roman" w:eastAsia="宋体" w:cs="Times New Roman"/>
-          <w:bCs/>
-          <w:sz w:val="22"/>
-          <w:szCs w:val="22"/>
-        </w:rPr>
-        <w:t>Nominated by UESTC</w:t>
-      </w:r>
-      <w:r>
-        <w:rPr>
-          <w:rFonts w:hint="eastAsia" w:ascii="Times New Roman" w:hAnsi="Times New Roman" w:eastAsia="宋体" w:cs="Times New Roman"/>
-          <w:bCs/>
-          <w:sz w:val="22"/>
-          <w:szCs w:val="22"/>
-        </w:rPr>
-        <w:t xml:space="preserve">)                                                   </w:t>
-      </w:r>
-      <w:r>
-        <w:rPr>
-          <w:rFonts w:ascii="Times New Roman" w:hAnsi="Times New Roman" w:eastAsia="宋体" w:cs="Times New Roman"/>
-          <w:bCs/>
-          <w:sz w:val="22"/>
-          <w:szCs w:val="22"/>
-        </w:rPr>
-        <w:t xml:space="preserve">  </w:t>
-      </w:r>
-      <w:r>
-        <w:rPr>
-          <w:rFonts w:hint="eastAsia" w:ascii="Times New Roman" w:hAnsi="Times New Roman" w:eastAsia="宋体" w:cs="Times New Roman"/>
-          <w:bCs/>
-          <w:sz w:val="22"/>
-          <w:szCs w:val="22"/>
-        </w:rPr>
-        <w:t>05</w:t>
-      </w:r>
-      <w:r>
-        <w:rPr>
-          <w:rFonts w:ascii="Times New Roman" w:hAnsi="Times New Roman" w:eastAsia="宋体" w:cs="Times New Roman"/>
-          <w:bCs/>
-          <w:sz w:val="22"/>
-          <w:szCs w:val="22"/>
-        </w:rPr>
-        <w:t>/</w:t>
-      </w:r>
-      <w:r>
-        <w:rPr>
-          <w:rFonts w:hint="eastAsia" w:ascii="Times New Roman" w:hAnsi="Times New Roman" w:eastAsia="宋体" w:cs="Times New Roman"/>
-          <w:bCs/>
-          <w:sz w:val="22"/>
-          <w:szCs w:val="22"/>
-        </w:rPr>
-        <w:t>2020</w:t>
-      </w:r>
-    </w:p>
-    <w:p>
-      <w:pPr>
-        <w:jc w:val="distribute"/>
-        <w:rPr>
-          <w:rFonts w:ascii="Times New Roman" w:hAnsi="Times New Roman" w:eastAsia="宋体" w:cs="Times New Roman"/>
-          <w:sz w:val="22"/>
-          <w:szCs w:val="22"/>
-        </w:rPr>
-      </w:pPr>
-      <w:r>
-        <w:rPr>
-          <w:rFonts w:ascii="Times New Roman" w:hAnsi="Times New Roman" w:eastAsia="宋体" w:cs="Times New Roman"/>
-          <w:b/>
-          <w:bCs/>
-          <w:sz w:val="22"/>
-          <w:szCs w:val="22"/>
-        </w:rPr>
-        <w:t>Most Outstanding Students of UESTC 2019</w:t>
-      </w:r>
-      <w:r>
-        <w:rPr>
-          <w:rFonts w:ascii="Times New Roman" w:hAnsi="Times New Roman" w:eastAsia="宋体" w:cs="Times New Roman"/>
-          <w:sz w:val="22"/>
-          <w:szCs w:val="22"/>
-        </w:rPr>
-        <w:t xml:space="preserve"> (成电杰出学生, </w:t>
-      </w:r>
-      <w:r>
-        <w:rPr>
-          <w:rFonts w:ascii="Times New Roman" w:hAnsi="Times New Roman" w:eastAsia="宋体" w:cs="Times New Roman"/>
-          <w:b/>
-          <w:bCs/>
-          <w:sz w:val="22"/>
-          <w:szCs w:val="22"/>
-        </w:rPr>
-        <w:t>10/5000</w:t>
-      </w:r>
-      <w:r>
-        <w:rPr>
-          <w:rFonts w:ascii="Times New Roman" w:hAnsi="Times New Roman" w:eastAsia="宋体" w:cs="Times New Roman"/>
-          <w:sz w:val="22"/>
-          <w:szCs w:val="22"/>
-        </w:rPr>
-        <w:t xml:space="preserve"> in UESTC, </w:t>
-      </w:r>
-      <w:r>
-        <w:rPr>
-          <w:rFonts w:ascii="Times New Roman" w:hAnsi="Times New Roman" w:eastAsia="宋体" w:cs="Times New Roman"/>
-          <w:b/>
-          <w:bCs/>
-          <w:sz w:val="22"/>
-          <w:szCs w:val="22"/>
-        </w:rPr>
-        <w:t>1/740</w:t>
-      </w:r>
-      <w:r>
-        <w:rPr>
-          <w:rFonts w:ascii="Times New Roman" w:hAnsi="Times New Roman" w:eastAsia="宋体" w:cs="Times New Roman"/>
-          <w:sz w:val="22"/>
-          <w:szCs w:val="22"/>
-        </w:rPr>
-        <w:t xml:space="preserve"> in department)         </w:t>
-      </w:r>
-      <w:r>
-        <w:rPr>
-          <w:rFonts w:hint="default" w:ascii="Times New Roman" w:hAnsi="Times New Roman" w:eastAsia="宋体" w:cs="Times New Roman"/>
-          <w:sz w:val="22"/>
-          <w:szCs w:val="22"/>
-          <w:lang w:val="en-US"/>
-        </w:rPr>
-        <w:t xml:space="preserve">   </w:t>
-      </w:r>
-      <w:r>
-        <w:rPr>
-          <w:rFonts w:ascii="Times New Roman" w:hAnsi="Times New Roman" w:eastAsia="宋体" w:cs="Times New Roman"/>
-          <w:sz w:val="22"/>
-          <w:szCs w:val="22"/>
-        </w:rPr>
-        <w:t xml:space="preserve"> 12/2019</w:t>
-      </w:r>
-    </w:p>
-    <w:p>
-      <w:pPr>
-        <w:jc w:val="distribute"/>
-        <w:rPr>
-          <w:rFonts w:ascii="Times New Roman" w:hAnsi="Times New Roman" w:eastAsia="宋体" w:cs="Times New Roman"/>
-          <w:sz w:val="22"/>
-          <w:szCs w:val="22"/>
-        </w:rPr>
-      </w:pPr>
-      <w:r>
-        <w:rPr>
-          <w:rFonts w:ascii="Times New Roman" w:hAnsi="Times New Roman" w:eastAsia="宋体" w:cs="Times New Roman"/>
-          <w:sz w:val="22"/>
-          <w:szCs w:val="22"/>
-        </w:rPr>
-        <w:t>iGEM "</w:t>
-      </w:r>
-      <w:r>
-        <w:rPr>
-          <w:rFonts w:ascii="Times New Roman" w:hAnsi="Times New Roman" w:eastAsia="宋体" w:cs="Times New Roman"/>
-          <w:b/>
-          <w:bCs/>
-          <w:sz w:val="22"/>
-          <w:szCs w:val="22"/>
-        </w:rPr>
-        <w:t>Gold medal</w:t>
-      </w:r>
-      <w:r>
-        <w:rPr>
-          <w:rFonts w:ascii="Times New Roman" w:hAnsi="Times New Roman" w:eastAsia="宋体" w:cs="Times New Roman"/>
-          <w:sz w:val="22"/>
-          <w:szCs w:val="22"/>
-        </w:rPr>
-        <w:t>" and "</w:t>
-      </w:r>
-      <w:r>
-        <w:rPr>
-          <w:rFonts w:ascii="Times New Roman" w:hAnsi="Times New Roman" w:eastAsia="宋体" w:cs="Times New Roman"/>
-          <w:b/>
-          <w:bCs/>
-          <w:sz w:val="22"/>
-          <w:szCs w:val="22"/>
-        </w:rPr>
-        <w:t>Best Software Project</w:t>
-      </w:r>
-      <w:r>
-        <w:rPr>
-          <w:rFonts w:ascii="Times New Roman" w:hAnsi="Times New Roman" w:eastAsia="宋体" w:cs="Times New Roman"/>
-          <w:sz w:val="22"/>
-          <w:szCs w:val="22"/>
-        </w:rPr>
-        <w:t xml:space="preserve">" (wiki: </w:t>
-      </w:r>
-      <w:r>
-        <w:fldChar w:fldCharType="begin"/>
-      </w:r>
-      <w:r>
-        <w:instrText xml:space="preserve"> HYPERLINK "https://2019.igem.org/Team:UESTC-Software" </w:instrText>
-      </w:r>
-      <w:r>
-        <w:fldChar w:fldCharType="separate"/>
-      </w:r>
-      <w:r>
-        <w:rPr>
-          <w:rStyle w:val="7"/>
-          <w:rFonts w:ascii="Times New Roman" w:hAnsi="Times New Roman" w:eastAsia="宋体" w:cs="Times New Roman"/>
-          <w:sz w:val="22"/>
-          <w:szCs w:val="22"/>
-        </w:rPr>
-        <w:t>https://2019.igem.org/Team:UESTC-Software</w:t>
-      </w:r>
-      <w:r>
-        <w:rPr>
-          <w:rStyle w:val="7"/>
-          <w:rFonts w:ascii="Times New Roman" w:hAnsi="Times New Roman" w:eastAsia="宋体" w:cs="Times New Roman"/>
-          <w:sz w:val="22"/>
-          <w:szCs w:val="22"/>
-        </w:rPr>
-        <w:fldChar w:fldCharType="end"/>
-      </w:r>
-      <w:r>
-        <w:rPr>
-          <w:rFonts w:ascii="Times New Roman" w:hAnsi="Times New Roman" w:eastAsia="宋体" w:cs="Times New Roman"/>
-          <w:sz w:val="22"/>
-          <w:szCs w:val="22"/>
-        </w:rPr>
-        <w:t>)</w:t>
-      </w:r>
-      <w:r>
-        <w:rPr>
-          <w:rFonts w:ascii="Times New Roman" w:hAnsi="Times New Roman" w:eastAsia="宋体" w:cs="Times New Roman"/>
-          <w:sz w:val="22"/>
-          <w:szCs w:val="22"/>
-        </w:rPr>
-        <w:tab/>
-      </w:r>
-      <w:r>
-        <w:rPr>
-          <w:rFonts w:ascii="Times New Roman" w:hAnsi="Times New Roman" w:eastAsia="宋体" w:cs="Times New Roman"/>
-          <w:sz w:val="22"/>
-          <w:szCs w:val="22"/>
-        </w:rPr>
-        <w:t xml:space="preserve">       </w:t>
-      </w:r>
-      <w:r>
-        <w:rPr>
-          <w:rFonts w:hint="default" w:ascii="Times New Roman" w:hAnsi="Times New Roman" w:eastAsia="宋体" w:cs="Times New Roman"/>
-          <w:sz w:val="22"/>
-          <w:szCs w:val="22"/>
-          <w:lang w:val="en-US"/>
-        </w:rPr>
-        <w:t xml:space="preserve">      </w:t>
-      </w:r>
-      <w:r>
-        <w:rPr>
-          <w:rFonts w:ascii="Times New Roman" w:hAnsi="Times New Roman" w:eastAsia="宋体" w:cs="Times New Roman"/>
-          <w:sz w:val="22"/>
-          <w:szCs w:val="22"/>
-        </w:rPr>
-        <w:t>11/2019</w:t>
-      </w:r>
-    </w:p>
-    <w:p>
-      <w:pPr>
-        <w:jc w:val="distribute"/>
-        <w:rPr>
-          <w:rFonts w:ascii="Times New Roman" w:hAnsi="Times New Roman" w:eastAsia="宋体" w:cs="Times New Roman"/>
-          <w:i/>
-          <w:iCs/>
-          <w:sz w:val="22"/>
-          <w:szCs w:val="22"/>
-        </w:rPr>
-      </w:pPr>
-      <w:r>
-        <w:rPr>
-          <w:rFonts w:ascii="Times New Roman" w:hAnsi="Times New Roman" w:eastAsia="宋体" w:cs="Times New Roman"/>
-          <w:sz w:val="22"/>
-          <w:szCs w:val="22"/>
-        </w:rPr>
-        <w:t xml:space="preserve">Outstanding Graduates Award of UESTC </w:t>
-      </w:r>
-      <w:r>
-        <w:rPr>
-          <w:rFonts w:hint="default" w:ascii="Times New Roman" w:hAnsi="Times New Roman" w:eastAsia="宋体" w:cs="Times New Roman"/>
-          <w:sz w:val="22"/>
-          <w:szCs w:val="22"/>
-          <w:lang w:val="en-US"/>
-        </w:rPr>
-        <w:t xml:space="preserve">  </w:t>
-      </w:r>
-      <w:r>
-        <w:rPr>
-          <w:rFonts w:ascii="Times New Roman" w:hAnsi="Times New Roman" w:eastAsia="宋体" w:cs="Times New Roman"/>
-          <w:sz w:val="22"/>
-          <w:szCs w:val="22"/>
-        </w:rPr>
-        <w:t xml:space="preserve">                                                                                                                </w:t>
-      </w:r>
-      <w:r>
-        <w:rPr>
-          <w:rFonts w:hint="default" w:ascii="Times New Roman" w:hAnsi="Times New Roman" w:eastAsia="宋体" w:cs="Times New Roman"/>
-          <w:sz w:val="22"/>
-          <w:szCs w:val="22"/>
-          <w:lang w:val="en-US"/>
+        <w:t>UMMARY</w:t>
+      </w:r>
+    </w:p>
+    <w:p>
+      <w:pPr>
+        <w:tabs>
+          <w:tab w:val="left" w:pos="170"/>
+        </w:tabs>
+        <w:spacing w:after="200"/>
+        <w:rPr>
+          <w:rFonts w:ascii="Times New Roman" w:hAnsi="Times New Roman" w:cs="Times New Roman"/>
+          <w:sz w:val="24"/>
+        </w:rPr>
+      </w:pPr>
+      <w:r>
+        <w:rPr>
+          <w:rFonts w:hint="eastAsia" w:ascii="Times New Roman" w:hAnsi="Times New Roman" w:cs="Times New Roman"/>
+          <w:sz w:val="24"/>
+        </w:rPr>
+        <w:t>Computer scientist developing algorithms, programming languages, and AI-driven software infrastructures for biological engineering. My research focuses on translating complex biological design problems into computational abstractions that enable optimization, automation, and scalable scientific discovery.</w:t>
+      </w:r>
+      <w:r>
+        <w:rPr>
+          <w:rFonts w:ascii="Times New Roman" w:hAnsi="Times New Roman" w:cs="Times New Roman"/>
+          <w:sz w:val="24"/>
         </w:rPr>
         <w:t xml:space="preserve"> </w:t>
       </w:r>
-      <w:r>
-        <w:rPr>
-          <w:rFonts w:ascii="Times New Roman" w:hAnsi="Times New Roman" w:eastAsia="宋体" w:cs="Times New Roman"/>
-          <w:sz w:val="22"/>
-          <w:szCs w:val="22"/>
-        </w:rPr>
-        <w:t xml:space="preserve"> 10/2019</w:t>
-      </w:r>
-    </w:p>
-    <w:p>
-      <w:pPr>
-        <w:spacing w:after="200"/>
-        <w:jc w:val="distribute"/>
-        <w:rPr>
-          <w:rFonts w:ascii="Times New Roman" w:hAnsi="Times New Roman" w:eastAsia="宋体" w:cs="Times New Roman"/>
-          <w:sz w:val="22"/>
-          <w:szCs w:val="22"/>
-        </w:rPr>
-      </w:pPr>
-      <w:r>
-        <w:rPr>
-          <w:rFonts w:ascii="Times New Roman" w:hAnsi="Times New Roman" w:eastAsia="宋体" w:cs="Times New Roman"/>
-          <w:sz w:val="22"/>
-          <w:szCs w:val="22"/>
-        </w:rPr>
-        <w:t>"Wu Liang Ye" Enterprise Scholarship (</w:t>
-      </w:r>
-      <w:r>
-        <w:rPr>
-          <w:rFonts w:ascii="Times New Roman" w:hAnsi="Times New Roman" w:eastAsia="宋体" w:cs="Times New Roman"/>
-          <w:b/>
-          <w:bCs/>
-          <w:sz w:val="22"/>
-          <w:szCs w:val="22"/>
-        </w:rPr>
-        <w:t>2/740</w:t>
-      </w:r>
-      <w:r>
-        <w:rPr>
-          <w:rFonts w:ascii="Times New Roman" w:hAnsi="Times New Roman" w:eastAsia="宋体" w:cs="Times New Roman"/>
-          <w:sz w:val="22"/>
-          <w:szCs w:val="22"/>
-        </w:rPr>
-        <w:t xml:space="preserve"> in Software Engineering department)</w:t>
-      </w:r>
-      <w:r>
-        <w:rPr>
-          <w:rFonts w:ascii="Times New Roman" w:hAnsi="Times New Roman" w:eastAsia="宋体" w:cs="Times New Roman"/>
-          <w:sz w:val="22"/>
-          <w:szCs w:val="22"/>
-        </w:rPr>
-        <w:tab/>
-      </w:r>
-      <w:r>
-        <w:rPr>
-          <w:rFonts w:ascii="Times New Roman" w:hAnsi="Times New Roman" w:eastAsia="宋体" w:cs="Times New Roman"/>
-          <w:sz w:val="22"/>
-          <w:szCs w:val="22"/>
-        </w:rPr>
-        <w:t xml:space="preserve">                                </w:t>
-      </w:r>
-      <w:r>
-        <w:rPr>
-          <w:rFonts w:hint="default" w:ascii="Times New Roman" w:hAnsi="Times New Roman" w:eastAsia="宋体" w:cs="Times New Roman"/>
-          <w:sz w:val="22"/>
-          <w:szCs w:val="22"/>
-          <w:lang w:val="en-US"/>
-        </w:rPr>
-        <w:t xml:space="preserve">     </w:t>
-      </w:r>
-      <w:r>
-        <w:rPr>
-          <w:rFonts w:ascii="Times New Roman" w:hAnsi="Times New Roman" w:eastAsia="宋体" w:cs="Times New Roman"/>
-          <w:sz w:val="22"/>
-          <w:szCs w:val="22"/>
-        </w:rPr>
-        <w:t xml:space="preserve"> </w:t>
-      </w:r>
-      <w:r>
-        <w:rPr>
-          <w:rFonts w:hint="default" w:ascii="Times New Roman" w:hAnsi="Times New Roman" w:eastAsia="宋体" w:cs="Times New Roman"/>
-          <w:sz w:val="22"/>
-          <w:szCs w:val="22"/>
-          <w:lang w:val="en-US"/>
-        </w:rPr>
-        <w:t xml:space="preserve"> </w:t>
-      </w:r>
-      <w:r>
-        <w:rPr>
-          <w:rFonts w:ascii="Times New Roman" w:hAnsi="Times New Roman" w:eastAsia="宋体" w:cs="Times New Roman"/>
-          <w:sz w:val="22"/>
-          <w:szCs w:val="22"/>
-        </w:rPr>
-        <w:t>09/2019</w:t>
-      </w:r>
-      <w:bookmarkStart w:id="0" w:name="OLE_LINK7"/>
     </w:p>
     <w:p>
       <w:pPr>
@@ -917,77 +430,356 @@
           <w:sz w:val="24"/>
           <w:shd w:val="pct15" w:color="auto" w:fill="FFFFFF"/>
         </w:rPr>
-        <w:t>TECHNICAL SKILLS</w:t>
-      </w:r>
-    </w:p>
-    <w:p>
-      <w:pPr>
-        <w:rPr>
-          <w:rFonts w:ascii="Times New Roman" w:hAnsi="Times New Roman" w:cs="Times New Roman"/>
-          <w:b/>
-          <w:bCs/>
-        </w:rPr>
-      </w:pPr>
-      <w:r>
-        <w:rPr>
-          <w:rFonts w:ascii="Times New Roman" w:hAnsi="Times New Roman" w:eastAsia="宋体" w:cs="Times New Roman"/>
-          <w:b/>
-          <w:bCs/>
-          <w:sz w:val="22"/>
-          <w:szCs w:val="22"/>
-        </w:rPr>
-        <w:t xml:space="preserve">AI &amp; Data Science: </w:t>
-      </w:r>
-      <w:r>
-        <w:rPr>
-          <w:rFonts w:ascii="Times New Roman" w:hAnsi="Times New Roman" w:eastAsia="宋体" w:cs="Times New Roman"/>
-          <w:sz w:val="22"/>
-          <w:szCs w:val="22"/>
-        </w:rPr>
-        <w:t>Graph Algorithm Library (NetworkX),</w:t>
-      </w:r>
-      <w:r>
-        <w:rPr>
-          <w:rFonts w:ascii="Times New Roman" w:hAnsi="Times New Roman" w:cs="Times New Roman"/>
-        </w:rPr>
-        <w:t xml:space="preserve"> ML/AI/DS Library (</w:t>
-      </w:r>
-      <w:r>
-        <w:rPr>
-          <w:rFonts w:ascii="Times New Roman" w:hAnsi="Times New Roman" w:eastAsia="宋体" w:cs="Times New Roman"/>
-          <w:sz w:val="22"/>
-          <w:szCs w:val="22"/>
-        </w:rPr>
-        <w:t>PyTorch, TensorFlow, NumPy)</w:t>
-      </w:r>
-    </w:p>
-    <w:p>
-      <w:pPr>
-        <w:rPr>
-          <w:rFonts w:ascii="Times New Roman" w:hAnsi="Times New Roman" w:eastAsia="宋体" w:cs="Times New Roman"/>
-          <w:b/>
-          <w:bCs/>
-          <w:sz w:val="22"/>
-          <w:szCs w:val="22"/>
-        </w:rPr>
-      </w:pPr>
-      <w:r>
-        <w:rPr>
-          <w:rFonts w:ascii="Times New Roman" w:hAnsi="Times New Roman" w:eastAsia="宋体" w:cs="Times New Roman"/>
-          <w:b/>
-          <w:bCs/>
-          <w:sz w:val="22"/>
-          <w:szCs w:val="22"/>
-        </w:rPr>
-        <w:t>Systems &amp; Software:</w:t>
-      </w:r>
-      <w:r>
-        <w:rPr>
-          <w:rFonts w:ascii="Times New Roman" w:hAnsi="Times New Roman" w:eastAsia="宋体" w:cs="Times New Roman"/>
-          <w:sz w:val="22"/>
-          <w:szCs w:val="22"/>
-        </w:rPr>
-        <w:t xml:space="preserve"> Python, C/C++, Java, TypeScript, </w:t>
+        <w:t>AWARDS &amp; HONORS</w:t>
+      </w:r>
+    </w:p>
+    <w:p>
+      <w:pPr>
+        <w:jc w:val="distribute"/>
+        <w:rPr>
+          <w:rFonts w:ascii="Times New Roman" w:hAnsi="Times New Roman" w:eastAsia="宋体" w:cs="Times New Roman"/>
+          <w:sz w:val="22"/>
+          <w:szCs w:val="22"/>
+        </w:rPr>
+      </w:pPr>
+      <w:r>
+        <w:rPr>
+          <w:rFonts w:hint="eastAsia" w:ascii="Times New Roman" w:hAnsi="Times New Roman" w:eastAsia="宋体" w:cs="Times New Roman"/>
+          <w:sz w:val="22"/>
+          <w:szCs w:val="22"/>
+        </w:rPr>
+        <w:t>iGEM</w:t>
+      </w:r>
+      <w:r>
+        <w:rPr>
+          <w:rFonts w:ascii="Times New Roman" w:hAnsi="Times New Roman" w:eastAsia="宋体" w:cs="Times New Roman"/>
+          <w:sz w:val="22"/>
+          <w:szCs w:val="22"/>
+        </w:rPr>
+        <w:t xml:space="preserve"> "</w:t>
+      </w:r>
+      <w:r>
+        <w:rPr>
+          <w:rFonts w:ascii="Times New Roman" w:hAnsi="Times New Roman" w:eastAsia="宋体" w:cs="Times New Roman"/>
+          <w:b/>
+          <w:bCs/>
+          <w:sz w:val="22"/>
+          <w:szCs w:val="22"/>
+        </w:rPr>
+        <w:t>Gold medal</w:t>
+      </w:r>
+      <w:r>
+        <w:rPr>
+          <w:rFonts w:ascii="Times New Roman" w:hAnsi="Times New Roman" w:eastAsia="宋体" w:cs="Times New Roman"/>
+          <w:sz w:val="22"/>
+          <w:szCs w:val="22"/>
+        </w:rPr>
+        <w:t xml:space="preserve">" (Student Mentor, wiki: </w:t>
+      </w:r>
+      <w:r>
+        <w:fldChar w:fldCharType="begin"/>
+      </w:r>
+      <w:r>
+        <w:instrText xml:space="preserve"> HYPERLINK "https://2024.igem.wiki/bostonu/" </w:instrText>
+      </w:r>
+      <w:r>
+        <w:fldChar w:fldCharType="separate"/>
+      </w:r>
+      <w:r>
+        <w:rPr>
+          <w:rStyle w:val="7"/>
+          <w:rFonts w:ascii="Times New Roman" w:hAnsi="Times New Roman" w:eastAsia="宋体" w:cs="Times New Roman"/>
+          <w:sz w:val="22"/>
+          <w:szCs w:val="22"/>
+        </w:rPr>
+        <w:t>https://2024.igem.wiki/bostonu/</w:t>
+      </w:r>
+      <w:r>
+        <w:rPr>
+          <w:rStyle w:val="7"/>
+          <w:rFonts w:ascii="Times New Roman" w:hAnsi="Times New Roman" w:eastAsia="宋体" w:cs="Times New Roman"/>
+          <w:sz w:val="22"/>
+          <w:szCs w:val="22"/>
+        </w:rPr>
+        <w:fldChar w:fldCharType="end"/>
+      </w:r>
+      <w:r>
+        <w:rPr>
+          <w:rFonts w:ascii="Times New Roman" w:hAnsi="Times New Roman" w:eastAsia="宋体" w:cs="Times New Roman"/>
+          <w:sz w:val="22"/>
+          <w:szCs w:val="22"/>
+        </w:rPr>
+        <w:t xml:space="preserve">)                                                     </w:t>
+      </w:r>
+      <w:r>
+        <w:rPr>
+          <w:rFonts w:hint="default" w:ascii="Times New Roman" w:hAnsi="Times New Roman" w:eastAsia="宋体" w:cs="Times New Roman"/>
+          <w:sz w:val="22"/>
+          <w:szCs w:val="22"/>
+          <w:lang w:val="en-US"/>
+        </w:rPr>
+        <w:t xml:space="preserve">     </w:t>
+      </w:r>
+      <w:r>
+        <w:rPr>
+          <w:rFonts w:ascii="Times New Roman" w:hAnsi="Times New Roman" w:eastAsia="宋体" w:cs="Times New Roman"/>
+          <w:sz w:val="22"/>
+          <w:szCs w:val="22"/>
+        </w:rPr>
+        <w:t>11/2024</w:t>
+      </w:r>
+    </w:p>
+    <w:p>
+      <w:pPr>
+        <w:jc w:val="distribute"/>
+        <w:rPr>
+          <w:rFonts w:ascii="Times New Roman" w:hAnsi="Times New Roman" w:eastAsia="宋体" w:cs="Times New Roman"/>
+          <w:bCs/>
+          <w:sz w:val="22"/>
+          <w:szCs w:val="22"/>
+        </w:rPr>
+      </w:pPr>
+      <w:r>
+        <w:rPr>
+          <w:rFonts w:ascii="Times New Roman" w:hAnsi="Times New Roman" w:eastAsia="宋体" w:cs="Times New Roman"/>
+          <w:bCs/>
+          <w:sz w:val="22"/>
+          <w:szCs w:val="22"/>
+        </w:rPr>
+        <w:t>China Youth Science and Technology Innovation Award</w:t>
+      </w:r>
+      <w:r>
+        <w:rPr>
+          <w:rFonts w:hint="eastAsia" w:ascii="Times New Roman" w:hAnsi="Times New Roman" w:eastAsia="宋体" w:cs="Times New Roman"/>
+          <w:bCs/>
+          <w:sz w:val="22"/>
+          <w:szCs w:val="22"/>
+        </w:rPr>
+        <w:t xml:space="preserve"> (</w:t>
+      </w:r>
+      <w:r>
+        <w:rPr>
+          <w:rFonts w:ascii="Times New Roman" w:hAnsi="Times New Roman" w:eastAsia="宋体" w:cs="Times New Roman"/>
+          <w:bCs/>
+          <w:sz w:val="22"/>
+          <w:szCs w:val="22"/>
+        </w:rPr>
+        <w:t>Nominated by UESTC</w:t>
+      </w:r>
+      <w:r>
+        <w:rPr>
+          <w:rFonts w:hint="eastAsia" w:ascii="Times New Roman" w:hAnsi="Times New Roman" w:eastAsia="宋体" w:cs="Times New Roman"/>
+          <w:bCs/>
+          <w:sz w:val="22"/>
+          <w:szCs w:val="22"/>
+        </w:rPr>
+        <w:t xml:space="preserve">)                                                   </w:t>
+      </w:r>
+      <w:r>
+        <w:rPr>
+          <w:rFonts w:ascii="Times New Roman" w:hAnsi="Times New Roman" w:eastAsia="宋体" w:cs="Times New Roman"/>
+          <w:bCs/>
+          <w:sz w:val="22"/>
+          <w:szCs w:val="22"/>
+        </w:rPr>
+        <w:t xml:space="preserve">  </w:t>
+      </w:r>
+      <w:r>
+        <w:rPr>
+          <w:rFonts w:hint="eastAsia" w:ascii="Times New Roman" w:hAnsi="Times New Roman" w:eastAsia="宋体" w:cs="Times New Roman"/>
+          <w:bCs/>
+          <w:sz w:val="22"/>
+          <w:szCs w:val="22"/>
+        </w:rPr>
+        <w:t>05</w:t>
+      </w:r>
+      <w:r>
+        <w:rPr>
+          <w:rFonts w:ascii="Times New Roman" w:hAnsi="Times New Roman" w:eastAsia="宋体" w:cs="Times New Roman"/>
+          <w:bCs/>
+          <w:sz w:val="22"/>
+          <w:szCs w:val="22"/>
+        </w:rPr>
+        <w:t>/</w:t>
+      </w:r>
+      <w:r>
+        <w:rPr>
+          <w:rFonts w:hint="eastAsia" w:ascii="Times New Roman" w:hAnsi="Times New Roman" w:eastAsia="宋体" w:cs="Times New Roman"/>
+          <w:bCs/>
+          <w:sz w:val="22"/>
+          <w:szCs w:val="22"/>
+        </w:rPr>
+        <w:t>2020</w:t>
+      </w:r>
+    </w:p>
+    <w:p>
+      <w:pPr>
+        <w:jc w:val="distribute"/>
+        <w:rPr>
+          <w:rFonts w:ascii="Times New Roman" w:hAnsi="Times New Roman" w:eastAsia="宋体" w:cs="Times New Roman"/>
+          <w:sz w:val="22"/>
+          <w:szCs w:val="22"/>
+        </w:rPr>
+      </w:pPr>
+      <w:r>
+        <w:rPr>
+          <w:rFonts w:ascii="Times New Roman" w:hAnsi="Times New Roman" w:eastAsia="宋体" w:cs="Times New Roman"/>
+          <w:b/>
+          <w:bCs/>
+          <w:sz w:val="22"/>
+          <w:szCs w:val="22"/>
+        </w:rPr>
+        <w:t>Most Outstanding Students of UESTC 2019</w:t>
+      </w:r>
+      <w:r>
+        <w:rPr>
+          <w:rFonts w:ascii="Times New Roman" w:hAnsi="Times New Roman" w:eastAsia="宋体" w:cs="Times New Roman"/>
+          <w:sz w:val="22"/>
+          <w:szCs w:val="22"/>
+        </w:rPr>
+        <w:t xml:space="preserve"> (成电杰出学生, </w:t>
+      </w:r>
+      <w:r>
+        <w:rPr>
+          <w:rFonts w:ascii="Times New Roman" w:hAnsi="Times New Roman" w:eastAsia="宋体" w:cs="Times New Roman"/>
+          <w:b/>
+          <w:bCs/>
+          <w:sz w:val="22"/>
+          <w:szCs w:val="22"/>
+        </w:rPr>
+        <w:t>10/5000</w:t>
+      </w:r>
+      <w:r>
+        <w:rPr>
+          <w:rFonts w:ascii="Times New Roman" w:hAnsi="Times New Roman" w:eastAsia="宋体" w:cs="Times New Roman"/>
+          <w:sz w:val="22"/>
+          <w:szCs w:val="22"/>
+        </w:rPr>
+        <w:t xml:space="preserve"> in UESTC, </w:t>
+      </w:r>
+      <w:r>
+        <w:rPr>
+          <w:rFonts w:ascii="Times New Roman" w:hAnsi="Times New Roman" w:eastAsia="宋体" w:cs="Times New Roman"/>
+          <w:b/>
+          <w:bCs/>
+          <w:sz w:val="22"/>
+          <w:szCs w:val="22"/>
+        </w:rPr>
+        <w:t>1/740</w:t>
+      </w:r>
+      <w:r>
+        <w:rPr>
+          <w:rFonts w:ascii="Times New Roman" w:hAnsi="Times New Roman" w:eastAsia="宋体" w:cs="Times New Roman"/>
+          <w:sz w:val="22"/>
+          <w:szCs w:val="22"/>
+        </w:rPr>
+        <w:t xml:space="preserve"> in department)         </w:t>
+      </w:r>
+      <w:r>
+        <w:rPr>
+          <w:rFonts w:hint="default" w:ascii="Times New Roman" w:hAnsi="Times New Roman" w:eastAsia="宋体" w:cs="Times New Roman"/>
+          <w:sz w:val="22"/>
+          <w:szCs w:val="22"/>
+          <w:lang w:val="en-US"/>
+        </w:rPr>
+        <w:t xml:space="preserve">   </w:t>
+      </w:r>
+      <w:r>
+        <w:rPr>
+          <w:rFonts w:ascii="Times New Roman" w:hAnsi="Times New Roman" w:eastAsia="宋体" w:cs="Times New Roman"/>
+          <w:sz w:val="22"/>
+          <w:szCs w:val="22"/>
+        </w:rPr>
+        <w:t xml:space="preserve"> 12/2019</w:t>
+      </w:r>
+    </w:p>
+    <w:p>
+      <w:pPr>
+        <w:jc w:val="distribute"/>
+        <w:rPr>
+          <w:rFonts w:ascii="Times New Roman" w:hAnsi="Times New Roman" w:eastAsia="宋体" w:cs="Times New Roman"/>
+          <w:sz w:val="22"/>
+          <w:szCs w:val="22"/>
+        </w:rPr>
+      </w:pPr>
+      <w:r>
+        <w:rPr>
+          <w:rFonts w:ascii="Times New Roman" w:hAnsi="Times New Roman" w:eastAsia="宋体" w:cs="Times New Roman"/>
+          <w:sz w:val="22"/>
+          <w:szCs w:val="22"/>
+        </w:rPr>
+        <w:t>iGEM "</w:t>
+      </w:r>
+      <w:r>
+        <w:rPr>
+          <w:rFonts w:ascii="Times New Roman" w:hAnsi="Times New Roman" w:eastAsia="宋体" w:cs="Times New Roman"/>
+          <w:b/>
+          <w:bCs/>
+          <w:sz w:val="22"/>
+          <w:szCs w:val="22"/>
+        </w:rPr>
+        <w:t>Gold medal</w:t>
+      </w:r>
+      <w:r>
+        <w:rPr>
+          <w:rFonts w:ascii="Times New Roman" w:hAnsi="Times New Roman" w:eastAsia="宋体" w:cs="Times New Roman"/>
+          <w:sz w:val="22"/>
+          <w:szCs w:val="22"/>
+        </w:rPr>
+        <w:t>" and "</w:t>
+      </w:r>
+      <w:r>
+        <w:rPr>
+          <w:rFonts w:ascii="Times New Roman" w:hAnsi="Times New Roman" w:eastAsia="宋体" w:cs="Times New Roman"/>
+          <w:b/>
+          <w:bCs/>
+          <w:sz w:val="22"/>
+          <w:szCs w:val="22"/>
+        </w:rPr>
+        <w:t>Best Software Project</w:t>
+      </w:r>
+      <w:r>
+        <w:rPr>
+          <w:rFonts w:ascii="Times New Roman" w:hAnsi="Times New Roman" w:eastAsia="宋体" w:cs="Times New Roman"/>
+          <w:sz w:val="22"/>
+          <w:szCs w:val="22"/>
+        </w:rPr>
+        <w:t xml:space="preserve">" (wiki: </w:t>
+      </w:r>
+      <w:r>
+        <w:fldChar w:fldCharType="begin"/>
+      </w:r>
+      <w:r>
+        <w:instrText xml:space="preserve"> HYPERLINK "https://2019.igem.org/Team:UESTC-Software" </w:instrText>
+      </w:r>
+      <w:r>
+        <w:fldChar w:fldCharType="separate"/>
+      </w:r>
+      <w:r>
+        <w:rPr>
+          <w:rStyle w:val="7"/>
+          <w:rFonts w:ascii="Times New Roman" w:hAnsi="Times New Roman" w:eastAsia="宋体" w:cs="Times New Roman"/>
+          <w:sz w:val="22"/>
+          <w:szCs w:val="22"/>
+        </w:rPr>
+        <w:t>https://2019.igem.org/Team:UESTC-Software</w:t>
+      </w:r>
+      <w:r>
+        <w:rPr>
+          <w:rStyle w:val="7"/>
+          <w:rFonts w:ascii="Times New Roman" w:hAnsi="Times New Roman" w:eastAsia="宋体" w:cs="Times New Roman"/>
+          <w:sz w:val="22"/>
+          <w:szCs w:val="22"/>
+        </w:rPr>
+        <w:fldChar w:fldCharType="end"/>
+      </w:r>
+      <w:r>
+        <w:rPr>
+          <w:rFonts w:ascii="Times New Roman" w:hAnsi="Times New Roman" w:eastAsia="宋体" w:cs="Times New Roman"/>
+          <w:sz w:val="22"/>
+          <w:szCs w:val="22"/>
+        </w:rPr>
+        <w:t>)</w:t>
       </w:r>
       <w:r>
         <w:rPr>
@@ -999,94 +791,171 @@
       </w:r>
       <w:r>
         <w:rPr>
-          <w:rFonts w:hint="eastAsia" w:ascii="Times New Roman" w:hAnsi="Times New Roman" w:eastAsia="宋体" w:cs="Times New Roman"/>
-          <w:sz w:val="22"/>
-          <w:szCs w:val="22"/>
-        </w:rPr>
-        <w:t>Java</w:t>
-      </w:r>
-      <w:r>
-        <w:rPr>
-          <w:rFonts w:ascii="Times New Roman" w:hAnsi="Times New Roman" w:eastAsia="宋体" w:cs="Times New Roman"/>
-          <w:sz w:val="22"/>
-          <w:szCs w:val="22"/>
-        </w:rPr>
-        <w:t>Script, HTML, Linux Shell, LaTeX</w:t>
-      </w:r>
-    </w:p>
-    <w:p>
-      <w:pPr>
-        <w:rPr>
-          <w:b/>
-          <w:bCs/>
-        </w:rPr>
-      </w:pPr>
-      <w:r>
-        <w:rPr>
-          <w:rFonts w:ascii="Times New Roman" w:hAnsi="Times New Roman" w:eastAsia="宋体" w:cs="Times New Roman"/>
-          <w:b/>
-          <w:bCs/>
-          <w:sz w:val="22"/>
-          <w:szCs w:val="22"/>
-        </w:rPr>
-        <w:t xml:space="preserve">Biological &amp; Microfluidic </w:t>
-      </w:r>
-      <w:r>
-        <w:rPr>
-          <w:rFonts w:hint="eastAsia" w:ascii="Times New Roman" w:hAnsi="Times New Roman" w:eastAsia="宋体" w:cs="Times New Roman"/>
-          <w:b/>
-          <w:bCs/>
-          <w:sz w:val="22"/>
-          <w:szCs w:val="22"/>
-        </w:rPr>
-        <w:t>Skills</w:t>
-      </w:r>
-      <w:r>
-        <w:rPr>
-          <w:rFonts w:ascii="Times New Roman" w:hAnsi="Times New Roman" w:eastAsia="宋体" w:cs="Times New Roman"/>
-          <w:b/>
-          <w:bCs/>
-          <w:sz w:val="22"/>
-          <w:szCs w:val="22"/>
-        </w:rPr>
-        <w:t>:</w:t>
-      </w:r>
-      <w:r>
-        <w:rPr>
-          <w:rFonts w:ascii="Times New Roman" w:hAnsi="Times New Roman" w:eastAsia="宋体" w:cs="Times New Roman"/>
-          <w:sz w:val="22"/>
-          <w:szCs w:val="22"/>
-        </w:rPr>
-        <w:t xml:space="preserve"> CNC Milling, Laser Cutting, Benchmark Collection and Evaluation</w:t>
+          <w:rFonts w:ascii="Times New Roman" w:hAnsi="Times New Roman" w:eastAsia="宋体" w:cs="Times New Roman"/>
+          <w:sz w:val="22"/>
+          <w:szCs w:val="22"/>
+        </w:rPr>
+        <w:t xml:space="preserve">       </w:t>
+      </w:r>
+      <w:r>
+        <w:rPr>
+          <w:rFonts w:hint="default" w:ascii="Times New Roman" w:hAnsi="Times New Roman" w:eastAsia="宋体" w:cs="Times New Roman"/>
+          <w:sz w:val="22"/>
+          <w:szCs w:val="22"/>
+          <w:lang w:val="en-US"/>
+        </w:rPr>
+        <w:t xml:space="preserve">      </w:t>
+      </w:r>
+      <w:r>
+        <w:rPr>
+          <w:rFonts w:ascii="Times New Roman" w:hAnsi="Times New Roman" w:eastAsia="宋体" w:cs="Times New Roman"/>
+          <w:sz w:val="22"/>
+          <w:szCs w:val="22"/>
+        </w:rPr>
+        <w:t>11/2019</w:t>
+      </w:r>
+    </w:p>
+    <w:p>
+      <w:pPr>
+        <w:jc w:val="distribute"/>
+        <w:rPr>
+          <w:rFonts w:ascii="Times New Roman" w:hAnsi="Times New Roman" w:eastAsia="宋体" w:cs="Times New Roman"/>
+          <w:i/>
+          <w:iCs/>
+          <w:sz w:val="22"/>
+          <w:szCs w:val="22"/>
+        </w:rPr>
+      </w:pPr>
+      <w:r>
+        <w:rPr>
+          <w:rFonts w:ascii="Times New Roman" w:hAnsi="Times New Roman" w:eastAsia="宋体" w:cs="Times New Roman"/>
+          <w:sz w:val="22"/>
+          <w:szCs w:val="22"/>
+        </w:rPr>
+        <w:t xml:space="preserve">Outstanding Graduates Award of UESTC </w:t>
+      </w:r>
+      <w:r>
+        <w:rPr>
+          <w:rFonts w:hint="default" w:ascii="Times New Roman" w:hAnsi="Times New Roman" w:eastAsia="宋体" w:cs="Times New Roman"/>
+          <w:sz w:val="22"/>
+          <w:szCs w:val="22"/>
+          <w:lang w:val="en-US"/>
+        </w:rPr>
+        <w:t xml:space="preserve">  </w:t>
+      </w:r>
+      <w:r>
+        <w:rPr>
+          <w:rFonts w:ascii="Times New Roman" w:hAnsi="Times New Roman" w:eastAsia="宋体" w:cs="Times New Roman"/>
+          <w:sz w:val="22"/>
+          <w:szCs w:val="22"/>
+        </w:rPr>
+        <w:t xml:space="preserve">                                                                                                                </w:t>
+      </w:r>
+      <w:r>
+        <w:rPr>
+          <w:rFonts w:hint="default" w:ascii="Times New Roman" w:hAnsi="Times New Roman" w:eastAsia="宋体" w:cs="Times New Roman"/>
+          <w:sz w:val="22"/>
+          <w:szCs w:val="22"/>
+          <w:lang w:val="en-US"/>
+        </w:rPr>
+        <w:t xml:space="preserve"> </w:t>
+      </w:r>
+      <w:r>
+        <w:rPr>
+          <w:rFonts w:ascii="Times New Roman" w:hAnsi="Times New Roman" w:eastAsia="宋体" w:cs="Times New Roman"/>
+          <w:sz w:val="22"/>
+          <w:szCs w:val="22"/>
+        </w:rPr>
+        <w:t xml:space="preserve"> 10/2019</w:t>
       </w:r>
     </w:p>
     <w:p>
       <w:pPr>
         <w:spacing w:after="200"/>
-        <w:rPr>
-          <w:rFonts w:ascii="Times New Roman" w:hAnsi="Times New Roman" w:eastAsia="宋体" w:cs="Times New Roman"/>
-          <w:sz w:val="22"/>
-          <w:szCs w:val="22"/>
-        </w:rPr>
-      </w:pPr>
-      <w:r>
-        <w:rPr>
-          <w:rFonts w:ascii="Times New Roman" w:hAnsi="Times New Roman" w:eastAsia="宋体" w:cs="Times New Roman"/>
-          <w:b/>
-          <w:bCs/>
-          <w:sz w:val="22"/>
-          <w:szCs w:val="22"/>
-        </w:rPr>
-        <w:t>CAD Tools:</w:t>
-      </w:r>
-      <w:r>
-        <w:rPr>
-          <w:rFonts w:ascii="Times New Roman" w:hAnsi="Times New Roman" w:eastAsia="宋体" w:cs="Times New Roman"/>
-          <w:sz w:val="22"/>
-          <w:szCs w:val="22"/>
-        </w:rPr>
-        <w:t xml:space="preserve"> Fusion 360, Microfluidic Devices Manual Design</w:t>
-      </w:r>
+        <w:jc w:val="distribute"/>
+        <w:rPr>
+          <w:rFonts w:ascii="Times New Roman" w:hAnsi="Times New Roman" w:eastAsia="宋体" w:cs="Times New Roman"/>
+          <w:sz w:val="22"/>
+          <w:szCs w:val="22"/>
+        </w:rPr>
+      </w:pPr>
+      <w:r>
+        <w:rPr>
+          <w:rFonts w:ascii="Times New Roman" w:hAnsi="Times New Roman" w:eastAsia="宋体" w:cs="Times New Roman"/>
+          <w:sz w:val="22"/>
+          <w:szCs w:val="22"/>
+        </w:rPr>
+        <w:t>"Wu Liang Ye" Enterprise Scholarship (</w:t>
+      </w:r>
+      <w:r>
+        <w:rPr>
+          <w:rFonts w:ascii="Times New Roman" w:hAnsi="Times New Roman" w:eastAsia="宋体" w:cs="Times New Roman"/>
+          <w:b/>
+          <w:bCs/>
+          <w:sz w:val="22"/>
+          <w:szCs w:val="22"/>
+        </w:rPr>
+        <w:t>2/740</w:t>
+      </w:r>
+      <w:r>
+        <w:rPr>
+          <w:rFonts w:ascii="Times New Roman" w:hAnsi="Times New Roman" w:eastAsia="宋体" w:cs="Times New Roman"/>
+          <w:sz w:val="22"/>
+          <w:szCs w:val="22"/>
+        </w:rPr>
+        <w:t xml:space="preserve"> in Software Engineering department)</w:t>
+      </w:r>
+      <w:r>
+        <w:rPr>
+          <w:rFonts w:ascii="Times New Roman" w:hAnsi="Times New Roman" w:eastAsia="宋体" w:cs="Times New Roman"/>
+          <w:sz w:val="22"/>
+          <w:szCs w:val="22"/>
+        </w:rPr>
+        <w:tab/>
+      </w:r>
+      <w:r>
+        <w:rPr>
+          <w:rFonts w:ascii="Times New Roman" w:hAnsi="Times New Roman" w:eastAsia="宋体" w:cs="Times New Roman"/>
+          <w:sz w:val="22"/>
+          <w:szCs w:val="22"/>
+        </w:rPr>
+        <w:t xml:space="preserve">                                </w:t>
+      </w:r>
+      <w:r>
+        <w:rPr>
+          <w:rFonts w:hint="default" w:ascii="Times New Roman" w:hAnsi="Times New Roman" w:eastAsia="宋体" w:cs="Times New Roman"/>
+          <w:sz w:val="22"/>
+          <w:szCs w:val="22"/>
+          <w:lang w:val="en-US"/>
+        </w:rPr>
+        <w:t xml:space="preserve">     </w:t>
+      </w:r>
+      <w:r>
+        <w:rPr>
+          <w:rFonts w:ascii="Times New Roman" w:hAnsi="Times New Roman" w:eastAsia="宋体" w:cs="Times New Roman"/>
+          <w:sz w:val="22"/>
+          <w:szCs w:val="22"/>
+        </w:rPr>
+        <w:t xml:space="preserve"> </w:t>
+      </w:r>
+      <w:r>
+        <w:rPr>
+          <w:rFonts w:hint="default" w:ascii="Times New Roman" w:hAnsi="Times New Roman" w:eastAsia="宋体" w:cs="Times New Roman"/>
+          <w:sz w:val="22"/>
+          <w:szCs w:val="22"/>
+          <w:lang w:val="en-US"/>
+        </w:rPr>
+        <w:t xml:space="preserve"> </w:t>
+      </w:r>
+      <w:r>
+        <w:rPr>
+          <w:rFonts w:ascii="Times New Roman" w:hAnsi="Times New Roman" w:eastAsia="宋体" w:cs="Times New Roman"/>
+          <w:sz w:val="22"/>
+          <w:szCs w:val="22"/>
+        </w:rPr>
+        <w:t>09/2019</w:t>
+      </w:r>
+      <w:bookmarkStart w:id="0" w:name="OLE_LINK7"/>
     </w:p>
     <w:bookmarkEnd w:id="0"/>
     <w:p>
@@ -1109,6 +978,230 @@
           <w:sz w:val="24"/>
           <w:shd w:val="pct15" w:color="auto" w:fill="FFFFFF"/>
         </w:rPr>
+        <w:t>TECHNICAL SKILLS</w:t>
+      </w:r>
+    </w:p>
+    <w:p>
+      <w:pPr>
+        <w:rPr>
+          <w:rFonts w:hint="default" w:ascii="Times New Roman" w:hAnsi="Times New Roman" w:eastAsia="宋体" w:cs="Times New Roman"/>
+          <w:sz w:val="22"/>
+          <w:szCs w:val="22"/>
+          <w:lang w:val="en-US"/>
+        </w:rPr>
+      </w:pPr>
+      <w:r>
+        <w:rPr>
+          <w:rFonts w:hint="eastAsia" w:ascii="Times New Roman" w:hAnsi="Times New Roman" w:eastAsia="宋体" w:cs="Times New Roman"/>
+          <w:b/>
+          <w:bCs/>
+          <w:sz w:val="22"/>
+          <w:szCs w:val="22"/>
+        </w:rPr>
+        <w:t>Core Expertise</w:t>
+      </w:r>
+      <w:r>
+        <w:rPr>
+          <w:rFonts w:hint="default" w:ascii="Times New Roman" w:hAnsi="Times New Roman" w:eastAsia="宋体" w:cs="Times New Roman"/>
+          <w:b/>
+          <w:bCs/>
+          <w:sz w:val="22"/>
+          <w:szCs w:val="22"/>
+          <w:lang w:val="en-US"/>
+        </w:rPr>
+        <w:t xml:space="preserve">: </w:t>
+      </w:r>
+      <w:r>
+        <w:rPr>
+          <w:rFonts w:hint="default" w:ascii="Times New Roman" w:hAnsi="Times New Roman" w:eastAsia="宋体" w:cs="Times New Roman"/>
+          <w:sz w:val="22"/>
+          <w:szCs w:val="22"/>
+          <w:lang w:val="en-US"/>
+        </w:rPr>
+        <w:t>Algorithm Design, Graph Algorithms, Constraint Formalization, Scientific Software Engineering, Formal Verification, Optimization, Compiler &amp; DSL Design, AI-assisted Scientific Computing</w:t>
+      </w:r>
+    </w:p>
+    <w:p>
+      <w:pPr>
+        <w:rPr>
+          <w:rFonts w:ascii="Times New Roman" w:hAnsi="Times New Roman" w:cs="Times New Roman"/>
+          <w:b/>
+          <w:bCs/>
+        </w:rPr>
+      </w:pPr>
+      <w:r>
+        <w:rPr>
+          <w:rFonts w:ascii="Times New Roman" w:hAnsi="Times New Roman" w:eastAsia="宋体" w:cs="Times New Roman"/>
+          <w:b/>
+          <w:bCs/>
+          <w:sz w:val="22"/>
+          <w:szCs w:val="22"/>
+        </w:rPr>
+        <w:t xml:space="preserve">AI &amp; Data Science: </w:t>
+      </w:r>
+      <w:r>
+        <w:rPr>
+          <w:rFonts w:ascii="Times New Roman" w:hAnsi="Times New Roman" w:eastAsia="宋体" w:cs="Times New Roman"/>
+          <w:sz w:val="22"/>
+          <w:szCs w:val="22"/>
+        </w:rPr>
+        <w:t>Graph Algorithm Library (NetworkX),</w:t>
+      </w:r>
+      <w:r>
+        <w:rPr>
+          <w:rFonts w:ascii="Times New Roman" w:hAnsi="Times New Roman" w:cs="Times New Roman"/>
+        </w:rPr>
+        <w:t xml:space="preserve"> ML/AI/DS Library (</w:t>
+      </w:r>
+      <w:r>
+        <w:rPr>
+          <w:rFonts w:ascii="Times New Roman" w:hAnsi="Times New Roman" w:eastAsia="宋体" w:cs="Times New Roman"/>
+          <w:sz w:val="22"/>
+          <w:szCs w:val="22"/>
+        </w:rPr>
+        <w:t>PyTorch, TensorFlow, NumPy)</w:t>
+      </w:r>
+    </w:p>
+    <w:p>
+      <w:pPr>
+        <w:rPr>
+          <w:rFonts w:ascii="Times New Roman" w:hAnsi="Times New Roman" w:eastAsia="宋体" w:cs="Times New Roman"/>
+          <w:b/>
+          <w:bCs/>
+          <w:sz w:val="22"/>
+          <w:szCs w:val="22"/>
+        </w:rPr>
+      </w:pPr>
+      <w:r>
+        <w:rPr>
+          <w:rFonts w:ascii="Times New Roman" w:hAnsi="Times New Roman" w:eastAsia="宋体" w:cs="Times New Roman"/>
+          <w:b/>
+          <w:bCs/>
+          <w:sz w:val="22"/>
+          <w:szCs w:val="22"/>
+        </w:rPr>
+        <w:t>Systems &amp; Software:</w:t>
+      </w:r>
+      <w:r>
+        <w:rPr>
+          <w:rFonts w:ascii="Times New Roman" w:hAnsi="Times New Roman" w:eastAsia="宋体" w:cs="Times New Roman"/>
+          <w:sz w:val="22"/>
+          <w:szCs w:val="22"/>
+        </w:rPr>
+        <w:t xml:space="preserve"> Python, C/C++, Java, TypeScript, </w:t>
+      </w:r>
+      <w:r>
+        <w:rPr>
+          <w:rFonts w:ascii="Times New Roman" w:hAnsi="Times New Roman" w:eastAsia="宋体" w:cs="Times New Roman"/>
+          <w:sz w:val="22"/>
+          <w:szCs w:val="22"/>
+        </w:rPr>
+        <w:tab/>
+      </w:r>
+      <w:r>
+        <w:rPr>
+          <w:rFonts w:ascii="Times New Roman" w:hAnsi="Times New Roman" w:eastAsia="宋体" w:cs="Times New Roman"/>
+          <w:sz w:val="22"/>
+          <w:szCs w:val="22"/>
+        </w:rPr>
+        <w:t>HTML, Linux Shell, LaTeX</w:t>
+      </w:r>
+    </w:p>
+    <w:p>
+      <w:pPr>
+        <w:rPr>
+          <w:rFonts w:ascii="Times New Roman" w:hAnsi="Times New Roman" w:eastAsia="宋体" w:cs="Times New Roman"/>
+          <w:sz w:val="22"/>
+          <w:szCs w:val="22"/>
+        </w:rPr>
+      </w:pPr>
+      <w:r>
+        <w:rPr>
+          <w:rFonts w:ascii="Times New Roman" w:hAnsi="Times New Roman" w:eastAsia="宋体" w:cs="Times New Roman"/>
+          <w:b/>
+          <w:bCs/>
+          <w:sz w:val="22"/>
+          <w:szCs w:val="22"/>
+        </w:rPr>
+        <w:t xml:space="preserve">Biological &amp; Microfluidic </w:t>
+      </w:r>
+      <w:r>
+        <w:rPr>
+          <w:rFonts w:hint="eastAsia" w:ascii="Times New Roman" w:hAnsi="Times New Roman" w:eastAsia="宋体" w:cs="Times New Roman"/>
+          <w:b/>
+          <w:bCs/>
+          <w:sz w:val="22"/>
+          <w:szCs w:val="22"/>
+        </w:rPr>
+        <w:t>Skills</w:t>
+      </w:r>
+      <w:r>
+        <w:rPr>
+          <w:rFonts w:ascii="Times New Roman" w:hAnsi="Times New Roman" w:eastAsia="宋体" w:cs="Times New Roman"/>
+          <w:b/>
+          <w:bCs/>
+          <w:sz w:val="22"/>
+          <w:szCs w:val="22"/>
+        </w:rPr>
+        <w:t>:</w:t>
+      </w:r>
+      <w:r>
+        <w:rPr>
+          <w:rFonts w:ascii="Times New Roman" w:hAnsi="Times New Roman" w:eastAsia="宋体" w:cs="Times New Roman"/>
+          <w:sz w:val="22"/>
+          <w:szCs w:val="22"/>
+        </w:rPr>
+        <w:t xml:space="preserve"> CNC Milling, Laser Cutting, Benchmark Collection and Evaluation</w:t>
+      </w:r>
+    </w:p>
+    <w:p>
+      <w:pPr>
+        <w:spacing w:after="200"/>
+        <w:rPr>
+          <w:rFonts w:ascii="Times New Roman" w:hAnsi="Times New Roman" w:eastAsia="宋体" w:cs="Times New Roman"/>
+          <w:sz w:val="22"/>
+          <w:szCs w:val="22"/>
+        </w:rPr>
+      </w:pPr>
+      <w:r>
+        <w:rPr>
+          <w:rFonts w:ascii="Times New Roman" w:hAnsi="Times New Roman" w:eastAsia="宋体" w:cs="Times New Roman"/>
+          <w:b/>
+          <w:bCs/>
+          <w:sz w:val="22"/>
+          <w:szCs w:val="22"/>
+        </w:rPr>
+        <w:t>CAD Tools:</w:t>
+      </w:r>
+      <w:r>
+        <w:rPr>
+          <w:rFonts w:ascii="Times New Roman" w:hAnsi="Times New Roman" w:eastAsia="宋体" w:cs="Times New Roman"/>
+          <w:sz w:val="22"/>
+          <w:szCs w:val="22"/>
+        </w:rPr>
+        <w:t xml:space="preserve"> Fusion 360, Microfluidic Devices Manual Design</w:t>
+      </w:r>
+    </w:p>
+    <w:p>
+      <w:pPr>
+        <w:pBdr>
+          <w:bottom w:val="single" w:color="auto" w:sz="4" w:space="0"/>
+        </w:pBdr>
+        <w:spacing w:after="100"/>
+        <w:rPr>
+          <w:rFonts w:ascii="Times New Roman" w:hAnsi="Times New Roman" w:cs="Times New Roman"/>
+          <w:b/>
+          <w:sz w:val="24"/>
+          <w:shd w:val="pct15" w:color="auto" w:fill="FFFFFF"/>
+        </w:rPr>
+      </w:pPr>
+      <w:r>
+        <w:rPr>
+          <w:rFonts w:ascii="Times New Roman" w:hAnsi="Times New Roman" w:cs="Times New Roman"/>
+          <w:b/>
+          <w:sz w:val="24"/>
+          <w:shd w:val="pct15" w:color="auto" w:fill="FFFFFF"/>
+        </w:rPr>
         <w:t>RESEARCH EXPERIENCE</w:t>
       </w:r>
     </w:p>
@@ -1119,38 +1212,58 @@
         </w:tabs>
         <w:rPr>
           <w:rFonts w:ascii="Times New Roman" w:hAnsi="Times New Roman" w:eastAsia="宋体" w:cs="Times New Roman"/>
+          <w:sz w:val="22"/>
+          <w:szCs w:val="22"/>
+        </w:rPr>
+      </w:pPr>
+      <w:r>
+        <w:rPr>
+          <w:rFonts w:ascii="Times New Roman" w:hAnsi="Times New Roman" w:eastAsia="宋体" w:cs="Times New Roman"/>
+          <w:b/>
+          <w:bCs/>
+          <w:sz w:val="22"/>
+          <w:szCs w:val="22"/>
+        </w:rPr>
+        <w:t xml:space="preserve">Research Assistant </w:t>
+      </w:r>
+      <w:r>
+        <w:rPr>
+          <w:rFonts w:ascii="Times New Roman" w:hAnsi="Times New Roman" w:eastAsia="宋体" w:cs="Times New Roman"/>
+          <w:sz w:val="22"/>
+          <w:szCs w:val="22"/>
+        </w:rPr>
+        <w:t xml:space="preserve">| Boston University, CIDAR lab                                                           </w:t>
+      </w:r>
+      <w:r>
+        <w:rPr>
+          <w:rFonts w:hint="eastAsia" w:ascii="Times New Roman" w:hAnsi="Times New Roman" w:eastAsia="宋体" w:cs="Times New Roman"/>
+          <w:sz w:val="22"/>
+          <w:szCs w:val="22"/>
+          <w:lang w:val="en-US" w:eastAsia="zh-CN"/>
+        </w:rPr>
+        <w:t xml:space="preserve">    </w:t>
+      </w:r>
+      <w:r>
+        <w:rPr>
+          <w:rFonts w:ascii="Times New Roman" w:hAnsi="Times New Roman" w:eastAsia="宋体" w:cs="Times New Roman"/>
+          <w:sz w:val="22"/>
+          <w:szCs w:val="22"/>
+        </w:rPr>
+        <w:t>Boston, MA | 09/2020-Present</w:t>
+      </w:r>
+    </w:p>
+    <w:p>
+      <w:pPr>
+        <w:tabs>
+          <w:tab w:val="left" w:pos="170"/>
+        </w:tabs>
+        <w:rPr>
+          <w:rFonts w:ascii="Times New Roman" w:hAnsi="Times New Roman" w:eastAsia="宋体" w:cs="Times New Roman"/>
           <w:iCs/>
           <w:sz w:val="22"/>
           <w:szCs w:val="22"/>
         </w:rPr>
       </w:pPr>
-      <w:r>
-        <w:rPr>
-          <w:rFonts w:ascii="Times New Roman" w:hAnsi="Times New Roman" w:eastAsia="宋体" w:cs="Times New Roman"/>
-          <w:b/>
-          <w:bCs/>
-          <w:sz w:val="22"/>
-          <w:szCs w:val="22"/>
-        </w:rPr>
-        <w:t xml:space="preserve">Research Assistant </w:t>
-      </w:r>
-      <w:r>
-        <w:rPr>
-          <w:rFonts w:ascii="Times New Roman" w:hAnsi="Times New Roman" w:eastAsia="宋体" w:cs="Times New Roman"/>
-          <w:sz w:val="22"/>
-          <w:szCs w:val="22"/>
-        </w:rPr>
-        <w:t>| Boston University, CIDAR lab                                                           Boston, MA | 09/2020-Present</w:t>
-      </w:r>
-      <w:r>
-        <w:rPr>
-          <w:rFonts w:hint="default" w:ascii="Times New Roman" w:hAnsi="Times New Roman" w:eastAsia="宋体" w:cs="Times New Roman"/>
-          <w:sz w:val="22"/>
-          <w:szCs w:val="22"/>
-          <w:lang w:val="en-US"/>
-        </w:rPr>
-        <w:t xml:space="preserve"> </w:t>
-      </w:r>
       <w:r>
         <w:rPr>
           <w:rFonts w:ascii="Times New Roman" w:hAnsi="Times New Roman" w:eastAsia="宋体" w:cs="Times New Roman"/>
@@ -1183,7 +1296,7 @@
           <w:sz w:val="22"/>
           <w:szCs w:val="28"/>
         </w:rPr>
-        <w:t xml:space="preserve">Neptune -- Hierarchical Microfluidic Design Automation System </w:t>
+        <w:t xml:space="preserve">Neptune — Hierarchical Microfluidic Design Automation System </w:t>
       </w:r>
       <w:r>
         <w:rPr>
@@ -1202,69 +1315,69 @@
       <w:pPr>
         <w:pStyle w:val="11"/>
         <w:numPr>
-          <w:ilvl w:val="1"/>
-          <w:numId w:val="1"/>
+          <w:ilvl w:val="0"/>
+          <w:numId w:val="2"/>
         </w:numPr>
         <w:ind w:firstLineChars="0"/>
         <w:rPr>
-          <w:rFonts w:ascii="Times New Roman" w:hAnsi="Times New Roman" w:cs="Times New Roman"/>
-          <w:sz w:val="22"/>
-          <w:szCs w:val="28"/>
-        </w:rPr>
-      </w:pPr>
-      <w:r>
-        <w:rPr>
-          <w:rFonts w:ascii="Times New Roman" w:hAnsi="Times New Roman" w:cs="Times New Roman"/>
-          <w:sz w:val="22"/>
-          <w:szCs w:val="28"/>
-        </w:rPr>
-        <w:t>Developed a full-stack microfluidic design automation system enabling end-to-end synthesis from high-level behavioral specifications to physical layout generation.</w:t>
+          <w:rFonts w:hint="eastAsia" w:ascii="Times New Roman" w:hAnsi="Times New Roman" w:cs="Times New Roman"/>
+          <w:sz w:val="22"/>
+          <w:szCs w:val="28"/>
+        </w:rPr>
+      </w:pPr>
+      <w:r>
+        <w:rPr>
+          <w:rFonts w:hint="eastAsia" w:ascii="Times New Roman" w:hAnsi="Times New Roman" w:cs="Times New Roman"/>
+          <w:sz w:val="22"/>
+          <w:szCs w:val="28"/>
+        </w:rPr>
+        <w:t>Designed a domain-specific programming language (DSL) and compiler enabling AI-assisted biological design.</w:t>
       </w:r>
     </w:p>
     <w:p>
       <w:pPr>
         <w:pStyle w:val="11"/>
         <w:numPr>
-          <w:ilvl w:val="1"/>
-          <w:numId w:val="1"/>
+          <w:ilvl w:val="0"/>
+          <w:numId w:val="2"/>
         </w:numPr>
         <w:ind w:firstLineChars="0"/>
         <w:rPr>
-          <w:rFonts w:ascii="Times New Roman" w:hAnsi="Times New Roman" w:cs="Times New Roman"/>
-          <w:sz w:val="22"/>
-          <w:szCs w:val="28"/>
-        </w:rPr>
-      </w:pPr>
-      <w:r>
-        <w:rPr>
-          <w:rFonts w:ascii="Times New Roman" w:hAnsi="Times New Roman" w:cs="Times New Roman"/>
-          <w:sz w:val="22"/>
-          <w:szCs w:val="28"/>
-        </w:rPr>
-        <w:t>Developed a DSL and compiler that transform behavioral design inputs into structured connectivity graphs, which are further processed by external placement and routing algorithms; the DSL is currently supported by all five major mainstream large language models for assisted program synthesis.</w:t>
+          <w:rFonts w:hint="eastAsia" w:ascii="Times New Roman" w:hAnsi="Times New Roman" w:cs="Times New Roman"/>
+          <w:sz w:val="22"/>
+          <w:szCs w:val="28"/>
+        </w:rPr>
+      </w:pPr>
+      <w:r>
+        <w:rPr>
+          <w:rFonts w:hint="eastAsia" w:ascii="Times New Roman" w:hAnsi="Times New Roman" w:cs="Times New Roman"/>
+          <w:sz w:val="22"/>
+          <w:szCs w:val="28"/>
+        </w:rPr>
+        <w:t>Developed graph-based intermediate representations supporting automated optimization.</w:t>
       </w:r>
     </w:p>
     <w:p>
       <w:pPr>
         <w:pStyle w:val="11"/>
         <w:numPr>
-          <w:ilvl w:val="1"/>
-          <w:numId w:val="1"/>
+          <w:ilvl w:val="0"/>
+          <w:numId w:val="2"/>
         </w:numPr>
         <w:ind w:firstLineChars="0"/>
         <w:rPr>
-          <w:rFonts w:ascii="Times New Roman" w:hAnsi="Times New Roman" w:cs="Times New Roman"/>
-          <w:sz w:val="22"/>
-          <w:szCs w:val="28"/>
-        </w:rPr>
-      </w:pPr>
-      <w:r>
-        <w:rPr>
-          <w:rFonts w:ascii="Times New Roman" w:hAnsi="Times New Roman" w:cs="Times New Roman"/>
-          <w:sz w:val="22"/>
-          <w:szCs w:val="28"/>
-        </w:rPr>
-        <w:t xml:space="preserve">Built a web-based interface tightly integrated into the lab’s existing 3DuF design environment, enabling direct visualization, interactive editing, and manual refinement of synthesized microfluidic designs. </w:t>
+          <w:rFonts w:hint="eastAsia" w:ascii="Times New Roman" w:hAnsi="Times New Roman" w:cs="Times New Roman"/>
+          <w:sz w:val="22"/>
+          <w:szCs w:val="28"/>
+        </w:rPr>
+      </w:pPr>
+      <w:r>
+        <w:rPr>
+          <w:rFonts w:hint="eastAsia" w:ascii="Times New Roman" w:hAnsi="Times New Roman" w:cs="Times New Roman"/>
+          <w:sz w:val="22"/>
+          <w:szCs w:val="28"/>
+        </w:rPr>
+        <w:t xml:space="preserve">Built an extensible software infrastructure for end-to-end scientific design automation. </w:t>
       </w:r>
     </w:p>
     <w:p>
@@ -1289,7 +1402,7 @@
           <w:sz w:val="22"/>
           <w:szCs w:val="28"/>
         </w:rPr>
-        <w:t xml:space="preserve">Oriole -- Genetic Circuit Partitioning for Multicellular Computation </w:t>
+        <w:t xml:space="preserve">Oriole — Genetic Circuit Partitioning for Multicellular Computation </w:t>
       </w:r>
       <w:r>
         <w:rPr>
@@ -1328,11 +1441,11 @@
       </w:pPr>
       <w:r>
         <w:rPr>
-          <w:rFonts w:ascii="Times New Roman" w:hAnsi="Times New Roman" w:cs="Times New Roman"/>
-          <w:sz w:val="22"/>
-          <w:szCs w:val="28"/>
-        </w:rPr>
-        <w:t xml:space="preserve">Developed a sub-graph partitioning algorithm enabling implementation of complex computational functions (e.g., cryptographic hashing) in multicellular systems under biological and hardware constraints. </w:t>
+          <w:rFonts w:hint="eastAsia" w:ascii="Times New Roman" w:hAnsi="Times New Roman" w:cs="Times New Roman"/>
+          <w:sz w:val="22"/>
+          <w:szCs w:val="28"/>
+        </w:rPr>
+        <w:t>Developed a constraint-based graph partitioning algorithm for multicellular computation under biological and hardware constraints.</w:t>
       </w:r>
     </w:p>
     <w:p>
@@ -1351,11 +1464,11 @@
       </w:pPr>
       <w:r>
         <w:rPr>
-          <w:rFonts w:ascii="Times New Roman" w:hAnsi="Times New Roman" w:cs="Times New Roman"/>
-          <w:sz w:val="22"/>
-          <w:szCs w:val="28"/>
-        </w:rPr>
-        <w:t>Designed a constraint formalization layer that encodes biological and experimental constraints into computational representations, enabling automated design and optimization in genetic circuit synthesis.</w:t>
+          <w:rFonts w:hint="eastAsia" w:ascii="Times New Roman" w:hAnsi="Times New Roman" w:cs="Times New Roman"/>
+          <w:sz w:val="22"/>
+          <w:szCs w:val="28"/>
+        </w:rPr>
+        <w:t>Formalized biological and experimental constraints into computational representations, enabling automated genetic circuit synthesis and optimization.</w:t>
       </w:r>
     </w:p>
     <w:p>
@@ -1380,7 +1493,7 @@
           <w:sz w:val="22"/>
           <w:szCs w:val="28"/>
         </w:rPr>
-        <w:t xml:space="preserve">Vespa -- In-silico Logic-level </w:t>
+        <w:t xml:space="preserve">Vespa — In-silico Logic-level </w:t>
       </w:r>
       <w:r>
         <w:rPr>
@@ -1526,7 +1639,41 @@
           <w:sz w:val="22"/>
           <w:szCs w:val="28"/>
         </w:rPr>
-        <w:t>Constructed benchmark datasets and logic-level constraint representations for evaluating and optimizing microfluidic design automation methods.</w:t>
+        <w:t xml:space="preserve">Constructed benchmark datasets for </w:t>
+      </w:r>
+      <w:r>
+        <w:rPr>
+          <w:rFonts w:hint="eastAsia" w:ascii="Times New Roman" w:hAnsi="Times New Roman" w:cs="Times New Roman"/>
+          <w:sz w:val="22"/>
+          <w:szCs w:val="28"/>
+          <w:lang w:val="en-US" w:eastAsia="zh-CN"/>
+        </w:rPr>
+        <w:t xml:space="preserve">future standardized </w:t>
+      </w:r>
+      <w:r>
+        <w:rPr>
+          <w:rFonts w:ascii="Times New Roman" w:hAnsi="Times New Roman" w:cs="Times New Roman"/>
+          <w:sz w:val="22"/>
+          <w:szCs w:val="28"/>
+        </w:rPr>
+        <w:t>evaluat</w:t>
+      </w:r>
+      <w:r>
+        <w:rPr>
+          <w:rFonts w:hint="eastAsia" w:ascii="Times New Roman" w:hAnsi="Times New Roman" w:cs="Times New Roman"/>
+          <w:sz w:val="22"/>
+          <w:szCs w:val="28"/>
+          <w:lang w:val="en-US" w:eastAsia="zh-CN"/>
+        </w:rPr>
+        <w:t>ion</w:t>
+      </w:r>
+      <w:r>
+        <w:rPr>
+          <w:rFonts w:ascii="Times New Roman" w:hAnsi="Times New Roman" w:cs="Times New Roman"/>
+          <w:sz w:val="22"/>
+          <w:szCs w:val="28"/>
+        </w:rPr>
+        <w:t>.</w:t>
       </w:r>
     </w:p>
     <w:p>
@@ -1553,7 +1700,7 @@
           <w:sz w:val="22"/>
           <w:szCs w:val="28"/>
         </w:rPr>
-        <w:t xml:space="preserve">Other Works -- </w:t>
+        <w:t>Other Works</w:t>
       </w:r>
     </w:p>
     <w:p>
@@ -2315,74 +2462,76 @@
           <w:sz w:val="22"/>
           <w:szCs w:val="22"/>
         </w:rPr>
-        <w:t>EC504: Advanced Data Structures and Algorithms</w:t>
-      </w:r>
-      <w:r>
-        <w:rPr>
-          <w:rFonts w:ascii="Times New Roman" w:hAnsi="Times New Roman" w:cs="Times New Roman"/>
-          <w:sz w:val="22"/>
-          <w:szCs w:val="22"/>
-        </w:rPr>
-        <w:t>, Boston University</w:t>
-      </w:r>
-      <w:r>
-        <w:rPr>
-          <w:rFonts w:ascii="Times New Roman" w:hAnsi="Times New Roman" w:eastAsia="宋体" w:cs="Times New Roman"/>
-          <w:sz w:val="22"/>
-          <w:szCs w:val="22"/>
-        </w:rPr>
-        <w:t xml:space="preserve">    01-05/2022</w:t>
-      </w:r>
-      <w:r>
-        <w:rPr>
-          <w:rFonts w:hint="eastAsia" w:ascii="Times New Roman" w:hAnsi="Times New Roman" w:eastAsia="宋体" w:cs="Times New Roman"/>
-          <w:sz w:val="22"/>
-          <w:szCs w:val="22"/>
-        </w:rPr>
-        <w:t xml:space="preserve">, </w:t>
-      </w:r>
-      <w:r>
-        <w:rPr>
-          <w:rFonts w:ascii="Times New Roman" w:hAnsi="Times New Roman" w:eastAsia="宋体" w:cs="Times New Roman"/>
-          <w:sz w:val="22"/>
-          <w:szCs w:val="22"/>
-        </w:rPr>
-        <w:t>01-05/</w:t>
-      </w:r>
-      <w:r>
-        <w:rPr>
-          <w:rFonts w:hint="eastAsia" w:ascii="Times New Roman" w:hAnsi="Times New Roman" w:eastAsia="宋体" w:cs="Times New Roman"/>
-          <w:sz w:val="22"/>
-          <w:szCs w:val="22"/>
-        </w:rPr>
-        <w:t>2023</w:t>
-      </w:r>
-      <w:r>
-        <w:rPr>
-          <w:rFonts w:hint="default" w:ascii="Times New Roman" w:hAnsi="Times New Roman" w:eastAsia="宋体" w:cs="Times New Roman"/>
-          <w:sz w:val="22"/>
-          <w:szCs w:val="22"/>
-          <w:lang w:val="en-US"/>
-        </w:rPr>
-        <w:t xml:space="preserve"> </w:t>
-      </w:r>
-      <w:r>
-        <w:rPr>
-          <w:rFonts w:ascii="Times New Roman" w:hAnsi="Times New Roman" w:cs="Times New Roman"/>
-          <w:sz w:val="22"/>
-          <w:szCs w:val="22"/>
-        </w:rPr>
-        <w:t>Engineering Biology Research Consortium (E</w:t>
+        <w:t>EC504: Advanced Data Structures and Algo</w:t>
       </w:r>
       <w:bookmarkStart w:id="2" w:name="_GoBack"/>
       <w:bookmarkEnd w:id="2"/>
       <w:r>
         <w:rPr>
           <w:rFonts w:ascii="Times New Roman" w:hAnsi="Times New Roman" w:cs="Times New Roman"/>
-          <w:sz w:val="22"/>
-          <w:szCs w:val="22"/>
-        </w:rPr>
-        <w:t>BRC’23)                                                                                            06/2023</w:t>
+          <w:b/>
+          <w:bCs/>
+          <w:sz w:val="22"/>
+          <w:szCs w:val="22"/>
+        </w:rPr>
+        <w:t>rithms</w:t>
+      </w:r>
+      <w:r>
+        <w:rPr>
+          <w:rFonts w:ascii="Times New Roman" w:hAnsi="Times New Roman" w:cs="Times New Roman"/>
+          <w:sz w:val="22"/>
+          <w:szCs w:val="22"/>
+        </w:rPr>
+        <w:t>, Boston University</w:t>
+      </w:r>
+      <w:r>
+        <w:rPr>
+          <w:rFonts w:ascii="Times New Roman" w:hAnsi="Times New Roman" w:eastAsia="宋体" w:cs="Times New Roman"/>
+          <w:sz w:val="22"/>
+          <w:szCs w:val="22"/>
+        </w:rPr>
+        <w:t xml:space="preserve">    01-05/2022</w:t>
+      </w:r>
+      <w:r>
+        <w:rPr>
+          <w:rFonts w:hint="eastAsia" w:ascii="Times New Roman" w:hAnsi="Times New Roman" w:eastAsia="宋体" w:cs="Times New Roman"/>
+          <w:sz w:val="22"/>
+          <w:szCs w:val="22"/>
+        </w:rPr>
+        <w:t xml:space="preserve">, </w:t>
+      </w:r>
+      <w:r>
+        <w:rPr>
+          <w:rFonts w:ascii="Times New Roman" w:hAnsi="Times New Roman" w:eastAsia="宋体" w:cs="Times New Roman"/>
+          <w:sz w:val="22"/>
+          <w:szCs w:val="22"/>
+        </w:rPr>
+        <w:t>01-05/</w:t>
+      </w:r>
+      <w:r>
+        <w:rPr>
+          <w:rFonts w:hint="eastAsia" w:ascii="Times New Roman" w:hAnsi="Times New Roman" w:eastAsia="宋体" w:cs="Times New Roman"/>
+          <w:sz w:val="22"/>
+          <w:szCs w:val="22"/>
+        </w:rPr>
+        <w:t>2023</w:t>
+      </w:r>
+      <w:r>
+        <w:rPr>
+          <w:rFonts w:hint="default" w:ascii="Times New Roman" w:hAnsi="Times New Roman" w:eastAsia="宋体" w:cs="Times New Roman"/>
+          <w:sz w:val="22"/>
+          <w:szCs w:val="22"/>
+          <w:lang w:val="en-US"/>
+        </w:rPr>
+        <w:t xml:space="preserve"> </w:t>
+      </w:r>
+      <w:r>
+        <w:rPr>
+          <w:rFonts w:ascii="Times New Roman" w:hAnsi="Times New Roman" w:cs="Times New Roman"/>
+          <w:sz w:val="22"/>
+          <w:szCs w:val="22"/>
+        </w:rPr>
+        <w:t>Engineering Biology Research Consortium (EBRC’23)                                                                                            06/2023</w:t>
       </w:r>
       <w:r>
         <w:rPr>
@@ -3981,6 +4130,7 @@
     <w:name w:val="Footer Char"/>
     <w:basedOn w:val="5"/>
     <w:link w:val="2"/>
+    <w:qFormat/>
     <w:uiPriority w:val="99"/>
     <w:rPr>
       <w:kern w:val="2"/>

--- a/resume_zyrr.docx
+++ b/resume_zyrr.docx
@@ -174,7 +174,15 @@
           <w:sz w:val="22"/>
           <w:szCs w:val="22"/>
         </w:rPr>
-        <w:t xml:space="preserve"> AI-driven design automation for microfluidics and multicellular systems</w:t>
+        <w:t xml:space="preserve"> </w:t>
+      </w:r>
+      <w:r>
+        <w:rPr>
+          <w:rFonts w:hint="eastAsia" w:ascii="Times New Roman" w:hAnsi="Times New Roman" w:eastAsia="宋体" w:cs="Times New Roman"/>
+          <w:sz w:val="22"/>
+          <w:szCs w:val="22"/>
+        </w:rPr>
+        <w:t>Constraint-Driven Design Automation Frameworks for Microfluidics and Scalable Biological Networks</w:t>
       </w:r>
     </w:p>
     <w:p>
@@ -215,7 +223,23 @@
           <w:sz w:val="22"/>
           <w:szCs w:val="22"/>
         </w:rPr>
-        <w:t xml:space="preserve"> AI-enabled microfluidic CAD, formal verification, and multicellular biological system design.</w:t>
+        <w:t xml:space="preserve"> </w:t>
+      </w:r>
+      <w:r>
+        <w:rPr>
+          <w:rFonts w:hint="eastAsia" w:ascii="Times New Roman" w:hAnsi="Times New Roman" w:eastAsia="宋体" w:cs="Times New Roman"/>
+          <w:sz w:val="22"/>
+          <w:szCs w:val="22"/>
+        </w:rPr>
+        <w:t>AI-driven Design Automation, Graph Algorithms, and Software Infrastructure for Scientific Systems</w:t>
+      </w:r>
+      <w:r>
+        <w:rPr>
+          <w:rFonts w:ascii="Times New Roman" w:hAnsi="Times New Roman" w:eastAsia="宋体" w:cs="Times New Roman"/>
+          <w:sz w:val="22"/>
+          <w:szCs w:val="22"/>
+        </w:rPr>
+        <w:t>.</w:t>
       </w:r>
     </w:p>
     <w:p>
@@ -400,7 +424,52 @@
           <w:rFonts w:hint="eastAsia" w:ascii="Times New Roman" w:hAnsi="Times New Roman" w:cs="Times New Roman"/>
           <w:sz w:val="24"/>
         </w:rPr>
-        <w:t>Computer scientist developing algorithms, programming languages, and AI-driven software infrastructures for biological engineering. My research focuses on translating complex biological design problems into computational abstractions that enable optimization, automation, and scalable scientific discovery.</w:t>
+        <w:t xml:space="preserve">Ph.D. in Computer Engineering with expertise in machine learning, graph algorithms, optimization, and </w:t>
+      </w:r>
+      <w:r>
+        <w:rPr>
+          <w:rFonts w:hint="default" w:ascii="Times New Roman" w:hAnsi="Times New Roman" w:cs="Times New Roman"/>
+          <w:sz w:val="24"/>
+          <w:lang w:val="en-US"/>
+        </w:rPr>
+        <w:t>Machine Learning</w:t>
+      </w:r>
+      <w:r>
+        <w:rPr>
+          <w:rFonts w:hint="eastAsia" w:ascii="Times New Roman" w:hAnsi="Times New Roman" w:cs="Times New Roman"/>
+          <w:sz w:val="24"/>
+        </w:rPr>
+        <w:t xml:space="preserve"> systems. Experienced in developing scalable software infrastructures, intelligent design automation systems, and </w:t>
+      </w:r>
+      <w:r>
+        <w:rPr>
+          <w:rFonts w:hint="default" w:ascii="Times New Roman" w:hAnsi="Times New Roman" w:cs="Times New Roman"/>
+          <w:sz w:val="24"/>
+          <w:lang w:val="en-US"/>
+        </w:rPr>
+        <w:t>ML</w:t>
+      </w:r>
+      <w:r>
+        <w:rPr>
+          <w:rFonts w:hint="eastAsia" w:ascii="Times New Roman" w:hAnsi="Times New Roman" w:cs="Times New Roman"/>
+          <w:sz w:val="24"/>
+        </w:rPr>
+        <w:t xml:space="preserve">-powered applications. Strong background in Python, C++, algorithm design, and deploying </w:t>
+      </w:r>
+      <w:r>
+        <w:rPr>
+          <w:rFonts w:hint="default" w:ascii="Times New Roman" w:hAnsi="Times New Roman" w:cs="Times New Roman"/>
+          <w:sz w:val="24"/>
+          <w:lang w:val="en-US"/>
+        </w:rPr>
+        <w:t>ML</w:t>
+      </w:r>
+      <w:r>
+        <w:rPr>
+          <w:rFonts w:hint="eastAsia" w:ascii="Times New Roman" w:hAnsi="Times New Roman" w:cs="Times New Roman"/>
+          <w:sz w:val="24"/>
+        </w:rPr>
+        <w:t xml:space="preserve"> techniques to solve large-scale optimization problems.</w:t>
       </w:r>
       <w:r>
         <w:rPr>
@@ -1018,97 +1087,98 @@
           <w:szCs w:val="22"/>
           <w:lang w:val="en-US"/>
         </w:rPr>
-        <w:t>Algorithm Design, Graph Algorithms, Constraint Formalization, Scientific Software Engineering, Formal Verification, Optimization, Compiler &amp; DSL Design, AI-assisted Scientific Computing</w:t>
-      </w:r>
-    </w:p>
-    <w:p>
-      <w:pPr>
-        <w:rPr>
-          <w:rFonts w:ascii="Times New Roman" w:hAnsi="Times New Roman" w:cs="Times New Roman"/>
-          <w:b/>
-          <w:bCs/>
-        </w:rPr>
-      </w:pPr>
-      <w:r>
-        <w:rPr>
-          <w:rFonts w:ascii="Times New Roman" w:hAnsi="Times New Roman" w:eastAsia="宋体" w:cs="Times New Roman"/>
-          <w:b/>
-          <w:bCs/>
-          <w:sz w:val="22"/>
-          <w:szCs w:val="22"/>
-        </w:rPr>
-        <w:t xml:space="preserve">AI &amp; Data Science: </w:t>
-      </w:r>
-      <w:r>
-        <w:rPr>
-          <w:rFonts w:ascii="Times New Roman" w:hAnsi="Times New Roman" w:eastAsia="宋体" w:cs="Times New Roman"/>
-          <w:sz w:val="22"/>
-          <w:szCs w:val="22"/>
-        </w:rPr>
-        <w:t>Graph Algorithm Library (NetworkX),</w:t>
-      </w:r>
-      <w:r>
-        <w:rPr>
-          <w:rFonts w:ascii="Times New Roman" w:hAnsi="Times New Roman" w:cs="Times New Roman"/>
-        </w:rPr>
-        <w:t xml:space="preserve"> ML/AI/DS Library (</w:t>
-      </w:r>
-      <w:r>
-        <w:rPr>
-          <w:rFonts w:ascii="Times New Roman" w:hAnsi="Times New Roman" w:eastAsia="宋体" w:cs="Times New Roman"/>
-          <w:sz w:val="22"/>
-          <w:szCs w:val="22"/>
-        </w:rPr>
-        <w:t>PyTorch, TensorFlow, NumPy)</w:t>
-      </w:r>
-    </w:p>
-    <w:p>
-      <w:pPr>
-        <w:rPr>
-          <w:rFonts w:ascii="Times New Roman" w:hAnsi="Times New Roman" w:eastAsia="宋体" w:cs="Times New Roman"/>
-          <w:b/>
-          <w:bCs/>
-          <w:sz w:val="22"/>
-          <w:szCs w:val="22"/>
-        </w:rPr>
-      </w:pPr>
-      <w:r>
-        <w:rPr>
-          <w:rFonts w:ascii="Times New Roman" w:hAnsi="Times New Roman" w:eastAsia="宋体" w:cs="Times New Roman"/>
-          <w:b/>
-          <w:bCs/>
-          <w:sz w:val="22"/>
-          <w:szCs w:val="22"/>
-        </w:rPr>
-        <w:t>Systems &amp; Software:</w:t>
-      </w:r>
-      <w:r>
-        <w:rPr>
-          <w:rFonts w:ascii="Times New Roman" w:hAnsi="Times New Roman" w:eastAsia="宋体" w:cs="Times New Roman"/>
-          <w:sz w:val="22"/>
-          <w:szCs w:val="22"/>
-        </w:rPr>
-        <w:t xml:space="preserve"> Python, C/C++, Java, TypeScript, </w:t>
-      </w:r>
-      <w:r>
-        <w:rPr>
-          <w:rFonts w:ascii="Times New Roman" w:hAnsi="Times New Roman" w:eastAsia="宋体" w:cs="Times New Roman"/>
-          <w:sz w:val="22"/>
-          <w:szCs w:val="22"/>
-        </w:rPr>
-        <w:tab/>
-      </w:r>
-      <w:r>
-        <w:rPr>
-          <w:rFonts w:ascii="Times New Roman" w:hAnsi="Times New Roman" w:eastAsia="宋体" w:cs="Times New Roman"/>
-          <w:sz w:val="22"/>
-          <w:szCs w:val="22"/>
-        </w:rPr>
-        <w:t>HTML, Linux Shell, LaTeX</w:t>
-      </w:r>
-    </w:p>
-    <w:p>
-      <w:pPr>
+        <w:t>Algorithm Design, Machine Learning, Graph Algorithms, Search, Graph-based Optimization,  Dynamic Programming, Constraint Formalization, Scientific Software Engineering, Formal Verification, Compiler &amp; DSL Design, AI-assisted Scientific Computing, Prompt Engineering</w:t>
+      </w:r>
+    </w:p>
+    <w:p>
+      <w:pPr>
+        <w:rPr>
+          <w:rFonts w:hint="default" w:ascii="Times New Roman" w:hAnsi="Times New Roman" w:cs="Times New Roman"/>
+          <w:b/>
+          <w:bCs/>
+          <w:lang w:val="en-US"/>
+        </w:rPr>
+      </w:pPr>
+      <w:r>
+        <w:rPr>
+          <w:rFonts w:hint="default" w:ascii="Times New Roman" w:hAnsi="Times New Roman" w:eastAsia="宋体" w:cs="Times New Roman"/>
+          <w:b/>
+          <w:bCs/>
+          <w:sz w:val="22"/>
+          <w:szCs w:val="22"/>
+          <w:lang w:val="en-US"/>
+        </w:rPr>
+        <w:t>Machine Learning</w:t>
+      </w:r>
+      <w:r>
+        <w:rPr>
+          <w:rFonts w:ascii="Times New Roman" w:hAnsi="Times New Roman" w:eastAsia="宋体" w:cs="Times New Roman"/>
+          <w:b/>
+          <w:bCs/>
+          <w:sz w:val="22"/>
+          <w:szCs w:val="22"/>
+        </w:rPr>
+        <w:t xml:space="preserve">: </w:t>
+      </w:r>
+      <w:r>
+        <w:rPr>
+          <w:rFonts w:ascii="Times New Roman" w:hAnsi="Times New Roman" w:eastAsia="宋体" w:cs="Times New Roman"/>
+          <w:sz w:val="22"/>
+          <w:szCs w:val="22"/>
+        </w:rPr>
+        <w:t>PyTorch, TensorFlow, NumPy</w:t>
+      </w:r>
+      <w:r>
+        <w:rPr>
+          <w:rFonts w:hint="default" w:ascii="Times New Roman" w:hAnsi="Times New Roman" w:eastAsia="宋体" w:cs="Times New Roman"/>
+          <w:sz w:val="22"/>
+          <w:szCs w:val="22"/>
+          <w:lang w:val="en-US"/>
+        </w:rPr>
+        <w:t>, Scikit-learn</w:t>
+      </w:r>
+    </w:p>
+    <w:p>
+      <w:pPr>
+        <w:rPr>
+          <w:rFonts w:ascii="Times New Roman" w:hAnsi="Times New Roman" w:eastAsia="宋体" w:cs="Times New Roman"/>
+          <w:sz w:val="22"/>
+          <w:szCs w:val="22"/>
+        </w:rPr>
+      </w:pPr>
+      <w:r>
+        <w:rPr>
+          <w:rFonts w:hint="default" w:ascii="Times New Roman" w:hAnsi="Times New Roman" w:eastAsia="宋体" w:cs="Times New Roman"/>
+          <w:b/>
+          <w:bCs/>
+          <w:sz w:val="22"/>
+          <w:szCs w:val="22"/>
+          <w:lang w:val="en-US"/>
+        </w:rPr>
+        <w:t>Programming</w:t>
+      </w:r>
+      <w:r>
+        <w:rPr>
+          <w:rFonts w:ascii="Times New Roman" w:hAnsi="Times New Roman" w:eastAsia="宋体" w:cs="Times New Roman"/>
+          <w:b/>
+          <w:bCs/>
+          <w:sz w:val="22"/>
+          <w:szCs w:val="22"/>
+        </w:rPr>
+        <w:t>:</w:t>
+      </w:r>
+      <w:r>
+        <w:rPr>
+          <w:rFonts w:ascii="Times New Roman" w:hAnsi="Times New Roman" w:eastAsia="宋体" w:cs="Times New Roman"/>
+          <w:sz w:val="22"/>
+          <w:szCs w:val="22"/>
+        </w:rPr>
+        <w:t xml:space="preserve"> Python, C/C++, Java, TypeScript, HTML, Linux Shell, LaTeX</w:t>
+      </w:r>
+    </w:p>
+    <w:p>
+      <w:pPr>
+        <w:spacing w:after="200"/>
         <w:rPr>
           <w:rFonts w:ascii="Times New Roman" w:hAnsi="Times New Roman" w:eastAsia="宋体" w:cs="Times New Roman"/>
           <w:sz w:val="22"/>
@@ -1151,35 +1221,7 @@
           <w:sz w:val="22"/>
           <w:szCs w:val="22"/>
         </w:rPr>
-        <w:t xml:space="preserve"> CNC Milling, Laser Cutting, Benchmark Collection and Evaluation</w:t>
-      </w:r>
-    </w:p>
-    <w:p>
-      <w:pPr>
-        <w:spacing w:after="200"/>
-        <w:rPr>
-          <w:rFonts w:ascii="Times New Roman" w:hAnsi="Times New Roman" w:eastAsia="宋体" w:cs="Times New Roman"/>
-          <w:sz w:val="22"/>
-          <w:szCs w:val="22"/>
-        </w:rPr>
-      </w:pPr>
-      <w:r>
-        <w:rPr>
-          <w:rFonts w:ascii="Times New Roman" w:hAnsi="Times New Roman" w:eastAsia="宋体" w:cs="Times New Roman"/>
-          <w:b/>
-          <w:bCs/>
-          <w:sz w:val="22"/>
-          <w:szCs w:val="22"/>
-        </w:rPr>
-        <w:t>CAD Tools:</w:t>
-      </w:r>
-      <w:r>
-        <w:rPr>
-          <w:rFonts w:ascii="Times New Roman" w:hAnsi="Times New Roman" w:eastAsia="宋体" w:cs="Times New Roman"/>
-          <w:sz w:val="22"/>
-          <w:szCs w:val="22"/>
-        </w:rPr>
-        <w:t xml:space="preserve"> Fusion 360, Microfluidic Devices Manual Design</w:t>
+        <w:t xml:space="preserve"> CNC Milling, Laser Cutting, Fusion 360, Microfluidic Devices Manual Design</w:t>
       </w:r>
     </w:p>
     <w:p>
@@ -1296,7 +1338,27 @@
           <w:sz w:val="22"/>
           <w:szCs w:val="28"/>
         </w:rPr>
-        <w:t xml:space="preserve">Neptune — Hierarchical Microfluidic Design Automation System </w:t>
+        <w:t xml:space="preserve">Neptune — </w:t>
+      </w:r>
+      <w:r>
+        <w:rPr>
+          <w:rFonts w:hint="eastAsia" w:ascii="Times New Roman" w:hAnsi="Times New Roman" w:cs="Times New Roman"/>
+          <w:b/>
+          <w:bCs/>
+          <w:sz w:val="22"/>
+          <w:szCs w:val="28"/>
+        </w:rPr>
+        <w:t>AI-powered</w:t>
+      </w:r>
+      <w:r>
+        <w:rPr>
+          <w:rFonts w:ascii="Times New Roman" w:hAnsi="Times New Roman" w:cs="Times New Roman"/>
+          <w:b/>
+          <w:bCs/>
+          <w:sz w:val="22"/>
+          <w:szCs w:val="28"/>
+        </w:rPr>
+        <w:t xml:space="preserve"> Microfluidic Design Automation System </w:t>
       </w:r>
       <w:r>
         <w:rPr>
@@ -1331,7 +1393,7 @@
           <w:sz w:val="22"/>
           <w:szCs w:val="28"/>
         </w:rPr>
-        <w:t>Designed a domain-specific programming language (DSL) and compiler enabling AI-assisted biological design.</w:t>
+        <w:t>Developed a scalable software infrastructure for automated design workflows.</w:t>
       </w:r>
     </w:p>
     <w:p>
@@ -1354,7 +1416,7 @@
           <w:sz w:val="22"/>
           <w:szCs w:val="28"/>
         </w:rPr>
-        <w:t>Developed graph-based intermediate representations supporting automated optimization.</w:t>
+        <w:t>Designed compiler pipelines and graph-based intermediate representations.</w:t>
       </w:r>
     </w:p>
     <w:p>
@@ -1377,7 +1439,30 @@
           <w:sz w:val="22"/>
           <w:szCs w:val="28"/>
         </w:rPr>
-        <w:t xml:space="preserve">Built an extensible software infrastructure for end-to-end scientific design automation. </w:t>
+        <w:t>Implemented optimization frameworks supporting large-scale workflow automation.</w:t>
+      </w:r>
+    </w:p>
+    <w:p>
+      <w:pPr>
+        <w:pStyle w:val="11"/>
+        <w:numPr>
+          <w:ilvl w:val="0"/>
+          <w:numId w:val="2"/>
+        </w:numPr>
+        <w:ind w:firstLineChars="0"/>
+        <w:rPr>
+          <w:rFonts w:hint="eastAsia" w:ascii="Times New Roman" w:hAnsi="Times New Roman" w:cs="Times New Roman"/>
+          <w:sz w:val="22"/>
+          <w:szCs w:val="28"/>
+        </w:rPr>
+      </w:pPr>
+      <w:r>
+        <w:rPr>
+          <w:rFonts w:hint="eastAsia" w:ascii="Times New Roman" w:hAnsi="Times New Roman" w:cs="Times New Roman"/>
+          <w:sz w:val="22"/>
+          <w:szCs w:val="28"/>
+        </w:rPr>
+        <w:t xml:space="preserve">Built modular software architecture supporting future extensibility. </w:t>
       </w:r>
     </w:p>
     <w:p>
@@ -1402,7 +1487,38 @@
           <w:sz w:val="22"/>
           <w:szCs w:val="28"/>
         </w:rPr>
-        <w:t xml:space="preserve">Oriole — Genetic Circuit Partitioning for Multicellular Computation </w:t>
+        <w:t xml:space="preserve">Oriole — </w:t>
+      </w:r>
+      <w:r>
+        <w:rPr>
+          <w:rFonts w:hint="eastAsia" w:ascii="Times New Roman" w:hAnsi="Times New Roman" w:cs="Times New Roman"/>
+          <w:b/>
+          <w:bCs/>
+          <w:sz w:val="22"/>
+          <w:szCs w:val="28"/>
+        </w:rPr>
+        <w:t>Graph Optimization Framework</w:t>
+      </w:r>
+      <w:r>
+        <w:rPr>
+          <w:rFonts w:ascii="Times New Roman" w:hAnsi="Times New Roman" w:cs="Times New Roman"/>
+          <w:b/>
+          <w:bCs/>
+          <w:sz w:val="22"/>
+          <w:szCs w:val="28"/>
+        </w:rPr>
+        <w:t xml:space="preserve"> </w:t>
+      </w:r>
+      <w:r>
+        <w:rPr>
+          <w:rFonts w:hint="default" w:ascii="Times New Roman" w:hAnsi="Times New Roman" w:cs="Times New Roman"/>
+          <w:b/>
+          <w:bCs/>
+          <w:sz w:val="22"/>
+          <w:szCs w:val="28"/>
+          <w:lang w:val="en-US"/>
+        </w:rPr>
+        <w:t xml:space="preserve">for Large-scale Biological Computation </w:t>
       </w:r>
       <w:r>
         <w:rPr>
@@ -1434,18 +1550,18 @@
         </w:numPr>
         <w:ind w:firstLineChars="0"/>
         <w:rPr>
-          <w:rFonts w:ascii="Times New Roman" w:hAnsi="Times New Roman" w:cs="Times New Roman"/>
-          <w:sz w:val="22"/>
-          <w:szCs w:val="28"/>
-        </w:rPr>
-      </w:pPr>
-      <w:r>
-        <w:rPr>
           <w:rFonts w:hint="eastAsia" w:ascii="Times New Roman" w:hAnsi="Times New Roman" w:cs="Times New Roman"/>
           <w:sz w:val="22"/>
           <w:szCs w:val="28"/>
         </w:rPr>
-        <w:t>Developed a constraint-based graph partitioning algorithm for multicellular computation under biological and hardware constraints.</w:t>
+      </w:pPr>
+      <w:r>
+        <w:rPr>
+          <w:rFonts w:hint="eastAsia" w:ascii="Times New Roman" w:hAnsi="Times New Roman" w:cs="Times New Roman"/>
+          <w:sz w:val="22"/>
+          <w:szCs w:val="28"/>
+        </w:rPr>
+        <w:t>Designed scalable graph optimization framework.</w:t>
       </w:r>
     </w:p>
     <w:p>
@@ -1457,18 +1573,41 @@
         </w:numPr>
         <w:ind w:firstLineChars="0"/>
         <w:rPr>
-          <w:rFonts w:ascii="Times New Roman" w:hAnsi="Times New Roman" w:cs="Times New Roman"/>
-          <w:sz w:val="22"/>
-          <w:szCs w:val="28"/>
-        </w:rPr>
-      </w:pPr>
-      <w:r>
-        <w:rPr>
           <w:rFonts w:hint="eastAsia" w:ascii="Times New Roman" w:hAnsi="Times New Roman" w:cs="Times New Roman"/>
           <w:sz w:val="22"/>
           <w:szCs w:val="28"/>
         </w:rPr>
-        <w:t>Formalized biological and experimental constraints into computational representations, enabling automated genetic circuit synthesis and optimization.</w:t>
+      </w:pPr>
+      <w:r>
+        <w:rPr>
+          <w:rFonts w:hint="eastAsia" w:ascii="Times New Roman" w:hAnsi="Times New Roman" w:cs="Times New Roman"/>
+          <w:sz w:val="22"/>
+          <w:szCs w:val="28"/>
+        </w:rPr>
+        <w:t>Implemented efficient graph partitioning algorithms.</w:t>
+      </w:r>
+    </w:p>
+    <w:p>
+      <w:pPr>
+        <w:pStyle w:val="11"/>
+        <w:numPr>
+          <w:ilvl w:val="0"/>
+          <w:numId w:val="2"/>
+        </w:numPr>
+        <w:ind w:firstLineChars="0"/>
+        <w:rPr>
+          <w:rFonts w:ascii="Times New Roman" w:hAnsi="Times New Roman" w:cs="Times New Roman"/>
+          <w:sz w:val="22"/>
+          <w:szCs w:val="28"/>
+        </w:rPr>
+      </w:pPr>
+      <w:r>
+        <w:rPr>
+          <w:rFonts w:hint="eastAsia" w:ascii="Times New Roman" w:hAnsi="Times New Roman" w:cs="Times New Roman"/>
+          <w:sz w:val="22"/>
+          <w:szCs w:val="28"/>
+        </w:rPr>
+        <w:t>Built reusable optimization library.</w:t>
       </w:r>
     </w:p>
     <w:p>
@@ -1493,7 +1632,7 @@
           <w:sz w:val="22"/>
           <w:szCs w:val="28"/>
         </w:rPr>
-        <w:t xml:space="preserve">Vespa — In-silico Logic-level </w:t>
+        <w:t xml:space="preserve">Vespa — </w:t>
       </w:r>
       <w:r>
         <w:rPr>
@@ -1503,17 +1642,17 @@
           <w:sz w:val="22"/>
           <w:szCs w:val="28"/>
         </w:rPr>
-        <w:t>C</w:t>
-      </w:r>
-      <w:r>
-        <w:rPr>
-          <w:rFonts w:ascii="Times New Roman" w:hAnsi="Times New Roman" w:cs="Times New Roman"/>
-          <w:b/>
-          <w:bCs/>
-          <w:sz w:val="22"/>
-          <w:szCs w:val="28"/>
-        </w:rPr>
-        <w:t xml:space="preserve">onstraint-based </w:t>
+        <w:t>L</w:t>
+      </w:r>
+      <w:r>
+        <w:rPr>
+          <w:rFonts w:ascii="Times New Roman" w:hAnsi="Times New Roman" w:cs="Times New Roman"/>
+          <w:b/>
+          <w:bCs/>
+          <w:sz w:val="22"/>
+          <w:szCs w:val="28"/>
+        </w:rPr>
+        <w:t xml:space="preserve">arge-scale </w:t>
       </w:r>
       <w:r>
         <w:rPr>
@@ -1523,37 +1662,18 @@
           <w:sz w:val="22"/>
           <w:szCs w:val="28"/>
         </w:rPr>
-        <w:t>V</w:t>
-      </w:r>
-      <w:r>
-        <w:rPr>
-          <w:rFonts w:ascii="Times New Roman" w:hAnsi="Times New Roman" w:cs="Times New Roman"/>
-          <w:b/>
-          <w:bCs/>
-          <w:sz w:val="22"/>
-          <w:szCs w:val="28"/>
-        </w:rPr>
-        <w:t xml:space="preserve">alidation for </w:t>
-      </w:r>
-      <w:r>
-        <w:rPr>
-          <w:rFonts w:hint="eastAsia" w:ascii="Times New Roman" w:hAnsi="Times New Roman" w:cs="Times New Roman"/>
-          <w:b/>
-          <w:bCs/>
-          <w:sz w:val="22"/>
-          <w:szCs w:val="28"/>
-        </w:rPr>
-        <w:t>L</w:t>
-      </w:r>
-      <w:r>
-        <w:rPr>
-          <w:rFonts w:ascii="Times New Roman" w:hAnsi="Times New Roman" w:cs="Times New Roman"/>
-          <w:b/>
-          <w:bCs/>
-          <w:sz w:val="22"/>
-          <w:szCs w:val="28"/>
-        </w:rPr>
-        <w:t xml:space="preserve">arge-scale </w:t>
+        <w:t xml:space="preserve">Automated Verification </w:t>
+      </w:r>
+      <w:r>
+        <w:rPr>
+          <w:rFonts w:hint="default" w:ascii="Times New Roman" w:hAnsi="Times New Roman" w:cs="Times New Roman"/>
+          <w:b/>
+          <w:bCs/>
+          <w:sz w:val="22"/>
+          <w:szCs w:val="28"/>
+          <w:lang w:val="en-US"/>
+        </w:rPr>
+        <w:t xml:space="preserve">for </w:t>
       </w:r>
       <w:r>
         <w:rPr>
@@ -1610,13 +1730,15 @@
           <w:szCs w:val="28"/>
         </w:rPr>
       </w:pPr>
-      <w:r>
-        <w:rPr>
-          <w:rFonts w:ascii="Times New Roman" w:hAnsi="Times New Roman" w:cs="Times New Roman"/>
-          <w:sz w:val="22"/>
-          <w:szCs w:val="28"/>
-        </w:rPr>
-        <w:t xml:space="preserve">Developed an automated in-silico validation system for microfluidic workflows, enabling simulation-based verification and reliability testing prior to wet-lab execution. </w:t>
+      <w:bookmarkStart w:id="2" w:name="_GoBack"/>
+      <w:bookmarkEnd w:id="2"/>
+      <w:r>
+        <w:rPr>
+          <w:rFonts w:hint="eastAsia" w:ascii="Times New Roman" w:hAnsi="Times New Roman" w:cs="Times New Roman"/>
+          <w:sz w:val="22"/>
+          <w:szCs w:val="28"/>
+        </w:rPr>
+        <w:t>Developed an automated software verification framework.</w:t>
       </w:r>
     </w:p>
     <w:p>
@@ -1635,45 +1757,51 @@
       </w:pPr>
       <w:r>
         <w:rPr>
-          <w:rFonts w:ascii="Times New Roman" w:hAnsi="Times New Roman" w:cs="Times New Roman"/>
-          <w:sz w:val="22"/>
-          <w:szCs w:val="28"/>
-        </w:rPr>
-        <w:t xml:space="preserve">Constructed benchmark datasets for </w:t>
-      </w:r>
-      <w:r>
-        <w:rPr>
           <w:rFonts w:hint="eastAsia" w:ascii="Times New Roman" w:hAnsi="Times New Roman" w:cs="Times New Roman"/>
           <w:sz w:val="22"/>
           <w:szCs w:val="28"/>
-          <w:lang w:val="en-US" w:eastAsia="zh-CN"/>
-        </w:rPr>
-        <w:t xml:space="preserve">future standardized </w:t>
-      </w:r>
-      <w:r>
-        <w:rPr>
-          <w:rFonts w:ascii="Times New Roman" w:hAnsi="Times New Roman" w:cs="Times New Roman"/>
-          <w:sz w:val="22"/>
-          <w:szCs w:val="28"/>
-        </w:rPr>
-        <w:t>evaluat</w:t>
-      </w:r>
+        </w:rPr>
+        <w:t>Built scalable benchmark datasets</w:t>
+      </w:r>
+      <w:r>
+        <w:rPr>
+          <w:rFonts w:hint="default" w:ascii="Times New Roman" w:hAnsi="Times New Roman" w:cs="Times New Roman"/>
+          <w:sz w:val="22"/>
+          <w:szCs w:val="28"/>
+          <w:lang w:val="en-US"/>
+        </w:rPr>
+        <w:t xml:space="preserve"> with standard evaluation metrics</w:t>
+      </w:r>
+      <w:r>
+        <w:rPr>
+          <w:rFonts w:ascii="Times New Roman" w:hAnsi="Times New Roman" w:cs="Times New Roman"/>
+          <w:sz w:val="22"/>
+          <w:szCs w:val="28"/>
+        </w:rPr>
+        <w:t xml:space="preserve">. </w:t>
+      </w:r>
+    </w:p>
+    <w:p>
+      <w:pPr>
+        <w:pStyle w:val="11"/>
+        <w:numPr>
+          <w:ilvl w:val="0"/>
+          <w:numId w:val="3"/>
+        </w:numPr>
+        <w:ind w:firstLineChars="0"/>
+        <w:rPr>
+          <w:rFonts w:ascii="Times New Roman" w:hAnsi="Times New Roman" w:cs="Times New Roman"/>
+          <w:sz w:val="22"/>
+          <w:szCs w:val="28"/>
+        </w:rPr>
+      </w:pPr>
       <w:r>
         <w:rPr>
           <w:rFonts w:hint="eastAsia" w:ascii="Times New Roman" w:hAnsi="Times New Roman" w:cs="Times New Roman"/>
           <w:sz w:val="22"/>
           <w:szCs w:val="28"/>
-          <w:lang w:val="en-US" w:eastAsia="zh-CN"/>
-        </w:rPr>
-        <w:t>ion</w:t>
-      </w:r>
-      <w:r>
-        <w:rPr>
-          <w:rFonts w:ascii="Times New Roman" w:hAnsi="Times New Roman" w:cs="Times New Roman"/>
-          <w:sz w:val="22"/>
-          <w:szCs w:val="28"/>
-        </w:rPr>
-        <w:t>.</w:t>
+        </w:rPr>
+        <w:t>Designed graph-based simulation pipelines.</w:t>
       </w:r>
     </w:p>
     <w:p>
@@ -1743,11 +1871,37 @@
       </w:pPr>
       <w:r>
         <w:rPr>
-          <w:rFonts w:ascii="Times New Roman" w:hAnsi="Times New Roman" w:cs="Times New Roman"/>
-          <w:sz w:val="22"/>
-          <w:szCs w:val="28"/>
-        </w:rPr>
-        <w:t>Built a natural language interface using large language models (Claude, GPT, Gemini, Qwen, DeepSeek) enabling users to interact with microfluidic design workflows without programming.</w:t>
+          <w:rFonts w:hint="eastAsia" w:ascii="Times New Roman" w:hAnsi="Times New Roman" w:cs="Times New Roman"/>
+          <w:sz w:val="22"/>
+          <w:szCs w:val="28"/>
+        </w:rPr>
+        <w:t>Integrated GPT-4, Claude, Gemini, DeepSeek, and Qwen into an intelligent</w:t>
+      </w:r>
+      <w:r>
+        <w:rPr>
+          <w:rFonts w:hint="default" w:ascii="Times New Roman" w:hAnsi="Times New Roman" w:cs="Times New Roman"/>
+          <w:sz w:val="22"/>
+          <w:szCs w:val="28"/>
+          <w:lang w:val="en-US"/>
+        </w:rPr>
+        <w:t xml:space="preserve"> microfluidic</w:t>
+      </w:r>
+      <w:r>
+        <w:rPr>
+          <w:rFonts w:hint="eastAsia" w:ascii="Times New Roman" w:hAnsi="Times New Roman" w:cs="Times New Roman"/>
+          <w:sz w:val="22"/>
+          <w:szCs w:val="28"/>
+        </w:rPr>
+        <w:t xml:space="preserve"> design workflow.</w:t>
+      </w:r>
+      <w:r>
+        <w:rPr>
+          <w:rFonts w:hint="default" w:ascii="Times New Roman" w:hAnsi="Times New Roman" w:cs="Times New Roman"/>
+          <w:sz w:val="22"/>
+          <w:szCs w:val="28"/>
+          <w:lang w:val="en-US"/>
+        </w:rPr>
+        <w:t xml:space="preserve"> Developed prompt engineering strategies for automated code generation. Built natural language interfaces enabling automated reasoning.</w:t>
       </w:r>
     </w:p>
     <w:p>
@@ -2462,19 +2616,7 @@
           <w:sz w:val="22"/>
           <w:szCs w:val="22"/>
         </w:rPr>
-        <w:t>EC504: Advanced Data Structures and Algo</w:t>
-      </w:r>
-      <w:bookmarkStart w:id="2" w:name="_GoBack"/>
-      <w:bookmarkEnd w:id="2"/>
-      <w:r>
-        <w:rPr>
-          <w:rFonts w:ascii="Times New Roman" w:hAnsi="Times New Roman" w:cs="Times New Roman"/>
-          <w:b/>
-          <w:bCs/>
-          <w:sz w:val="22"/>
-          <w:szCs w:val="22"/>
-        </w:rPr>
-        <w:t>rithms</w:t>
+        <w:t>EC504: Advanced Data Structures and Algorithms</w:t>
       </w:r>
       <w:r>
         <w:rPr>
@@ -3751,7 +3893,7 @@
   <w:docDefaults>
     <w:rPrDefault>
       <w:rPr>
-        <w:rFonts w:asciiTheme="minorHAnsi" w:hAnsiTheme="minorHAnsi" w:eastAsiaTheme="minorEastAsia" w:cstheme="minorBidi"/>
+        <w:rFonts w:ascii="Times New Roman" w:hAnsi="Times New Roman" w:eastAsia="宋体" w:cs="Times New Roman"/>
       </w:rPr>
     </w:rPrDefault>
     <w:pPrDefault/>
